--- a/ADG/10장/10장_ActiveDataGuard_FarSync와Cascading.docx
+++ b/ADG/10장/10장_ActiveDataGuard_FarSync와Cascading.docx
@@ -16,7 +16,29 @@
           <w:rFonts w:ascii="맑은 고딕" w:hAnsi="맑은 고딕" w:eastAsia="맑은 고딕"/>
           <w:sz w:val="21"/>
         </w:rPr>
-        <w:t>2장에서 보호 모드를 다루며 한 가지를 미뤄 두었다. `MAXIMUM AVAILABILITY`는 동기 전송이므로 커밋할 때마다 Standby의 응답을 기다린다. 두 노드가 같은 건물에 있으면 그 대기가 밀리초 단위지만, 수백 킬로미터 떨어져 있으면 왕복 지연이 그대로 커밋 시간에 더해진다. **재해 복구를 위해 멀리 두고 싶은데, 멀리 두면 동기 전송을 쓸 수 없다.**</w:t>
+        <w:t xml:space="preserve">2장에서 보호 모드를 다루며 한 가지를 미뤄 두었다. </w:t>
+      </w:r>
+      <w:r>
+        <w:rPr>
+          <w:rFonts w:ascii="Consolas" w:hAnsi="Consolas" w:eastAsia="맑은 고딕"/>
+          <w:sz w:val="21"/>
+        </w:rPr>
+        <w:t xml:space="preserve">MAXIMUM AVAILABILITY</w:t>
+      </w:r>
+      <w:r>
+        <w:rPr>
+          <w:rFonts w:ascii="맑은 고딕" w:hAnsi="맑은 고딕" w:eastAsia="맑은 고딕"/>
+          <w:sz w:val="21"/>
+        </w:rPr>
+        <w:t xml:space="preserve">는 동기 전송이므로 커밋할 때마다 Standby의 응답을 기다린다. 두 노드가 같은 건물에 있으면 그 대기가 밀리초 단위지만, 수백 킬로미터 떨어져 있으면 왕복 지연이 그대로 커밋 시간에 더해진다. </w:t>
+      </w:r>
+      <w:r>
+        <w:rPr>
+          <w:rFonts w:ascii="맑은 고딕" w:hAnsi="맑은 고딕" w:eastAsia="맑은 고딕"/>
+          <w:b/>
+          <w:sz w:val="21"/>
+        </w:rPr>
+        <w:t xml:space="preserve">재해 복구를 위해 멀리 두고 싶은데, 멀리 두면 동기 전송을 쓸 수 없다.</w:t>
       </w:r>
     </w:p>
     <w:p>
@@ -25,7 +47,37 @@
           <w:rFonts w:ascii="맑은 고딕" w:hAnsi="맑은 고딕" w:eastAsia="맑은 고딕"/>
           <w:sz w:val="21"/>
         </w:rPr>
-        <w:t>이 모순을 푸는 것이 **Far Sync**다. Primary 가까이에 **데이터 파일이 없는 가벼운 인스턴스**를 하나 두고, Primary는 그것과만 동기로 대화한다. 멀리 있는 Standby로는 Far Sync가 비동기로 전달한다. 커밋 대기는 가까운 거리만큼만 들고, 데이터 손실 위험은 Far Sync가 받아 둔 지점까지 줄어든다.</w:t>
+        <w:t xml:space="preserve">이 모순을 푸는 것이 </w:t>
+      </w:r>
+      <w:r>
+        <w:rPr>
+          <w:rFonts w:ascii="맑은 고딕" w:hAnsi="맑은 고딕" w:eastAsia="맑은 고딕"/>
+          <w:b/>
+          <w:sz w:val="21"/>
+        </w:rPr>
+        <w:t xml:space="preserve">Far Sync</w:t>
+      </w:r>
+      <w:r>
+        <w:rPr>
+          <w:rFonts w:ascii="맑은 고딕" w:hAnsi="맑은 고딕" w:eastAsia="맑은 고딕"/>
+          <w:sz w:val="21"/>
+        </w:rPr>
+        <w:t xml:space="preserve">다. Primary 가까이에 </w:t>
+      </w:r>
+      <w:r>
+        <w:rPr>
+          <w:rFonts w:ascii="맑은 고딕" w:hAnsi="맑은 고딕" w:eastAsia="맑은 고딕"/>
+          <w:b/>
+          <w:sz w:val="21"/>
+        </w:rPr>
+        <w:t xml:space="preserve">데이터 파일이 없는 가벼운 인스턴스</w:t>
+      </w:r>
+      <w:r>
+        <w:rPr>
+          <w:rFonts w:ascii="맑은 고딕" w:hAnsi="맑은 고딕" w:eastAsia="맑은 고딕"/>
+          <w:sz w:val="21"/>
+        </w:rPr>
+        <w:t xml:space="preserve">를 하나 두고, Primary는 그것과만 동기로 대화한다. 멀리 있는 Standby로는 Far Sync가 비동기로 전달한다. 커밋 대기는 가까운 거리만큼만 들고, 데이터 손실 위험은 Far Sync가 받아 둔 지점까지 줄어든다.</w:t>
       </w:r>
     </w:p>
     <w:p>
@@ -34,7 +86,35 @@
           <w:rFonts w:ascii="맑은 고딕" w:hAnsi="맑은 고딕" w:eastAsia="맑은 고딕"/>
           <w:sz w:val="21"/>
         </w:rPr>
-        <w:t>이 장은 그 Far Sync 인스턴스를 실제로 만든다. 세 번째 노드(`farsync-srv`, 172.16.225.62)를 세우고, 컨트롤 파일을 만들고, 리두 경로를 `chicago → farsync → boston`으로 바꾼 뒤 보호 모드를 올린다. 그 과정에서 만나는 오류들이 Far Sync의 성격을 드러낸다.</w:t>
+        <w:t xml:space="preserve">이 장은 그 Far Sync 인스턴스를 실제로 만든다. 세 번째 노드(</w:t>
+      </w:r>
+      <w:r>
+        <w:rPr>
+          <w:rFonts w:ascii="Consolas" w:hAnsi="Consolas" w:eastAsia="맑은 고딕"/>
+          <w:sz w:val="21"/>
+        </w:rPr>
+        <w:t xml:space="preserve">farsync-srv</w:t>
+      </w:r>
+      <w:r>
+        <w:rPr>
+          <w:rFonts w:ascii="맑은 고딕" w:hAnsi="맑은 고딕" w:eastAsia="맑은 고딕"/>
+          <w:sz w:val="21"/>
+        </w:rPr>
+        <w:t xml:space="preserve">, 172.16.225.62)를 세우고, 컨트롤 파일을 만들고, 리두 경로를 </w:t>
+      </w:r>
+      <w:r>
+        <w:rPr>
+          <w:rFonts w:ascii="Consolas" w:hAnsi="Consolas" w:eastAsia="맑은 고딕"/>
+          <w:sz w:val="21"/>
+        </w:rPr>
+        <w:t xml:space="preserve">chicago → farsync → boston</w:t>
+      </w:r>
+      <w:r>
+        <w:rPr>
+          <w:rFonts w:ascii="맑은 고딕" w:hAnsi="맑은 고딕" w:eastAsia="맑은 고딕"/>
+          <w:sz w:val="21"/>
+        </w:rPr>
+        <w:t xml:space="preserve">으로 바꾼 뒤 보호 모드를 올린다. 그 과정에서 만나는 오류들이 Far Sync의 성격을 드러낸다.</w:t>
       </w:r>
     </w:p>
     <w:p>
@@ -43,7 +123,22 @@
           <w:rFonts w:ascii="맑은 고딕" w:hAnsi="맑은 고딕" w:eastAsia="맑은 고딕"/>
           <w:sz w:val="21"/>
         </w:rPr>
-        <w:t>후반부는 **Cascading**이다. Standby가 다른 Standby로 리두를 전달하는 구성이며, Far Sync와 닮았지만 다른 점이 있다. 설정 규칙을 실측으로 확인한다.</w:t>
+        <w:t xml:space="preserve">후반부는 </w:t>
+      </w:r>
+      <w:r>
+        <w:rPr>
+          <w:rFonts w:ascii="맑은 고딕" w:hAnsi="맑은 고딕" w:eastAsia="맑은 고딕"/>
+          <w:b/>
+          <w:sz w:val="21"/>
+        </w:rPr>
+        <w:t xml:space="preserve">Cascading</w:t>
+      </w:r>
+      <w:r>
+        <w:rPr>
+          <w:rFonts w:ascii="맑은 고딕" w:hAnsi="맑은 고딕" w:eastAsia="맑은 고딕"/>
+          <w:sz w:val="21"/>
+        </w:rPr>
+        <w:t xml:space="preserve">이다. Standby가 다른 Standby로 리두를 전달하는 구성이며, Far Sync와 닮았지만 다른 점이 있다. 설정 규칙을 실측으로 확인한다.</w:t>
       </w:r>
     </w:p>
     <w:p>
@@ -52,7 +147,21 @@
           <w:rFonts w:ascii="맑은 고딕" w:hAnsi="맑은 고딕" w:eastAsia="맑은 고딕"/>
           <w:sz w:val="21"/>
         </w:rPr>
-        <w:t>마지막으로 구성을 원래대로 되돌린다. 11장 이후의 실습은 다시 `chicago → boston` 직결을 전제로 하기 때문이다.</w:t>
+        <w:t xml:space="preserve">마지막으로 구성을 원래대로 되돌린다. 11장 이후의 실습은 다시 </w:t>
+      </w:r>
+      <w:r>
+        <w:rPr>
+          <w:rFonts w:ascii="Consolas" w:hAnsi="Consolas" w:eastAsia="맑은 고딕"/>
+          <w:sz w:val="21"/>
+        </w:rPr>
+        <w:t xml:space="preserve">chicago → boston</w:t>
+      </w:r>
+      <w:r>
+        <w:rPr>
+          <w:rFonts w:ascii="맑은 고딕" w:hAnsi="맑은 고딕" w:eastAsia="맑은 고딕"/>
+          <w:sz w:val="21"/>
+        </w:rPr>
+        <w:t xml:space="preserve"> 직결을 전제로 하기 때문이다.</w:t>
       </w:r>
     </w:p>
     <w:p>
@@ -93,7 +202,35 @@
           <w:rFonts w:ascii="맑은 고딕" w:hAnsi="맑은 고딕" w:eastAsia="맑은 고딕"/>
           <w:sz w:val="21"/>
         </w:rPr>
-        <w:t>Far Sync 인스턴스를 만들고 `DATABASE_ROLE`과 `CONTROLFILE_TYPE`으로 확인한다.</w:t>
+        <w:t xml:space="preserve">Far Sync 인스턴스를 만들고 </w:t>
+      </w:r>
+      <w:r>
+        <w:rPr>
+          <w:rFonts w:ascii="Consolas" w:hAnsi="Consolas" w:eastAsia="맑은 고딕"/>
+          <w:sz w:val="21"/>
+        </w:rPr>
+        <w:t xml:space="preserve">DATABASE_ROLE</w:t>
+      </w:r>
+      <w:r>
+        <w:rPr>
+          <w:rFonts w:ascii="맑은 고딕" w:hAnsi="맑은 고딕" w:eastAsia="맑은 고딕"/>
+          <w:sz w:val="21"/>
+        </w:rPr>
+        <w:t xml:space="preserve">과 </w:t>
+      </w:r>
+      <w:r>
+        <w:rPr>
+          <w:rFonts w:ascii="Consolas" w:hAnsi="Consolas" w:eastAsia="맑은 고딕"/>
+          <w:sz w:val="21"/>
+        </w:rPr>
+        <w:t xml:space="preserve">CONTROLFILE_TYPE</w:t>
+      </w:r>
+      <w:r>
+        <w:rPr>
+          <w:rFonts w:ascii="맑은 고딕" w:hAnsi="맑은 고딕" w:eastAsia="맑은 고딕"/>
+          <w:sz w:val="21"/>
+        </w:rPr>
+        <w:t xml:space="preserve">으로 확인한다.</w:t>
       </w:r>
     </w:p>
     <w:p>
@@ -117,7 +254,21 @@
           <w:rFonts w:ascii="맑은 고딕" w:hAnsi="맑은 고딕" w:eastAsia="맑은 고딕"/>
           <w:sz w:val="21"/>
         </w:rPr>
-        <w:t>SRL 정의가 상속되지만 파일은 없다는 것을 이해하고 `CLEAR LOGFILE`로 해결한다.</w:t>
+        <w:t xml:space="preserve">SRL 정의가 상속되지만 파일은 없다는 것을 이해하고 </w:t>
+      </w:r>
+      <w:r>
+        <w:rPr>
+          <w:rFonts w:ascii="Consolas" w:hAnsi="Consolas" w:eastAsia="맑은 고딕"/>
+          <w:sz w:val="21"/>
+        </w:rPr>
+        <w:t xml:space="preserve">CLEAR LOGFILE</w:t>
+      </w:r>
+      <w:r>
+        <w:rPr>
+          <w:rFonts w:ascii="맑은 고딕" w:hAnsi="맑은 고딕" w:eastAsia="맑은 고딕"/>
+          <w:sz w:val="21"/>
+        </w:rPr>
+        <w:t xml:space="preserve">로 해결한다.</w:t>
       </w:r>
     </w:p>
     <w:p>
@@ -153,7 +304,21 @@
           <w:rFonts w:ascii="맑은 고딕" w:hAnsi="맑은 고딕" w:eastAsia="맑은 고딕"/>
           <w:sz w:val="21"/>
         </w:rPr>
-        <w:t>Cascading의 설정 규칙과 `VALID_FOR`의 역할을 실측으로 확인한다.</w:t>
+        <w:t xml:space="preserve">Cascading의 설정 규칙과 </w:t>
+      </w:r>
+      <w:r>
+        <w:rPr>
+          <w:rFonts w:ascii="Consolas" w:hAnsi="Consolas" w:eastAsia="맑은 고딕"/>
+          <w:sz w:val="21"/>
+        </w:rPr>
+        <w:t xml:space="preserve">VALID_FOR</w:t>
+      </w:r>
+      <w:r>
+        <w:rPr>
+          <w:rFonts w:ascii="맑은 고딕" w:hAnsi="맑은 고딕" w:eastAsia="맑은 고딕"/>
+          <w:sz w:val="21"/>
+        </w:rPr>
+        <w:t xml:space="preserve">의 역할을 실측으로 확인한다.</w:t>
       </w:r>
     </w:p>
     <w:p>
@@ -270,9 +435,10 @@
             <w:r>
               <w:rPr>
                 <w:rFonts w:ascii="맑은 고딕" w:hAnsi="맑은 고딕" w:eastAsia="맑은 고딕"/>
-                <w:sz w:val="19"/>
-              </w:rPr>
-              <w:t>**거리에 비례**</w:t>
+                <w:b/>
+                <w:sz w:val="19"/>
+              </w:rPr>
+              <w:t xml:space="preserve">거리에 비례</w:t>
             </w:r>
           </w:p>
         </w:tc>
@@ -330,9 +496,10 @@
             <w:r>
               <w:rPr>
                 <w:rFonts w:ascii="맑은 고딕" w:hAnsi="맑은 고딕" w:eastAsia="맑은 고딕"/>
-                <w:sz w:val="19"/>
-              </w:rPr>
-              <w:t>**거리에 비례**</w:t>
+                <w:b/>
+                <w:sz w:val="19"/>
+              </w:rPr>
+              <w:t xml:space="preserve">거리에 비례</w:t>
             </w:r>
           </w:p>
         </w:tc>
@@ -352,9 +519,17 @@
       <w:r>
         <w:rPr>
           <w:rFonts w:ascii="맑은 고딕" w:hAnsi="맑은 고딕" w:eastAsia="맑은 고딕"/>
-          <w:sz w:val="21"/>
-        </w:rPr>
-        <w:t>**그런데 재해 복구의 관점에서는 멀수록 좋다.** 같은 건물에 두면 화재 하나로 둘 다 잃는다.</w:t>
+          <w:b/>
+          <w:sz w:val="21"/>
+        </w:rPr>
+        <w:t xml:space="preserve">그런데 재해 복구의 관점에서는 멀수록 좋다.</w:t>
+      </w:r>
+      <w:r>
+        <w:rPr>
+          <w:rFonts w:ascii="맑은 고딕" w:hAnsi="맑은 고딕" w:eastAsia="맑은 고딕"/>
+          <w:sz w:val="21"/>
+        </w:rPr>
+        <w:t xml:space="preserve"> 같은 건물에 두면 화재 하나로 둘 다 잃는다.</w:t>
       </w:r>
     </w:p>
     <w:p>
@@ -511,9 +686,10 @@
             <w:r>
               <w:rPr>
                 <w:rFonts w:ascii="맑은 고딕" w:hAnsi="맑은 고딕" w:eastAsia="맑은 고딕"/>
-                <w:sz w:val="19"/>
-              </w:rPr>
-              <w:t>**Far Sync (farsync)**</w:t>
+                <w:b/>
+                <w:sz w:val="19"/>
+              </w:rPr>
+              <w:t xml:space="preserve">Far Sync (farsync)</w:t>
             </w:r>
           </w:p>
         </w:tc>
@@ -525,9 +701,10 @@
             <w:r>
               <w:rPr>
                 <w:rFonts w:ascii="맑은 고딕" w:hAnsi="맑은 고딕" w:eastAsia="맑은 고딕"/>
-                <w:sz w:val="19"/>
-              </w:rPr>
-              <w:t>**주 센터 근처**</w:t>
+                <w:b/>
+                <w:sz w:val="19"/>
+              </w:rPr>
+              <w:t xml:space="preserve">주 센터 근처</w:t>
             </w:r>
           </w:p>
         </w:tc>
@@ -539,9 +716,10 @@
             <w:r>
               <w:rPr>
                 <w:rFonts w:ascii="맑은 고딕" w:hAnsi="맑은 고딕" w:eastAsia="맑은 고딕"/>
-                <w:sz w:val="19"/>
-              </w:rPr>
-              <w:t>**SYNC AFFIRM**</w:t>
+                <w:b/>
+                <w:sz w:val="19"/>
+              </w:rPr>
+              <w:t xml:space="preserve">SYNC AFFIRM</w:t>
             </w:r>
           </w:p>
         </w:tc>
@@ -553,9 +731,10 @@
             <w:r>
               <w:rPr>
                 <w:rFonts w:ascii="맑은 고딕" w:hAnsi="맑은 고딕" w:eastAsia="맑은 고딕"/>
-                <w:sz w:val="19"/>
-              </w:rPr>
-              <w:t>**없다**</w:t>
+                <w:b/>
+                <w:sz w:val="19"/>
+              </w:rPr>
+              <w:t xml:space="preserve">없다</w:t>
             </w:r>
           </w:p>
         </w:tc>
@@ -663,7 +842,22 @@
                 <w:rFonts w:ascii="맑은 고딕" w:hAnsi="맑은 고딕" w:eastAsia="맑은 고딕"/>
                 <w:sz w:val="20"/>
               </w:rPr>
-              <w:t>Far Sync 인스턴스에는 **데이터 파일이 없다.** 리두를 받아 SRL에 쓰고, 아카이브하고, 다음 목적지로 보내는 것이 전부다. 적용하지 않으므로 데이터도 없다.</w:t>
+              <w:t xml:space="preserve">Far Sync 인스턴스에는 </w:t>
+            </w:r>
+            <w:r>
+              <w:rPr>
+                <w:rFonts w:ascii="맑은 고딕" w:hAnsi="맑은 고딕" w:eastAsia="맑은 고딕"/>
+                <w:b/>
+                <w:sz w:val="20"/>
+              </w:rPr>
+              <w:t xml:space="preserve">데이터 파일이 없다.</w:t>
+            </w:r>
+            <w:r>
+              <w:rPr>
+                <w:rFonts w:ascii="맑은 고딕" w:hAnsi="맑은 고딕" w:eastAsia="맑은 고딕"/>
+                <w:sz w:val="20"/>
+              </w:rPr>
+              <w:t xml:space="preserve"> 리두를 받아 SRL에 쓰고, 아카이브하고, 다음 목적지로 보내는 것이 전부다. 적용하지 않으므로 데이터도 없다.</w:t>
             </w:r>
           </w:p>
           <w:p>
@@ -687,7 +881,22 @@
                 <w:rFonts w:ascii="맑은 고딕" w:hAnsi="맑은 고딕" w:eastAsia="맑은 고딕"/>
                 <w:sz w:val="20"/>
               </w:rPr>
-              <w:t>대신 **Far Sync 자체는 장애 복구 대상이 아니다.** Far Sync를 잃으면 그 안의 아직 전달되지 않은 리두를 잃을 수 있으므로, 운영에서는 Far Sync를 이중화하거나 Primary가 대체 경로로 직접 보내도록 구성한다.</w:t>
+              <w:t xml:space="preserve">대신 </w:t>
+            </w:r>
+            <w:r>
+              <w:rPr>
+                <w:rFonts w:ascii="맑은 고딕" w:hAnsi="맑은 고딕" w:eastAsia="맑은 고딕"/>
+                <w:b/>
+                <w:sz w:val="20"/>
+              </w:rPr>
+              <w:t xml:space="preserve">Far Sync 자체는 장애 복구 대상이 아니다.</w:t>
+            </w:r>
+            <w:r>
+              <w:rPr>
+                <w:rFonts w:ascii="맑은 고딕" w:hAnsi="맑은 고딕" w:eastAsia="맑은 고딕"/>
+                <w:sz w:val="20"/>
+              </w:rPr>
+              <w:t xml:space="preserve"> Far Sync를 잃으면 그 안의 아직 전달되지 않은 리두를 잃을 수 있으므로, 운영에서는 Far Sync를 이중화하거나 Primary가 대체 경로로 직접 보내도록 구성한다.</w:t>
             </w:r>
           </w:p>
           <w:p>
@@ -699,7 +908,22 @@
                 <w:rFonts w:ascii="맑은 고딕" w:hAnsi="맑은 고딕" w:eastAsia="맑은 고딕"/>
                 <w:sz w:val="20"/>
               </w:rPr>
-              <w:t>그리고 이 기능은 **Active Data Guard 옵션**에 속한다. 9장에서 다룬 라이선스 주의가 여기에도 적용된다.</w:t>
+              <w:t xml:space="preserve">그리고 이 기능은 </w:t>
+            </w:r>
+            <w:r>
+              <w:rPr>
+                <w:rFonts w:ascii="맑은 고딕" w:hAnsi="맑은 고딕" w:eastAsia="맑은 고딕"/>
+                <w:b/>
+                <w:sz w:val="20"/>
+              </w:rPr>
+              <w:t xml:space="preserve">Active Data Guard 옵션</w:t>
+            </w:r>
+            <w:r>
+              <w:rPr>
+                <w:rFonts w:ascii="맑은 고딕" w:hAnsi="맑은 고딕" w:eastAsia="맑은 고딕"/>
+                <w:sz w:val="20"/>
+              </w:rPr>
+              <w:t xml:space="preserve">에 속한다. 9장에서 다룬 라이선스 주의가 여기에도 적용된다.</w:t>
             </w:r>
           </w:p>
         </w:tc>
@@ -834,7 +1058,36 @@
           <w:rFonts w:ascii="맑은 고딕" w:hAnsi="맑은 고딕" w:eastAsia="맑은 고딕"/>
           <w:sz w:val="21"/>
         </w:rPr>
-        <w:t>약 19MB다. 일반 컨트롤 파일과 크기가 비슷한데, 실제로 데이터 파일 목록·로그 그룹 정의 같은 메타데이터를 그대로 담고 있기 때문이다. 다만 **유형이 다르다.** 뒤에서 `CONTROLFILE_TYPE`으로 확인한다.</w:t>
+        <w:t xml:space="preserve">약 19MB다. 일반 컨트롤 파일과 크기가 비슷한데, 실제로 데이터 파일 목록·로그 그룹 정의 같은 메타데이터를 그대로 담고 있기 때문이다. 다만 </w:t>
+      </w:r>
+      <w:r>
+        <w:rPr>
+          <w:rFonts w:ascii="맑은 고딕" w:hAnsi="맑은 고딕" w:eastAsia="맑은 고딕"/>
+          <w:b/>
+          <w:sz w:val="21"/>
+        </w:rPr>
+        <w:t xml:space="preserve">유형이 다르다.</w:t>
+      </w:r>
+      <w:r>
+        <w:rPr>
+          <w:rFonts w:ascii="맑은 고딕" w:hAnsi="맑은 고딕" w:eastAsia="맑은 고딕"/>
+          <w:sz w:val="21"/>
+        </w:rPr>
+        <w:t xml:space="preserve"> 뒤에서 </w:t>
+      </w:r>
+      <w:r>
+        <w:rPr>
+          <w:rFonts w:ascii="Consolas" w:hAnsi="Consolas" w:eastAsia="맑은 고딕"/>
+          <w:sz w:val="21"/>
+        </w:rPr>
+        <w:t xml:space="preserve">CONTROLFILE_TYPE</w:t>
+      </w:r>
+      <w:r>
+        <w:rPr>
+          <w:rFonts w:ascii="맑은 고딕" w:hAnsi="맑은 고딕" w:eastAsia="맑은 고딕"/>
+          <w:sz w:val="21"/>
+        </w:rPr>
+        <w:t xml:space="preserve">으로 확인한다.</w:t>
       </w:r>
     </w:p>
     <w:p>
@@ -1248,10 +1501,10 @@
           <w:p>
             <w:r>
               <w:rPr>
-                <w:rFonts w:ascii="맑은 고딕" w:hAnsi="맑은 고딕" w:eastAsia="맑은 고딕"/>
-                <w:sz w:val="19"/>
-              </w:rPr>
-              <w:t>`db_name=chicago`</w:t>
+                <w:rFonts w:ascii="Consolas" w:hAnsi="Consolas" w:eastAsia="맑은 고딕"/>
+                <w:sz w:val="19"/>
+              </w:rPr>
+              <w:t xml:space="preserve">db_name=chicago</w:t>
             </w:r>
           </w:p>
         </w:tc>
@@ -1278,10 +1531,10 @@
           <w:p>
             <w:r>
               <w:rPr>
-                <w:rFonts w:ascii="맑은 고딕" w:hAnsi="맑은 고딕" w:eastAsia="맑은 고딕"/>
-                <w:sz w:val="19"/>
-              </w:rPr>
-              <w:t>`db_unique_name=farsync`</w:t>
+                <w:rFonts w:ascii="Consolas" w:hAnsi="Consolas" w:eastAsia="맑은 고딕"/>
+                <w:sz w:val="19"/>
+              </w:rPr>
+              <w:t xml:space="preserve">db_unique_name=farsync</w:t>
             </w:r>
           </w:p>
         </w:tc>
@@ -1308,10 +1561,10 @@
           <w:p>
             <w:r>
               <w:rPr>
-                <w:rFonts w:ascii="맑은 고딕" w:hAnsi="맑은 고딕" w:eastAsia="맑은 고딕"/>
-                <w:sz w:val="19"/>
-              </w:rPr>
-              <w:t>`log_archive_config`</w:t>
+                <w:rFonts w:ascii="Consolas" w:hAnsi="Consolas" w:eastAsia="맑은 고딕"/>
+                <w:sz w:val="19"/>
+              </w:rPr>
+              <w:t xml:space="preserve">log_archive_config</w:t>
             </w:r>
           </w:p>
         </w:tc>
@@ -1323,9 +1576,17 @@
             <w:r>
               <w:rPr>
                 <w:rFonts w:ascii="맑은 고딕" w:hAnsi="맑은 고딕" w:eastAsia="맑은 고딕"/>
-                <w:sz w:val="19"/>
-              </w:rPr>
-              <w:t>**세 노드를 모두 나열한다.** 하나라도 빠지면 거부된다</w:t>
+                <w:b/>
+                <w:sz w:val="19"/>
+              </w:rPr>
+              <w:t xml:space="preserve">세 노드를 모두 나열한다.</w:t>
+            </w:r>
+            <w:r>
+              <w:rPr>
+                <w:rFonts w:ascii="맑은 고딕" w:hAnsi="맑은 고딕" w:eastAsia="맑은 고딕"/>
+                <w:sz w:val="19"/>
+              </w:rPr>
+              <w:t xml:space="preserve"> 하나라도 빠지면 거부된다</w:t>
             </w:r>
           </w:p>
         </w:tc>
@@ -1338,10 +1599,10 @@
           <w:p>
             <w:r>
               <w:rPr>
-                <w:rFonts w:ascii="맑은 고딕" w:hAnsi="맑은 고딕" w:eastAsia="맑은 고딕"/>
-                <w:sz w:val="19"/>
-              </w:rPr>
-              <w:t>`log_archive_dest_1`</w:t>
+                <w:rFonts w:ascii="Consolas" w:hAnsi="Consolas" w:eastAsia="맑은 고딕"/>
+                <w:sz w:val="19"/>
+              </w:rPr>
+              <w:t xml:space="preserve">log_archive_dest_1</w:t>
             </w:r>
           </w:p>
         </w:tc>
@@ -1368,10 +1629,10 @@
           <w:p>
             <w:r>
               <w:rPr>
-                <w:rFonts w:ascii="맑은 고딕" w:hAnsi="맑은 고딕" w:eastAsia="맑은 고딕"/>
-                <w:sz w:val="19"/>
-              </w:rPr>
-              <w:t>`log_archive_dest_2`</w:t>
+                <w:rFonts w:ascii="Consolas" w:hAnsi="Consolas" w:eastAsia="맑은 고딕"/>
+                <w:sz w:val="19"/>
+              </w:rPr>
+              <w:t xml:space="preserve">log_archive_dest_2</w:t>
             </w:r>
           </w:p>
         </w:tc>
@@ -1383,9 +1644,31 @@
             <w:r>
               <w:rPr>
                 <w:rFonts w:ascii="맑은 고딕" w:hAnsi="맑은 고딕" w:eastAsia="맑은 고딕"/>
-                <w:sz w:val="19"/>
-              </w:rPr>
-              <w:t>**다음 목적지로 전달.** `VALID_FOR`가 핵심이다</w:t>
+                <w:b/>
+                <w:sz w:val="19"/>
+              </w:rPr>
+              <w:t xml:space="preserve">다음 목적지로 전달.</w:t>
+            </w:r>
+            <w:r>
+              <w:rPr>
+                <w:rFonts w:ascii="맑은 고딕" w:hAnsi="맑은 고딕" w:eastAsia="맑은 고딕"/>
+                <w:sz w:val="19"/>
+              </w:rPr>
+              <w:t xml:space="preserve"> </w:t>
+            </w:r>
+            <w:r>
+              <w:rPr>
+                <w:rFonts w:ascii="Consolas" w:hAnsi="Consolas" w:eastAsia="맑은 고딕"/>
+                <w:sz w:val="19"/>
+              </w:rPr>
+              <w:t xml:space="preserve">VALID_FOR</w:t>
+            </w:r>
+            <w:r>
+              <w:rPr>
+                <w:rFonts w:ascii="맑은 고딕" w:hAnsi="맑은 고딕" w:eastAsia="맑은 고딕"/>
+                <w:sz w:val="19"/>
+              </w:rPr>
+              <w:t xml:space="preserve">가 핵심이다</w:t>
             </w:r>
           </w:p>
         </w:tc>
@@ -1398,10 +1681,10 @@
           <w:p>
             <w:r>
               <w:rPr>
-                <w:rFonts w:ascii="맑은 고딕" w:hAnsi="맑은 고딕" w:eastAsia="맑은 고딕"/>
-                <w:sz w:val="19"/>
-              </w:rPr>
-              <w:t>`fal_server=chicago`</w:t>
+                <w:rFonts w:ascii="Consolas" w:hAnsi="Consolas" w:eastAsia="맑은 고딕"/>
+                <w:sz w:val="19"/>
+              </w:rPr>
+              <w:t xml:space="preserve">fal_server=chicago</w:t>
             </w:r>
           </w:p>
         </w:tc>
@@ -1428,10 +1711,10 @@
           <w:p>
             <w:r>
               <w:rPr>
-                <w:rFonts w:ascii="맑은 고딕" w:hAnsi="맑은 고딕" w:eastAsia="맑은 고딕"/>
-                <w:sz w:val="19"/>
-              </w:rPr>
-              <w:t>`log_file_name_convert`</w:t>
+                <w:rFonts w:ascii="Consolas" w:hAnsi="Consolas" w:eastAsia="맑은 고딕"/>
+                <w:sz w:val="19"/>
+              </w:rPr>
+              <w:t xml:space="preserve">log_file_name_convert</w:t>
             </w:r>
           </w:p>
         </w:tc>
@@ -1464,19 +1747,33 @@
     <w:p>
       <w:r>
         <w:rPr>
+          <w:rFonts w:ascii="Consolas" w:hAnsi="Consolas" w:eastAsia="맑은 고딕"/>
+          <w:sz w:val="21"/>
+        </w:rPr>
+        <w:t xml:space="preserve">enable_pluggable_database=true</w:t>
+      </w:r>
+      <w:r>
+        <w:rPr>
           <w:rFonts w:ascii="맑은 고딕" w:hAnsi="맑은 고딕" w:eastAsia="맑은 고딕"/>
           <w:sz w:val="21"/>
         </w:rPr>
-        <w:t>`enable_pluggable_database=true`는 Primary가 CDB이기 때문이다. Far Sync는 PDB를 열지 않지만 컨트롤 파일이 CDB의 구조를 담고 있으므로 인스턴스도 같은 성격이어야 한다. 이 값이 어긋나면 마운트 단계에서 컨트롤 파일과 파라미터가 맞지 않는다.</w:t>
+        <w:t xml:space="preserve">는 Primary가 CDB이기 때문이다. Far Sync는 PDB를 열지 않지만 컨트롤 파일이 CDB의 구조를 담고 있으므로 인스턴스도 같은 성격이어야 한다. 이 값이 어긋나면 마운트 단계에서 컨트롤 파일과 파라미터가 맞지 않는다.</w:t>
       </w:r>
     </w:p>
     <w:p>
       <w:r>
         <w:rPr>
+          <w:rFonts w:ascii="Consolas" w:hAnsi="Consolas" w:eastAsia="맑은 고딕"/>
+          <w:sz w:val="21"/>
+        </w:rPr>
+        <w:t xml:space="preserve">standby_file_management=auto</w:t>
+      </w:r>
+      <w:r>
+        <w:rPr>
           <w:rFonts w:ascii="맑은 고딕" w:hAnsi="맑은 고딕" w:eastAsia="맑은 고딕"/>
           <w:sz w:val="21"/>
         </w:rPr>
-        <w:t>`standby_file_management=auto`는 8장에서 다룬 그 파라미터다. Far Sync에는 데이터 파일이 없으니 쓸 일이 없어 보이지만, Primary가 파일 구조를 바꿨을 때 그 리두를 받아 넘기는 과정에서 컨트롤 파일이 갱신된다. 기본값으로 두면 되고, 해가 없다.</w:t>
+        <w:t xml:space="preserve">는 8장에서 다룬 그 파라미터다. Far Sync에는 데이터 파일이 없으니 쓸 일이 없어 보이지만, Primary가 파일 구조를 바꿨을 때 그 리두를 받아 넘기는 과정에서 컨트롤 파일이 갱신된다. 기본값으로 두면 되고, 해가 없다.</w:t>
       </w:r>
     </w:p>
     <w:p>
@@ -1485,16 +1782,119 @@
           <w:rFonts w:ascii="맑은 고딕" w:hAnsi="맑은 고딕" w:eastAsia="맑은 고딕"/>
           <w:sz w:val="21"/>
         </w:rPr>
-        <w:t>반대로 **넣지 않은 것**도 의미가 있다. `db_create_file_dest`가 없고, `db_recovery_file_dest`도 없다. 6장에서 OMF를 쓸 때 필수였던 것들인데 Far Sync에는 만들 데이터 파일이 없어서 필요하지 않다. 아카이브는 `LOG_ARCHIVE_DEST_1`에 경로를 직접 적었다.</w:t>
+        <w:t xml:space="preserve">반대로 </w:t>
+      </w:r>
+      <w:r>
+        <w:rPr>
+          <w:rFonts w:ascii="맑은 고딕" w:hAnsi="맑은 고딕" w:eastAsia="맑은 고딕"/>
+          <w:b/>
+          <w:sz w:val="21"/>
+        </w:rPr>
+        <w:t xml:space="preserve">넣지 않은 것</w:t>
+      </w:r>
+      <w:r>
+        <w:rPr>
+          <w:rFonts w:ascii="맑은 고딕" w:hAnsi="맑은 고딕" w:eastAsia="맑은 고딕"/>
+          <w:sz w:val="21"/>
+        </w:rPr>
+        <w:t xml:space="preserve">도 의미가 있다. </w:t>
+      </w:r>
+      <w:r>
+        <w:rPr>
+          <w:rFonts w:ascii="Consolas" w:hAnsi="Consolas" w:eastAsia="맑은 고딕"/>
+          <w:sz w:val="21"/>
+        </w:rPr>
+        <w:t xml:space="preserve">db_create_file_dest</w:t>
+      </w:r>
+      <w:r>
+        <w:rPr>
+          <w:rFonts w:ascii="맑은 고딕" w:hAnsi="맑은 고딕" w:eastAsia="맑은 고딕"/>
+          <w:sz w:val="21"/>
+        </w:rPr>
+        <w:t xml:space="preserve">가 없고, </w:t>
+      </w:r>
+      <w:r>
+        <w:rPr>
+          <w:rFonts w:ascii="Consolas" w:hAnsi="Consolas" w:eastAsia="맑은 고딕"/>
+          <w:sz w:val="21"/>
+        </w:rPr>
+        <w:t xml:space="preserve">db_recovery_file_dest</w:t>
+      </w:r>
+      <w:r>
+        <w:rPr>
+          <w:rFonts w:ascii="맑은 고딕" w:hAnsi="맑은 고딕" w:eastAsia="맑은 고딕"/>
+          <w:sz w:val="21"/>
+        </w:rPr>
+        <w:t xml:space="preserve">도 없다. 6장에서 OMF를 쓸 때 필수였던 것들인데 Far Sync에는 만들 데이터 파일이 없어서 필요하지 않다. 아카이브는 </w:t>
+      </w:r>
+      <w:r>
+        <w:rPr>
+          <w:rFonts w:ascii="Consolas" w:hAnsi="Consolas" w:eastAsia="맑은 고딕"/>
+          <w:sz w:val="21"/>
+        </w:rPr>
+        <w:t xml:space="preserve">LOG_ARCHIVE_DEST_1</w:t>
+      </w:r>
+      <w:r>
+        <w:rPr>
+          <w:rFonts w:ascii="맑은 고딕" w:hAnsi="맑은 고딕" w:eastAsia="맑은 고딕"/>
+          <w:sz w:val="21"/>
+        </w:rPr>
+        <w:t xml:space="preserve">에 경로를 직접 적었다.</w:t>
       </w:r>
     </w:p>
     <w:p>
       <w:r>
         <w:rPr>
+          <w:rFonts w:ascii="Consolas" w:hAnsi="Consolas" w:eastAsia="맑은 고딕"/>
+          <w:b/>
+          <w:sz w:val="21"/>
+        </w:rPr>
+        <w:t xml:space="preserve">log_archive_dest_2</w:t>
+      </w:r>
+      <w:r>
+        <w:rPr>
           <w:rFonts w:ascii="맑은 고딕" w:hAnsi="맑은 고딕" w:eastAsia="맑은 고딕"/>
-          <w:sz w:val="21"/>
-        </w:rPr>
-        <w:t>**`log_archive_dest_2`의 `VALID_FOR=(STANDBY_LOGFILES, STANDBY_ROLE)`**를 눈여겨본다. "Standby Redo Log에 담긴 리두를, Standby 역할일 때 보낸다"는 뜻이다. Primary의 목적지가 `(ONLINE_LOGFILES, PRIMARY_ROLE)`인 것과 대비된다. **Far Sync는 자기가 만든 리두가 없다. 받은 것을 넘길 뿐이므로 출처가 SRL이다.**</w:t>
+          <w:b/>
+          <w:sz w:val="21"/>
+        </w:rPr>
+        <w:t xml:space="preserve">의 </w:t>
+      </w:r>
+      <w:r>
+        <w:rPr>
+          <w:rFonts w:ascii="Consolas" w:hAnsi="Consolas" w:eastAsia="맑은 고딕"/>
+          <w:b/>
+          <w:sz w:val="21"/>
+        </w:rPr>
+        <w:t xml:space="preserve">VALID_FOR=(STANDBY_LOGFILES, STANDBY_ROLE)</w:t>
+      </w:r>
+      <w:r>
+        <w:rPr>
+          <w:rFonts w:ascii="맑은 고딕" w:hAnsi="맑은 고딕" w:eastAsia="맑은 고딕"/>
+          <w:sz w:val="21"/>
+        </w:rPr>
+        <w:t xml:space="preserve">를 눈여겨본다. "Standby Redo Log에 담긴 리두를, Standby 역할일 때 보낸다"는 뜻이다. Primary의 목적지가 </w:t>
+      </w:r>
+      <w:r>
+        <w:rPr>
+          <w:rFonts w:ascii="Consolas" w:hAnsi="Consolas" w:eastAsia="맑은 고딕"/>
+          <w:sz w:val="21"/>
+        </w:rPr>
+        <w:t xml:space="preserve">(ONLINE_LOGFILES, PRIMARY_ROLE)</w:t>
+      </w:r>
+      <w:r>
+        <w:rPr>
+          <w:rFonts w:ascii="맑은 고딕" w:hAnsi="맑은 고딕" w:eastAsia="맑은 고딕"/>
+          <w:sz w:val="21"/>
+        </w:rPr>
+        <w:t xml:space="preserve">인 것과 대비된다. </w:t>
+      </w:r>
+      <w:r>
+        <w:rPr>
+          <w:rFonts w:ascii="맑은 고딕" w:hAnsi="맑은 고딕" w:eastAsia="맑은 고딕"/>
+          <w:b/>
+          <w:sz w:val="21"/>
+        </w:rPr>
+        <w:t xml:space="preserve">Far Sync는 자기가 만든 리두가 없다. 받은 것을 넘길 뿐이므로 출처가 SRL이다.</w:t>
       </w:r>
     </w:p>
     <w:p>
@@ -1503,7 +1903,21 @@
           <w:rFonts w:ascii="맑은 고딕" w:hAnsi="맑은 고딕" w:eastAsia="맑은 고딕"/>
           <w:sz w:val="21"/>
         </w:rPr>
-        <w:t>없는 것도 의미가 있다. `db_create_file_dest`가 없고 데이터 파일 관련 설정이 없다. 만들 데이터 파일이 없기 때문이다.</w:t>
+        <w:t xml:space="preserve">없는 것도 의미가 있다. </w:t>
+      </w:r>
+      <w:r>
+        <w:rPr>
+          <w:rFonts w:ascii="Consolas" w:hAnsi="Consolas" w:eastAsia="맑은 고딕"/>
+          <w:sz w:val="21"/>
+        </w:rPr>
+        <w:t xml:space="preserve">db_create_file_dest</w:t>
+      </w:r>
+      <w:r>
+        <w:rPr>
+          <w:rFonts w:ascii="맑은 고딕" w:hAnsi="맑은 고딕" w:eastAsia="맑은 고딕"/>
+          <w:sz w:val="21"/>
+        </w:rPr>
+        <w:t xml:space="preserve">가 없고 데이터 파일 관련 설정이 없다. 만들 데이터 파일이 없기 때문이다.</w:t>
       </w:r>
     </w:p>
     <w:p>
@@ -1666,10 +2080,31 @@
     <w:p>
       <w:r>
         <w:rPr>
+          <w:rFonts w:ascii="Consolas" w:hAnsi="Consolas" w:eastAsia="맑은 고딕"/>
+          <w:sz w:val="21"/>
+        </w:rPr>
+        <w:t xml:space="preserve">STARTUP MOUNT</w:t>
+      </w:r>
+      <w:r>
+        <w:rPr>
           <w:rFonts w:ascii="맑은 고딕" w:hAnsi="맑은 고딕" w:eastAsia="맑은 고딕"/>
           <w:sz w:val="21"/>
         </w:rPr>
-        <w:t>`STARTUP MOUNT` 한 번으로 끝난다. Standby를 만들 때처럼 `MOUNT STANDBY DATABASE`를 따로 하지 않는다. 컨트롤 파일이 이미 Far Sync용이기 때문이다.</w:t>
+        <w:t xml:space="preserve"> 한 번으로 끝난다. Standby를 만들 때처럼 </w:t>
+      </w:r>
+      <w:r>
+        <w:rPr>
+          <w:rFonts w:ascii="Consolas" w:hAnsi="Consolas" w:eastAsia="맑은 고딕"/>
+          <w:sz w:val="21"/>
+        </w:rPr>
+        <w:t xml:space="preserve">MOUNT STANDBY DATABASE</w:t>
+      </w:r>
+      <w:r>
+        <w:rPr>
+          <w:rFonts w:ascii="맑은 고딕" w:hAnsi="맑은 고딕" w:eastAsia="맑은 고딕"/>
+          <w:sz w:val="21"/>
+        </w:rPr>
+        <w:t xml:space="preserve">를 따로 하지 않는다. 컨트롤 파일이 이미 Far Sync용이기 때문이다.</w:t>
       </w:r>
     </w:p>
     <w:tbl>
@@ -1772,10 +2207,65 @@
     <w:p>
       <w:r>
         <w:rPr>
+          <w:rFonts w:ascii="Consolas" w:hAnsi="Consolas" w:eastAsia="맑은 고딕"/>
+          <w:b/>
+          <w:sz w:val="21"/>
+        </w:rPr>
+        <w:t xml:space="preserve">DATABASE_ROLE</w:t>
+      </w:r>
+      <w:r>
+        <w:rPr>
           <w:rFonts w:ascii="맑은 고딕" w:hAnsi="맑은 고딕" w:eastAsia="맑은 고딕"/>
-          <w:sz w:val="21"/>
-        </w:rPr>
-        <w:t>**`DATABASE_ROLE`이 `FAR SYNC`**이고 **`CONTROLFILE_TYPE`이 `FARSYNC`**다. 지금까지 본 값들과 비교하면 자리가 분명해진다.</w:t>
+          <w:b/>
+          <w:sz w:val="21"/>
+        </w:rPr>
+        <w:t xml:space="preserve">이 </w:t>
+      </w:r>
+      <w:r>
+        <w:rPr>
+          <w:rFonts w:ascii="Consolas" w:hAnsi="Consolas" w:eastAsia="맑은 고딕"/>
+          <w:b/>
+          <w:sz w:val="21"/>
+        </w:rPr>
+        <w:t xml:space="preserve">FAR SYNC</w:t>
+      </w:r>
+      <w:r>
+        <w:rPr>
+          <w:rFonts w:ascii="맑은 고딕" w:hAnsi="맑은 고딕" w:eastAsia="맑은 고딕"/>
+          <w:sz w:val="21"/>
+        </w:rPr>
+        <w:t xml:space="preserve">이고 </w:t>
+      </w:r>
+      <w:r>
+        <w:rPr>
+          <w:rFonts w:ascii="Consolas" w:hAnsi="Consolas" w:eastAsia="맑은 고딕"/>
+          <w:b/>
+          <w:sz w:val="21"/>
+        </w:rPr>
+        <w:t xml:space="preserve">CONTROLFILE_TYPE</w:t>
+      </w:r>
+      <w:r>
+        <w:rPr>
+          <w:rFonts w:ascii="맑은 고딕" w:hAnsi="맑은 고딕" w:eastAsia="맑은 고딕"/>
+          <w:b/>
+          <w:sz w:val="21"/>
+        </w:rPr>
+        <w:t xml:space="preserve">이 </w:t>
+      </w:r>
+      <w:r>
+        <w:rPr>
+          <w:rFonts w:ascii="Consolas" w:hAnsi="Consolas" w:eastAsia="맑은 고딕"/>
+          <w:b/>
+          <w:sz w:val="21"/>
+        </w:rPr>
+        <w:t xml:space="preserve">FARSYNC</w:t>
+      </w:r>
+      <w:r>
+        <w:rPr>
+          <w:rFonts w:ascii="맑은 고딕" w:hAnsi="맑은 고딕" w:eastAsia="맑은 고딕"/>
+          <w:sz w:val="21"/>
+        </w:rPr>
+        <w:t xml:space="preserve">다. 지금까지 본 값들과 비교하면 자리가 분명해진다.</w:t>
       </w:r>
     </w:p>
     <w:tbl>
@@ -1981,9 +2471,10 @@
             <w:r>
               <w:rPr>
                 <w:rFonts w:ascii="맑은 고딕" w:hAnsi="맑은 고딕" w:eastAsia="맑은 고딕"/>
-                <w:sz w:val="19"/>
-              </w:rPr>
-              <w:t>**farsync**</w:t>
+                <w:b/>
+                <w:sz w:val="19"/>
+              </w:rPr>
+              <w:t xml:space="preserve">farsync</w:t>
             </w:r>
           </w:p>
         </w:tc>
@@ -1995,9 +2486,10 @@
             <w:r>
               <w:rPr>
                 <w:rFonts w:ascii="맑은 고딕" w:hAnsi="맑은 고딕" w:eastAsia="맑은 고딕"/>
-                <w:sz w:val="19"/>
-              </w:rPr>
-              <w:t>**FAR SYNC**</w:t>
+                <w:b/>
+                <w:sz w:val="19"/>
+              </w:rPr>
+              <w:t xml:space="preserve">FAR SYNC</w:t>
             </w:r>
           </w:p>
         </w:tc>
@@ -2009,9 +2501,10 @@
             <w:r>
               <w:rPr>
                 <w:rFonts w:ascii="맑은 고딕" w:hAnsi="맑은 고딕" w:eastAsia="맑은 고딕"/>
-                <w:sz w:val="19"/>
-              </w:rPr>
-              <w:t>**FARSYNC**</w:t>
+                <w:b/>
+                <w:sz w:val="19"/>
+              </w:rPr>
+              <w:t xml:space="preserve">FARSYNC</w:t>
             </w:r>
           </w:p>
         </w:tc>
@@ -2023,9 +2516,17 @@
             <w:r>
               <w:rPr>
                 <w:rFonts w:ascii="맑은 고딕" w:hAnsi="맑은 고딕" w:eastAsia="맑은 고딕"/>
-                <w:sz w:val="19"/>
-              </w:rPr>
-              <w:t>**MOUNTED** (열 수 없다)</w:t>
+                <w:b/>
+                <w:sz w:val="19"/>
+              </w:rPr>
+              <w:t xml:space="preserve">MOUNTED</w:t>
+            </w:r>
+            <w:r>
+              <w:rPr>
+                <w:rFonts w:ascii="맑은 고딕" w:hAnsi="맑은 고딕" w:eastAsia="맑은 고딕"/>
+                <w:sz w:val="19"/>
+              </w:rPr>
+              <w:t xml:space="preserve"> (열 수 없다)</w:t>
             </w:r>
           </w:p>
         </w:tc>
@@ -2334,9 +2835,31 @@
       <w:r>
         <w:rPr>
           <w:rFonts w:ascii="맑은 고딕" w:hAnsi="맑은 고딕" w:eastAsia="맑은 고딕"/>
-          <w:sz w:val="21"/>
-        </w:rPr>
-        <w:t>**컨트롤 파일이 Primary의 로그 그룹 정의를 그대로 담아 왔다.** 4~7번 SRL은 4장에서 Primary에 만든 것이며, 경로는 `log_file_name_convert`가 Far Sync 쪽으로 바꿔 주었다.</w:t>
+          <w:b/>
+          <w:sz w:val="21"/>
+        </w:rPr>
+        <w:t xml:space="preserve">컨트롤 파일이 Primary의 로그 그룹 정의를 그대로 담아 왔다.</w:t>
+      </w:r>
+      <w:r>
+        <w:rPr>
+          <w:rFonts w:ascii="맑은 고딕" w:hAnsi="맑은 고딕" w:eastAsia="맑은 고딕"/>
+          <w:sz w:val="21"/>
+        </w:rPr>
+        <w:t xml:space="preserve"> 4~7번 SRL은 4장에서 Primary에 만든 것이며, 경로는 </w:t>
+      </w:r>
+      <w:r>
+        <w:rPr>
+          <w:rFonts w:ascii="Consolas" w:hAnsi="Consolas" w:eastAsia="맑은 고딕"/>
+          <w:sz w:val="21"/>
+        </w:rPr>
+        <w:t xml:space="preserve">log_file_name_convert</w:t>
+      </w:r>
+      <w:r>
+        <w:rPr>
+          <w:rFonts w:ascii="맑은 고딕" w:hAnsi="맑은 고딕" w:eastAsia="맑은 고딕"/>
+          <w:sz w:val="21"/>
+        </w:rPr>
+        <w:t xml:space="preserve">가 Far Sync 쪽으로 바꿔 주었다.</w:t>
       </w:r>
     </w:p>
     <w:p>
@@ -2410,9 +2933,31 @@
       <w:r>
         <w:rPr>
           <w:rFonts w:ascii="맑은 고딕" w:hAnsi="맑은 고딕" w:eastAsia="맑은 고딕"/>
-          <w:sz w:val="21"/>
-        </w:rPr>
-        <w:t>**정의만 있고 실체가 없다.** 8장의 `UNNAMED` 파일과 성격이 비슷한 상태다. 해결은 간단하다.</w:t>
+          <w:b/>
+          <w:sz w:val="21"/>
+        </w:rPr>
+        <w:t xml:space="preserve">정의만 있고 실체가 없다.</w:t>
+      </w:r>
+      <w:r>
+        <w:rPr>
+          <w:rFonts w:ascii="맑은 고딕" w:hAnsi="맑은 고딕" w:eastAsia="맑은 고딕"/>
+          <w:sz w:val="21"/>
+        </w:rPr>
+        <w:t xml:space="preserve"> 8장의 </w:t>
+      </w:r>
+      <w:r>
+        <w:rPr>
+          <w:rFonts w:ascii="Consolas" w:hAnsi="Consolas" w:eastAsia="맑은 고딕"/>
+          <w:sz w:val="21"/>
+        </w:rPr>
+        <w:t xml:space="preserve">UNNAMED</w:t>
+      </w:r>
+      <w:r>
+        <w:rPr>
+          <w:rFonts w:ascii="맑은 고딕" w:hAnsi="맑은 고딕" w:eastAsia="맑은 고딕"/>
+          <w:sz w:val="21"/>
+        </w:rPr>
+        <w:t xml:space="preserve"> 파일과 성격이 비슷한 상태다. 해결은 간단하다.</w:t>
       </w:r>
     </w:p>
     <w:tbl>
@@ -2606,10 +3151,17 @@
     <w:p>
       <w:r>
         <w:rPr>
+          <w:rFonts w:ascii="Consolas" w:hAnsi="Consolas" w:eastAsia="맑은 고딕"/>
+          <w:sz w:val="21"/>
+        </w:rPr>
+        <w:t xml:space="preserve">CLEAR LOGFILE</w:t>
+      </w:r>
+      <w:r>
+        <w:rPr>
           <w:rFonts w:ascii="맑은 고딕" w:hAnsi="맑은 고딕" w:eastAsia="맑은 고딕"/>
           <w:sz w:val="21"/>
         </w:rPr>
-        <w:t>`CLEAR LOGFILE`은 "로그 그룹을 비운다"는 명령이며, 파일이 없으면 만들어 준다. 각 200MB로 Primary의 온라인 리두와 같은 크기다. 4장에서 배운 SRL 규칙(크기 일치, 개수는 온라인 + 1)이 여기서도 지켜진다.</w:t>
+        <w:t xml:space="preserve">은 "로그 그룹을 비운다"는 명령이며, 파일이 없으면 만들어 준다. 각 200MB로 Primary의 온라인 리두와 같은 크기다. 4장에서 배운 SRL 규칙(크기 일치, 개수는 온라인 + 1)이 여기서도 지켜진다.</w:t>
       </w:r>
     </w:p>
     <w:tbl>
@@ -2646,7 +3198,49 @@
                 <w:rFonts w:ascii="맑은 고딕" w:hAnsi="맑은 고딕" w:eastAsia="맑은 고딕"/>
                 <w:sz w:val="20"/>
               </w:rPr>
-              <w:t>정의가 이미 있으므로 `ADD`는 중복이 된다. `DROP` 후 `ADD`도 가능하지만 두 단계이고, 그 사이에 상속된 경로 정보를 잃는다.</w:t>
+              <w:t xml:space="preserve">정의가 이미 있으므로 </w:t>
+            </w:r>
+            <w:r>
+              <w:rPr>
+                <w:rFonts w:ascii="Consolas" w:hAnsi="Consolas" w:eastAsia="맑은 고딕"/>
+                <w:sz w:val="20"/>
+              </w:rPr>
+              <w:t xml:space="preserve">ADD</w:t>
+            </w:r>
+            <w:r>
+              <w:rPr>
+                <w:rFonts w:ascii="맑은 고딕" w:hAnsi="맑은 고딕" w:eastAsia="맑은 고딕"/>
+                <w:sz w:val="20"/>
+              </w:rPr>
+              <w:t xml:space="preserve">는 중복이 된다. </w:t>
+            </w:r>
+            <w:r>
+              <w:rPr>
+                <w:rFonts w:ascii="Consolas" w:hAnsi="Consolas" w:eastAsia="맑은 고딕"/>
+                <w:sz w:val="20"/>
+              </w:rPr>
+              <w:t xml:space="preserve">DROP</w:t>
+            </w:r>
+            <w:r>
+              <w:rPr>
+                <w:rFonts w:ascii="맑은 고딕" w:hAnsi="맑은 고딕" w:eastAsia="맑은 고딕"/>
+                <w:sz w:val="20"/>
+              </w:rPr>
+              <w:t xml:space="preserve"> 후 </w:t>
+            </w:r>
+            <w:r>
+              <w:rPr>
+                <w:rFonts w:ascii="Consolas" w:hAnsi="Consolas" w:eastAsia="맑은 고딕"/>
+                <w:sz w:val="20"/>
+              </w:rPr>
+              <w:t xml:space="preserve">ADD</w:t>
+            </w:r>
+            <w:r>
+              <w:rPr>
+                <w:rFonts w:ascii="맑은 고딕" w:hAnsi="맑은 고딕" w:eastAsia="맑은 고딕"/>
+                <w:sz w:val="20"/>
+              </w:rPr>
+              <w:t xml:space="preserve">도 가능하지만 두 단계이고, 그 사이에 상속된 경로 정보를 잃는다.</w:t>
             </w:r>
           </w:p>
           <w:p>
@@ -2655,10 +3249,53 @@
             </w:pPr>
             <w:r>
               <w:rPr>
+                <w:rFonts w:ascii="Consolas" w:hAnsi="Consolas" w:eastAsia="맑은 고딕"/>
+                <w:sz w:val="20"/>
+              </w:rPr>
+              <w:t xml:space="preserve">CLEAR</w:t>
+            </w:r>
+            <w:r>
+              <w:rPr>
                 <w:rFonts w:ascii="맑은 고딕" w:hAnsi="맑은 고딕" w:eastAsia="맑은 고딕"/>
                 <w:sz w:val="20"/>
               </w:rPr>
-              <w:t>`CLEAR`는 한 단계로 끝나고 컨트롤 파일의 정의를 그대로 쓴다. 8장에서 `UNNAMED` 파일을 `CREATE DATAFILE ... AS NEW`로 채운 것과 같은 발상이다. **정의는 남기고 실체만 만든다.**</w:t>
+              <w:t xml:space="preserve">는 한 단계로 끝나고 컨트롤 파일의 정의를 그대로 쓴다. 8장에서 </w:t>
+            </w:r>
+            <w:r>
+              <w:rPr>
+                <w:rFonts w:ascii="Consolas" w:hAnsi="Consolas" w:eastAsia="맑은 고딕"/>
+                <w:sz w:val="20"/>
+              </w:rPr>
+              <w:t xml:space="preserve">UNNAMED</w:t>
+            </w:r>
+            <w:r>
+              <w:rPr>
+                <w:rFonts w:ascii="맑은 고딕" w:hAnsi="맑은 고딕" w:eastAsia="맑은 고딕"/>
+                <w:sz w:val="20"/>
+              </w:rPr>
+              <w:t xml:space="preserve"> 파일을 </w:t>
+            </w:r>
+            <w:r>
+              <w:rPr>
+                <w:rFonts w:ascii="Consolas" w:hAnsi="Consolas" w:eastAsia="맑은 고딕"/>
+                <w:sz w:val="20"/>
+              </w:rPr>
+              <w:t xml:space="preserve">CREATE DATAFILE ... AS NEW</w:t>
+            </w:r>
+            <w:r>
+              <w:rPr>
+                <w:rFonts w:ascii="맑은 고딕" w:hAnsi="맑은 고딕" w:eastAsia="맑은 고딕"/>
+                <w:sz w:val="20"/>
+              </w:rPr>
+              <w:t xml:space="preserve">로 채운 것과 같은 발상이다. </w:t>
+            </w:r>
+            <w:r>
+              <w:rPr>
+                <w:rFonts w:ascii="맑은 고딕" w:hAnsi="맑은 고딕" w:eastAsia="맑은 고딕"/>
+                <w:b/>
+                <w:sz w:val="20"/>
+              </w:rPr>
+              <w:t xml:space="preserve">정의는 남기고 실체만 만든다.</w:t>
             </w:r>
           </w:p>
           <w:p>
@@ -2670,7 +3307,21 @@
                 <w:rFonts w:ascii="맑은 고딕" w:hAnsi="맑은 고딕" w:eastAsia="맑은 고딕"/>
                 <w:sz w:val="20"/>
               </w:rPr>
-              <w:t>다만 `CLEAR`는 그 로그의 내용을 버리는 명령이므로, 운영 중인 SRL에는 함부로 쓰지 않는다. 지금은 갓 만든 인스턴스라 버릴 내용이 없다.</w:t>
+              <w:t xml:space="preserve">다만 </w:t>
+            </w:r>
+            <w:r>
+              <w:rPr>
+                <w:rFonts w:ascii="Consolas" w:hAnsi="Consolas" w:eastAsia="맑은 고딕"/>
+                <w:sz w:val="20"/>
+              </w:rPr>
+              <w:t xml:space="preserve">CLEAR</w:t>
+            </w:r>
+            <w:r>
+              <w:rPr>
+                <w:rFonts w:ascii="맑은 고딕" w:hAnsi="맑은 고딕" w:eastAsia="맑은 고딕"/>
+                <w:sz w:val="20"/>
+              </w:rPr>
+              <w:t xml:space="preserve">는 그 로그의 내용을 버리는 명령이므로, 운영 중인 SRL에는 함부로 쓰지 않는다. 지금은 갓 만든 인스턴스라 버릴 내용이 없다.</w:t>
             </w:r>
           </w:p>
         </w:tc>
@@ -2691,7 +3342,21 @@
           <w:rFonts w:ascii="맑은 고딕" w:hAnsi="맑은 고딕" w:eastAsia="맑은 고딕"/>
           <w:sz w:val="21"/>
         </w:rPr>
-        <w:t>Far Sync 인스턴스는 `MOUNTED`를 벗어나지 않는다. 3장에서 NOMOUNT 인스턴스에 정적 등록이 필요했던 것을 떠올리면 "동적 등록이 아예 안 되겠구나"라고 짐작하기 쉽지만, 실측은 다르다. 그래도 정적 등록은 해 둔다.</w:t>
+        <w:t xml:space="preserve">Far Sync 인스턴스는 </w:t>
+      </w:r>
+      <w:r>
+        <w:rPr>
+          <w:rFonts w:ascii="Consolas" w:hAnsi="Consolas" w:eastAsia="맑은 고딕"/>
+          <w:sz w:val="21"/>
+        </w:rPr>
+        <w:t xml:space="preserve">MOUNTED</w:t>
+      </w:r>
+      <w:r>
+        <w:rPr>
+          <w:rFonts w:ascii="맑은 고딕" w:hAnsi="맑은 고딕" w:eastAsia="맑은 고딕"/>
+          <w:sz w:val="21"/>
+        </w:rPr>
+        <w:t xml:space="preserve">를 벗어나지 않는다. 3장에서 NOMOUNT 인스턴스에 정적 등록이 필요했던 것을 떠올리면 "동적 등록이 아예 안 되겠구나"라고 짐작하기 쉽지만, 실측은 다르다. 그래도 정적 등록은 해 둔다.</w:t>
       </w:r>
     </w:p>
     <w:tbl>
@@ -2982,10 +3647,17 @@
     <w:p>
       <w:r>
         <w:rPr>
+          <w:rFonts w:ascii="Consolas" w:hAnsi="Consolas" w:eastAsia="맑은 고딕"/>
+          <w:sz w:val="21"/>
+        </w:rPr>
+        <w:t xml:space="preserve">status UNKNOWN</w:t>
+      </w:r>
+      <w:r>
+        <w:rPr>
           <w:rFonts w:ascii="맑은 고딕" w:hAnsi="맑은 고딕" w:eastAsia="맑은 고딕"/>
           <w:sz w:val="21"/>
         </w:rPr>
-        <w:t>`status UNKNOWN`은 3장에서 배운 대로 정적 등록의 표식이다. 그런데 잠시 뒤 다시 보면 줄이 하나 늘어 있다.</w:t>
+        <w:t xml:space="preserve">은 3장에서 배운 대로 정적 등록의 표식이다. 그런데 잠시 뒤 다시 보면 줄이 하나 늘어 있다.</w:t>
       </w:r>
     </w:p>
     <w:tbl>
@@ -3115,9 +3787,59 @@
       <w:r>
         <w:rPr>
           <w:rFonts w:ascii="맑은 고딕" w:hAnsi="맑은 고딕" w:eastAsia="맑은 고딕"/>
-          <w:sz w:val="21"/>
-        </w:rPr>
-        <w:t>**인스턴스는 하나인데 두 줄이다.** `UNKNOWN`은 우리가 `listener.ora`에 적어 넣은 정적 등록이고, `READY`는 인스턴스가 스스로 알린 동적 등록이다.</w:t>
+          <w:b/>
+          <w:sz w:val="21"/>
+        </w:rPr>
+        <w:t xml:space="preserve">인스턴스는 하나인데 두 줄이다.</w:t>
+      </w:r>
+      <w:r>
+        <w:rPr>
+          <w:rFonts w:ascii="맑은 고딕" w:hAnsi="맑은 고딕" w:eastAsia="맑은 고딕"/>
+          <w:sz w:val="21"/>
+        </w:rPr>
+        <w:t xml:space="preserve"> </w:t>
+      </w:r>
+      <w:r>
+        <w:rPr>
+          <w:rFonts w:ascii="Consolas" w:hAnsi="Consolas" w:eastAsia="맑은 고딕"/>
+          <w:sz w:val="21"/>
+        </w:rPr>
+        <w:t xml:space="preserve">UNKNOWN</w:t>
+      </w:r>
+      <w:r>
+        <w:rPr>
+          <w:rFonts w:ascii="맑은 고딕" w:hAnsi="맑은 고딕" w:eastAsia="맑은 고딕"/>
+          <w:sz w:val="21"/>
+        </w:rPr>
+        <w:t xml:space="preserve">은 우리가 </w:t>
+      </w:r>
+      <w:r>
+        <w:rPr>
+          <w:rFonts w:ascii="Consolas" w:hAnsi="Consolas" w:eastAsia="맑은 고딕"/>
+          <w:sz w:val="21"/>
+        </w:rPr>
+        <w:t xml:space="preserve">listener.ora</w:t>
+      </w:r>
+      <w:r>
+        <w:rPr>
+          <w:rFonts w:ascii="맑은 고딕" w:hAnsi="맑은 고딕" w:eastAsia="맑은 고딕"/>
+          <w:sz w:val="21"/>
+        </w:rPr>
+        <w:t xml:space="preserve">에 적어 넣은 정적 등록이고, </w:t>
+      </w:r>
+      <w:r>
+        <w:rPr>
+          <w:rFonts w:ascii="Consolas" w:hAnsi="Consolas" w:eastAsia="맑은 고딕"/>
+          <w:sz w:val="21"/>
+        </w:rPr>
+        <w:t xml:space="preserve">READY</w:t>
+      </w:r>
+      <w:r>
+        <w:rPr>
+          <w:rFonts w:ascii="맑은 고딕" w:hAnsi="맑은 고딕" w:eastAsia="맑은 고딕"/>
+          <w:sz w:val="21"/>
+        </w:rPr>
+        <w:t xml:space="preserve">는 인스턴스가 스스로 알린 동적 등록이다.</w:t>
       </w:r>
     </w:p>
     <w:p>
@@ -3126,7 +3848,50 @@
           <w:rFonts w:ascii="맑은 고딕" w:hAnsi="맑은 고딕" w:eastAsia="맑은 고딕"/>
           <w:sz w:val="21"/>
         </w:rPr>
-        <w:t>예상이 깨지는 지점이다. 딕셔너리가 없으면 동적 등록도 안 될 것 같지만, **서비스 등록에는 딕셔너리가 필요하지 않다.** PMON이 리스너에 알리는 것은 `SERVICE_NAMES` 값이며, 그 기본값은 `DB_UNIQUE_NAME`에서 온다. 파라미터에서 오는 값이지 딕셔너리에서 오는 값이 아니다.</w:t>
+        <w:t xml:space="preserve">예상이 깨지는 지점이다. 딕셔너리가 없으면 동적 등록도 안 될 것 같지만, </w:t>
+      </w:r>
+      <w:r>
+        <w:rPr>
+          <w:rFonts w:ascii="맑은 고딕" w:hAnsi="맑은 고딕" w:eastAsia="맑은 고딕"/>
+          <w:b/>
+          <w:sz w:val="21"/>
+        </w:rPr>
+        <w:t xml:space="preserve">서비스 등록에는 딕셔너리가 필요하지 않다.</w:t>
+      </w:r>
+      <w:r>
+        <w:rPr>
+          <w:rFonts w:ascii="맑은 고딕" w:hAnsi="맑은 고딕" w:eastAsia="맑은 고딕"/>
+          <w:sz w:val="21"/>
+        </w:rPr>
+        <w:t xml:space="preserve"> PMON이 리스너에 알리는 것은 </w:t>
+      </w:r>
+      <w:r>
+        <w:rPr>
+          <w:rFonts w:ascii="Consolas" w:hAnsi="Consolas" w:eastAsia="맑은 고딕"/>
+          <w:sz w:val="21"/>
+        </w:rPr>
+        <w:t xml:space="preserve">SERVICE_NAMES</w:t>
+      </w:r>
+      <w:r>
+        <w:rPr>
+          <w:rFonts w:ascii="맑은 고딕" w:hAnsi="맑은 고딕" w:eastAsia="맑은 고딕"/>
+          <w:sz w:val="21"/>
+        </w:rPr>
+        <w:t xml:space="preserve"> 값이며, 그 기본값은 </w:t>
+      </w:r>
+      <w:r>
+        <w:rPr>
+          <w:rFonts w:ascii="Consolas" w:hAnsi="Consolas" w:eastAsia="맑은 고딕"/>
+          <w:sz w:val="21"/>
+        </w:rPr>
+        <w:t xml:space="preserve">DB_UNIQUE_NAME</w:t>
+      </w:r>
+      <w:r>
+        <w:rPr>
+          <w:rFonts w:ascii="맑은 고딕" w:hAnsi="맑은 고딕" w:eastAsia="맑은 고딕"/>
+          <w:sz w:val="21"/>
+        </w:rPr>
+        <w:t xml:space="preserve">에서 온다. 파라미터에서 오는 값이지 딕셔너리에서 오는 값이 아니다.</w:t>
       </w:r>
     </w:p>
     <w:p>
@@ -3221,9 +3986,10 @@
             <w:r>
               <w:rPr>
                 <w:rFonts w:ascii="맑은 고딕" w:hAnsi="맑은 고딕" w:eastAsia="맑은 고딕"/>
-                <w:sz w:val="19"/>
-              </w:rPr>
-              <w:t>**재기동 중**</w:t>
+                <w:b/>
+                <w:sz w:val="19"/>
+              </w:rPr>
+              <w:t xml:space="preserve">재기동 중</w:t>
             </w:r>
           </w:p>
         </w:tc>
@@ -3251,9 +4017,10 @@
             <w:r>
               <w:rPr>
                 <w:rFonts w:ascii="맑은 고딕" w:hAnsi="맑은 고딕" w:eastAsia="맑은 고딕"/>
-                <w:sz w:val="19"/>
-              </w:rPr>
-              <w:t>**원격 기동**</w:t>
+                <w:b/>
+                <w:sz w:val="19"/>
+              </w:rPr>
+              <w:t xml:space="preserve">원격 기동</w:t>
             </w:r>
           </w:p>
         </w:tc>
@@ -3267,7 +4034,21 @@
                 <w:rFonts w:ascii="맑은 고딕" w:hAnsi="맑은 고딕" w:eastAsia="맑은 고딕"/>
                 <w:sz w:val="19"/>
               </w:rPr>
-              <w:t>내려가 있는 인스턴스에 붙어 `STARTUP`하려면 리스너가 SID를 알아야 한다</w:t>
+              <w:t xml:space="preserve">내려가 있는 인스턴스에 붙어 </w:t>
+            </w:r>
+            <w:r>
+              <w:rPr>
+                <w:rFonts w:ascii="Consolas" w:hAnsi="Consolas" w:eastAsia="맑은 고딕"/>
+                <w:sz w:val="19"/>
+              </w:rPr>
+              <w:t xml:space="preserve">STARTUP</w:t>
+            </w:r>
+            <w:r>
+              <w:rPr>
+                <w:rFonts w:ascii="맑은 고딕" w:hAnsi="맑은 고딕" w:eastAsia="맑은 고딕"/>
+                <w:sz w:val="19"/>
+              </w:rPr>
+              <w:t xml:space="preserve">하려면 리스너가 SID를 알아야 한다</w:t>
             </w:r>
           </w:p>
         </w:tc>
@@ -3280,16 +4061,79 @@
           <w:rFonts w:ascii="맑은 고딕" w:hAnsi="맑은 고딕" w:eastAsia="맑은 고딕"/>
           <w:sz w:val="21"/>
         </w:rPr>
-        <w:t>13장의 Broker는 인스턴스를 내렸다 올린다. 그래서 `farsync_DGMGRL` 서비스가 필요하며, 이것은 인스턴스가 알리는 이름이 아니므로 정적 등록만 존재한다. 위 출력에서 `farsync_DGMGRL`이 `UNKNOWN` 한 줄뿐인 이유다.</w:t>
+        <w:t xml:space="preserve">13장의 Broker는 인스턴스를 내렸다 올린다. 그래서 </w:t>
+      </w:r>
+      <w:r>
+        <w:rPr>
+          <w:rFonts w:ascii="Consolas" w:hAnsi="Consolas" w:eastAsia="맑은 고딕"/>
+          <w:sz w:val="21"/>
+        </w:rPr>
+        <w:t xml:space="preserve">farsync_DGMGRL</w:t>
+      </w:r>
+      <w:r>
+        <w:rPr>
+          <w:rFonts w:ascii="맑은 고딕" w:hAnsi="맑은 고딕" w:eastAsia="맑은 고딕"/>
+          <w:sz w:val="21"/>
+        </w:rPr>
+        <w:t xml:space="preserve"> 서비스가 필요하며, 이것은 인스턴스가 알리는 이름이 아니므로 정적 등록만 존재한다. 위 출력에서 </w:t>
+      </w:r>
+      <w:r>
+        <w:rPr>
+          <w:rFonts w:ascii="Consolas" w:hAnsi="Consolas" w:eastAsia="맑은 고딕"/>
+          <w:sz w:val="21"/>
+        </w:rPr>
+        <w:t xml:space="preserve">farsync_DGMGRL</w:t>
+      </w:r>
+      <w:r>
+        <w:rPr>
+          <w:rFonts w:ascii="맑은 고딕" w:hAnsi="맑은 고딕" w:eastAsia="맑은 고딕"/>
+          <w:sz w:val="21"/>
+        </w:rPr>
+        <w:t xml:space="preserve">이 </w:t>
+      </w:r>
+      <w:r>
+        <w:rPr>
+          <w:rFonts w:ascii="Consolas" w:hAnsi="Consolas" w:eastAsia="맑은 고딕"/>
+          <w:sz w:val="21"/>
+        </w:rPr>
+        <w:t xml:space="preserve">UNKNOWN</w:t>
+      </w:r>
+      <w:r>
+        <w:rPr>
+          <w:rFonts w:ascii="맑은 고딕" w:hAnsi="맑은 고딕" w:eastAsia="맑은 고딕"/>
+          <w:sz w:val="21"/>
+        </w:rPr>
+        <w:t xml:space="preserve"> 한 줄뿐인 이유다.</w:t>
       </w:r>
     </w:p>
     <w:p>
       <w:r>
         <w:rPr>
+          <w:rFonts w:ascii="Consolas" w:hAnsi="Consolas" w:eastAsia="맑은 고딕"/>
+          <w:sz w:val="21"/>
+        </w:rPr>
+        <w:t xml:space="preserve">tnsnames.ora</w:t>
+      </w:r>
+      <w:r>
+        <w:rPr>
           <w:rFonts w:ascii="맑은 고딕" w:hAnsi="맑은 고딕" w:eastAsia="맑은 고딕"/>
           <w:sz w:val="21"/>
         </w:rPr>
-        <w:t>`tnsnames.ora`에는 세 노드 모두에 `FARSYNC` 별칭을 추가한다. Primary가 보내야 하고, Far Sync가 Standby로 보내야 하며, 관리자가 어디서든 접속할 수 있어야 하기 때문이다.</w:t>
+        <w:t xml:space="preserve">에는 세 노드 모두에 </w:t>
+      </w:r>
+      <w:r>
+        <w:rPr>
+          <w:rFonts w:ascii="Consolas" w:hAnsi="Consolas" w:eastAsia="맑은 고딕"/>
+          <w:sz w:val="21"/>
+        </w:rPr>
+        <w:t xml:space="preserve">FARSYNC</w:t>
+      </w:r>
+      <w:r>
+        <w:rPr>
+          <w:rFonts w:ascii="맑은 고딕" w:hAnsi="맑은 고딕" w:eastAsia="맑은 고딕"/>
+          <w:sz w:val="21"/>
+        </w:rPr>
+        <w:t xml:space="preserve"> 별칭을 추가한다. Primary가 보내야 하고, Far Sync가 Standby로 보내야 하며, 관리자가 어디서든 접속할 수 있어야 하기 때문이다.</w:t>
       </w:r>
     </w:p>
     <w:tbl>
@@ -3450,7 +4294,21 @@
           <w:rFonts w:ascii="맑은 고딕" w:hAnsi="맑은 고딕" w:eastAsia="맑은 고딕"/>
           <w:sz w:val="21"/>
         </w:rPr>
-        <w:t>지금까지 `LOG_ARCHIVE_DEST_2`는 boston을 직접 가리키고 있었다. 이것을 Far Sync로 바꾼다.</w:t>
+        <w:t xml:space="preserve">지금까지 </w:t>
+      </w:r>
+      <w:r>
+        <w:rPr>
+          <w:rFonts w:ascii="Consolas" w:hAnsi="Consolas" w:eastAsia="맑은 고딕"/>
+          <w:sz w:val="21"/>
+        </w:rPr>
+        <w:t xml:space="preserve">LOG_ARCHIVE_DEST_2</w:t>
+      </w:r>
+      <w:r>
+        <w:rPr>
+          <w:rFonts w:ascii="맑은 고딕" w:hAnsi="맑은 고딕" w:eastAsia="맑은 고딕"/>
+          <w:sz w:val="21"/>
+        </w:rPr>
+        <w:t xml:space="preserve">는 boston을 직접 가리키고 있었다. 이것을 Far Sync로 바꾼다.</w:t>
       </w:r>
     </w:p>
     <w:tbl>
@@ -3608,16 +4466,88 @@
           <w:rFonts w:ascii="맑은 고딕" w:hAnsi="맑은 고딕" w:eastAsia="맑은 고딕"/>
           <w:sz w:val="21"/>
         </w:rPr>
-        <w:t>두 가지가 바뀌었다. 대상이 `boston`에서 `farsync`로, 전송 방식이 `async`에서 **`sync affirm`**으로 바뀌었다. 이것이 Far Sync를 쓰는 이유다. **가까운 곳과만 동기로 대화한다.**</w:t>
+        <w:t xml:space="preserve">두 가지가 바뀌었다. 대상이 </w:t>
+      </w:r>
+      <w:r>
+        <w:rPr>
+          <w:rFonts w:ascii="Consolas" w:hAnsi="Consolas" w:eastAsia="맑은 고딕"/>
+          <w:sz w:val="21"/>
+        </w:rPr>
+        <w:t xml:space="preserve">boston</w:t>
+      </w:r>
+      <w:r>
+        <w:rPr>
+          <w:rFonts w:ascii="맑은 고딕" w:hAnsi="맑은 고딕" w:eastAsia="맑은 고딕"/>
+          <w:sz w:val="21"/>
+        </w:rPr>
+        <w:t xml:space="preserve">에서 </w:t>
+      </w:r>
+      <w:r>
+        <w:rPr>
+          <w:rFonts w:ascii="Consolas" w:hAnsi="Consolas" w:eastAsia="맑은 고딕"/>
+          <w:sz w:val="21"/>
+        </w:rPr>
+        <w:t xml:space="preserve">farsync</w:t>
+      </w:r>
+      <w:r>
+        <w:rPr>
+          <w:rFonts w:ascii="맑은 고딕" w:hAnsi="맑은 고딕" w:eastAsia="맑은 고딕"/>
+          <w:sz w:val="21"/>
+        </w:rPr>
+        <w:t xml:space="preserve">로, 전송 방식이 </w:t>
+      </w:r>
+      <w:r>
+        <w:rPr>
+          <w:rFonts w:ascii="Consolas" w:hAnsi="Consolas" w:eastAsia="맑은 고딕"/>
+          <w:sz w:val="21"/>
+        </w:rPr>
+        <w:t xml:space="preserve">async</w:t>
+      </w:r>
+      <w:r>
+        <w:rPr>
+          <w:rFonts w:ascii="맑은 고딕" w:hAnsi="맑은 고딕" w:eastAsia="맑은 고딕"/>
+          <w:sz w:val="21"/>
+        </w:rPr>
+        <w:t xml:space="preserve">에서 </w:t>
+      </w:r>
+      <w:r>
+        <w:rPr>
+          <w:rFonts w:ascii="Consolas" w:hAnsi="Consolas" w:eastAsia="맑은 고딕"/>
+          <w:b/>
+          <w:sz w:val="21"/>
+        </w:rPr>
+        <w:t xml:space="preserve">sync affirm</w:t>
+      </w:r>
+      <w:r>
+        <w:rPr>
+          <w:rFonts w:ascii="맑은 고딕" w:hAnsi="맑은 고딕" w:eastAsia="맑은 고딕"/>
+          <w:sz w:val="21"/>
+        </w:rPr>
+        <w:t xml:space="preserve">으로 바뀌었다. 이것이 Far Sync를 쓰는 이유다. </w:t>
+      </w:r>
+      <w:r>
+        <w:rPr>
+          <w:rFonts w:ascii="맑은 고딕" w:hAnsi="맑은 고딕" w:eastAsia="맑은 고딕"/>
+          <w:b/>
+          <w:sz w:val="21"/>
+        </w:rPr>
+        <w:t xml:space="preserve">가까운 곳과만 동기로 대화한다.</w:t>
       </w:r>
     </w:p>
     <w:p>
       <w:r>
         <w:rPr>
+          <w:rFonts w:ascii="Consolas" w:hAnsi="Consolas" w:eastAsia="맑은 고딕"/>
+          <w:sz w:val="21"/>
+        </w:rPr>
+        <w:t xml:space="preserve">LOG_ARCHIVE_CONFIG</w:t>
+      </w:r>
+      <w:r>
+        <w:rPr>
           <w:rFonts w:ascii="맑은 고딕" w:hAnsi="맑은 고딕" w:eastAsia="맑은 고딕"/>
           <w:sz w:val="21"/>
         </w:rPr>
-        <w:t>`LOG_ARCHIVE_CONFIG`에 세 이름을 모두 넣는 것도 잊으면 안 된다. 이 목록은 "이 구성에 속한 데이터베이스"를 선언하며, 여기에 없는 이름으로 접속하면 거부된다.</w:t>
+        <w:t xml:space="preserve">에 세 이름을 모두 넣는 것도 잊으면 안 된다. 이 목록은 "이 구성에 속한 데이터베이스"를 선언하며, 여기에 없는 이름으로 접속하면 거부된다.</w:t>
       </w:r>
     </w:p>
     <w:p>
@@ -3777,9 +4707,45 @@
       <w:r>
         <w:rPr>
           <w:rFonts w:ascii="맑은 고딕" w:hAnsi="맑은 고딕" w:eastAsia="맑은 고딕"/>
-          <w:sz w:val="21"/>
-        </w:rPr>
-        <w:t>**ORA-16057**은 "받는 쪽이 나를 구성원으로 인정하지 않는다"는 뜻이다. boston의 `LOG_ARCHIVE_CONFIG`에 `farsync`가 들어 있지 않으면 boston이 연결을 거부한다.</w:t>
+          <w:b/>
+          <w:sz w:val="21"/>
+        </w:rPr>
+        <w:t xml:space="preserve">ORA-16057</w:t>
+      </w:r>
+      <w:r>
+        <w:rPr>
+          <w:rFonts w:ascii="맑은 고딕" w:hAnsi="맑은 고딕" w:eastAsia="맑은 고딕"/>
+          <w:sz w:val="21"/>
+        </w:rPr>
+        <w:t xml:space="preserve">은 "받는 쪽이 나를 구성원으로 인정하지 않는다"는 뜻이다. boston의 </w:t>
+      </w:r>
+      <w:r>
+        <w:rPr>
+          <w:rFonts w:ascii="Consolas" w:hAnsi="Consolas" w:eastAsia="맑은 고딕"/>
+          <w:sz w:val="21"/>
+        </w:rPr>
+        <w:t xml:space="preserve">LOG_ARCHIVE_CONFIG</w:t>
+      </w:r>
+      <w:r>
+        <w:rPr>
+          <w:rFonts w:ascii="맑은 고딕" w:hAnsi="맑은 고딕" w:eastAsia="맑은 고딕"/>
+          <w:sz w:val="21"/>
+        </w:rPr>
+        <w:t xml:space="preserve">에 </w:t>
+      </w:r>
+      <w:r>
+        <w:rPr>
+          <w:rFonts w:ascii="Consolas" w:hAnsi="Consolas" w:eastAsia="맑은 고딕"/>
+          <w:sz w:val="21"/>
+        </w:rPr>
+        <w:t xml:space="preserve">farsync</w:t>
+      </w:r>
+      <w:r>
+        <w:rPr>
+          <w:rFonts w:ascii="맑은 고딕" w:hAnsi="맑은 고딕" w:eastAsia="맑은 고딕"/>
+          <w:sz w:val="21"/>
+        </w:rPr>
+        <w:t xml:space="preserve">가 들어 있지 않으면 boston이 연결을 거부한다.</w:t>
       </w:r>
     </w:p>
     <w:p>
@@ -3868,7 +4834,36 @@
           <w:rFonts w:ascii="맑은 고딕" w:hAnsi="맑은 고딕" w:eastAsia="맑은 고딕"/>
           <w:sz w:val="21"/>
         </w:rPr>
-        <w:t>원인은 **순서와 시점**이었다. boston의 `LOG_ARCHIVE_CONFIG`를 확장하는 명령과 Far Sync가 처음 접속을 시도하는 시점이 겹쳤다. 설정이 반영된 뒤의 재시도는 성공했다.</w:t>
+        <w:t xml:space="preserve">원인은 </w:t>
+      </w:r>
+      <w:r>
+        <w:rPr>
+          <w:rFonts w:ascii="맑은 고딕" w:hAnsi="맑은 고딕" w:eastAsia="맑은 고딕"/>
+          <w:b/>
+          <w:sz w:val="21"/>
+        </w:rPr>
+        <w:t xml:space="preserve">순서와 시점</w:t>
+      </w:r>
+      <w:r>
+        <w:rPr>
+          <w:rFonts w:ascii="맑은 고딕" w:hAnsi="맑은 고딕" w:eastAsia="맑은 고딕"/>
+          <w:sz w:val="21"/>
+        </w:rPr>
+        <w:t xml:space="preserve">이었다. boston의 </w:t>
+      </w:r>
+      <w:r>
+        <w:rPr>
+          <w:rFonts w:ascii="Consolas" w:hAnsi="Consolas" w:eastAsia="맑은 고딕"/>
+          <w:sz w:val="21"/>
+        </w:rPr>
+        <w:t xml:space="preserve">LOG_ARCHIVE_CONFIG</w:t>
+      </w:r>
+      <w:r>
+        <w:rPr>
+          <w:rFonts w:ascii="맑은 고딕" w:hAnsi="맑은 고딕" w:eastAsia="맑은 고딕"/>
+          <w:sz w:val="21"/>
+        </w:rPr>
+        <w:t xml:space="preserve">를 확장하는 명령과 Far Sync가 처음 접속을 시도하는 시점이 겹쳤다. 설정이 반영된 뒤의 재시도는 성공했다.</w:t>
       </w:r>
     </w:p>
     <w:tbl>
@@ -3905,7 +4900,22 @@
                 <w:rFonts w:ascii="맑은 고딕" w:hAnsi="맑은 고딕" w:eastAsia="맑은 고딕"/>
                 <w:sz w:val="20"/>
               </w:rPr>
-              <w:t>이 오류는 실수라기보다 **순서를 지키지 않아 생긴 일시적 상태**였다. 여러 노드의 설정을 함께 바꿔야 할 때는 순서가 있다.</w:t>
+              <w:t xml:space="preserve">이 오류는 실수라기보다 </w:t>
+            </w:r>
+            <w:r>
+              <w:rPr>
+                <w:rFonts w:ascii="맑은 고딕" w:hAnsi="맑은 고딕" w:eastAsia="맑은 고딕"/>
+                <w:b/>
+                <w:sz w:val="20"/>
+              </w:rPr>
+              <w:t xml:space="preserve">순서를 지키지 않아 생긴 일시적 상태</w:t>
+            </w:r>
+            <w:r>
+              <w:rPr>
+                <w:rFonts w:ascii="맑은 고딕" w:hAnsi="맑은 고딕" w:eastAsia="맑은 고딕"/>
+                <w:sz w:val="20"/>
+              </w:rPr>
+              <w:t xml:space="preserve">였다. 여러 노드의 설정을 함께 바꿔야 할 때는 순서가 있다.</w:t>
             </w:r>
           </w:p>
           <w:p>
@@ -3915,9 +4925,31 @@
             <w:r>
               <w:rPr>
                 <w:rFonts w:ascii="맑은 고딕" w:hAnsi="맑은 고딕" w:eastAsia="맑은 고딕"/>
+                <w:b/>
                 <w:sz w:val="20"/>
               </w:rPr>
-              <w:t>**① 받는 쪽을 먼저 연다.** boston과 farsync의 `LOG_ARCHIVE_CONFIG`에 새 이름을 먼저 넣는다.</w:t>
+              <w:t xml:space="preserve">① 받는 쪽을 먼저 연다.</w:t>
+            </w:r>
+            <w:r>
+              <w:rPr>
+                <w:rFonts w:ascii="맑은 고딕" w:hAnsi="맑은 고딕" w:eastAsia="맑은 고딕"/>
+                <w:sz w:val="20"/>
+              </w:rPr>
+              <w:t xml:space="preserve"> boston과 farsync의 </w:t>
+            </w:r>
+            <w:r>
+              <w:rPr>
+                <w:rFonts w:ascii="Consolas" w:hAnsi="Consolas" w:eastAsia="맑은 고딕"/>
+                <w:sz w:val="20"/>
+              </w:rPr>
+              <w:t xml:space="preserve">LOG_ARCHIVE_CONFIG</w:t>
+            </w:r>
+            <w:r>
+              <w:rPr>
+                <w:rFonts w:ascii="맑은 고딕" w:hAnsi="맑은 고딕" w:eastAsia="맑은 고딕"/>
+                <w:sz w:val="20"/>
+              </w:rPr>
+              <w:t xml:space="preserve">에 새 이름을 먼저 넣는다.</w:t>
             </w:r>
           </w:p>
           <w:p>
@@ -3927,9 +4959,31 @@
             <w:r>
               <w:rPr>
                 <w:rFonts w:ascii="맑은 고딕" w:hAnsi="맑은 고딕" w:eastAsia="맑은 고딕"/>
+                <w:b/>
                 <w:sz w:val="20"/>
               </w:rPr>
-              <w:t>**② 그 다음에 보내는 쪽을 바꾼다.** Primary의 `LOG_ARCHIVE_DEST_n`을 새 대상으로 돌린다.</w:t>
+              <w:t xml:space="preserve">② 그 다음에 보내는 쪽을 바꾼다.</w:t>
+            </w:r>
+            <w:r>
+              <w:rPr>
+                <w:rFonts w:ascii="맑은 고딕" w:hAnsi="맑은 고딕" w:eastAsia="맑은 고딕"/>
+                <w:sz w:val="20"/>
+              </w:rPr>
+              <w:t xml:space="preserve"> Primary의 </w:t>
+            </w:r>
+            <w:r>
+              <w:rPr>
+                <w:rFonts w:ascii="Consolas" w:hAnsi="Consolas" w:eastAsia="맑은 고딕"/>
+                <w:sz w:val="20"/>
+              </w:rPr>
+              <w:t xml:space="preserve">LOG_ARCHIVE_DEST_n</w:t>
+            </w:r>
+            <w:r>
+              <w:rPr>
+                <w:rFonts w:ascii="맑은 고딕" w:hAnsi="맑은 고딕" w:eastAsia="맑은 고딕"/>
+                <w:sz w:val="20"/>
+              </w:rPr>
+              <w:t xml:space="preserve">을 새 대상으로 돌린다.</w:t>
             </w:r>
           </w:p>
           <w:p>
@@ -3953,7 +5007,64 @@
                 <w:rFonts w:ascii="맑은 고딕" w:hAnsi="맑은 고딕" w:eastAsia="맑은 고딕"/>
                 <w:sz w:val="20"/>
               </w:rPr>
-              <w:t>7장에서 배운 것도 함께 기억한다. **목적지의 오류 상태는 원인이 해소돼도 자동으로 지워지지 않는 경우가 있다.** 그때는 `LOG_ARCHIVE_DEST_STATE_n`을 `DEFER` 후 `ENABLE`로 되돌린다.</w:t>
+              <w:t xml:space="preserve">7장에서 배운 것도 함께 기억한다. </w:t>
+            </w:r>
+            <w:r>
+              <w:rPr>
+                <w:rFonts w:ascii="맑은 고딕" w:hAnsi="맑은 고딕" w:eastAsia="맑은 고딕"/>
+                <w:b/>
+                <w:sz w:val="20"/>
+              </w:rPr>
+              <w:t xml:space="preserve">목적지의 오류 상태는 원인이 해소돼도 자동으로 지워지지 않는 경우가 있다.</w:t>
+            </w:r>
+            <w:r>
+              <w:rPr>
+                <w:rFonts w:ascii="맑은 고딕" w:hAnsi="맑은 고딕" w:eastAsia="맑은 고딕"/>
+                <w:sz w:val="20"/>
+              </w:rPr>
+              <w:t xml:space="preserve"> 그때는 </w:t>
+            </w:r>
+            <w:r>
+              <w:rPr>
+                <w:rFonts w:ascii="Consolas" w:hAnsi="Consolas" w:eastAsia="맑은 고딕"/>
+                <w:sz w:val="20"/>
+              </w:rPr>
+              <w:t xml:space="preserve">LOG_ARCHIVE_DEST_STATE_n</w:t>
+            </w:r>
+            <w:r>
+              <w:rPr>
+                <w:rFonts w:ascii="맑은 고딕" w:hAnsi="맑은 고딕" w:eastAsia="맑은 고딕"/>
+                <w:sz w:val="20"/>
+              </w:rPr>
+              <w:t xml:space="preserve">을 </w:t>
+            </w:r>
+            <w:r>
+              <w:rPr>
+                <w:rFonts w:ascii="Consolas" w:hAnsi="Consolas" w:eastAsia="맑은 고딕"/>
+                <w:sz w:val="20"/>
+              </w:rPr>
+              <w:t xml:space="preserve">DEFER</w:t>
+            </w:r>
+            <w:r>
+              <w:rPr>
+                <w:rFonts w:ascii="맑은 고딕" w:hAnsi="맑은 고딕" w:eastAsia="맑은 고딕"/>
+                <w:sz w:val="20"/>
+              </w:rPr>
+              <w:t xml:space="preserve"> 후 </w:t>
+            </w:r>
+            <w:r>
+              <w:rPr>
+                <w:rFonts w:ascii="Consolas" w:hAnsi="Consolas" w:eastAsia="맑은 고딕"/>
+                <w:sz w:val="20"/>
+              </w:rPr>
+              <w:t xml:space="preserve">ENABLE</w:t>
+            </w:r>
+            <w:r>
+              <w:rPr>
+                <w:rFonts w:ascii="맑은 고딕" w:hAnsi="맑은 고딕" w:eastAsia="맑은 고딕"/>
+                <w:sz w:val="20"/>
+              </w:rPr>
+              <w:t xml:space="preserve">로 되돌린다.</w:t>
             </w:r>
           </w:p>
         </w:tc>
@@ -4077,10 +5188,60 @@
     <w:p>
       <w:r>
         <w:rPr>
+          <w:rFonts w:ascii="Consolas" w:hAnsi="Consolas" w:eastAsia="맑은 고딕"/>
+          <w:sz w:val="21"/>
+        </w:rPr>
+        <w:t xml:space="preserve">TRANSMIT_MODE</w:t>
+      </w:r>
+      <w:r>
+        <w:rPr>
           <w:rFonts w:ascii="맑은 고딕" w:hAnsi="맑은 고딕" w:eastAsia="맑은 고딕"/>
           <w:sz w:val="21"/>
         </w:rPr>
-        <w:t>`TRANSMIT_MODE`와 `AFFIRM`은 **`V$ARCHIVE_DEST`**에 있다. `V$ARCHIVE_DEST_STATUS`에는 없다.</w:t>
+        <w:t xml:space="preserve">와 </w:t>
+      </w:r>
+      <w:r>
+        <w:rPr>
+          <w:rFonts w:ascii="Consolas" w:hAnsi="Consolas" w:eastAsia="맑은 고딕"/>
+          <w:sz w:val="21"/>
+        </w:rPr>
+        <w:t xml:space="preserve">AFFIRM</w:t>
+      </w:r>
+      <w:r>
+        <w:rPr>
+          <w:rFonts w:ascii="맑은 고딕" w:hAnsi="맑은 고딕" w:eastAsia="맑은 고딕"/>
+          <w:sz w:val="21"/>
+        </w:rPr>
+        <w:t xml:space="preserve">은 </w:t>
+      </w:r>
+      <w:r>
+        <w:rPr>
+          <w:rFonts w:ascii="Consolas" w:hAnsi="Consolas" w:eastAsia="맑은 고딕"/>
+          <w:b/>
+          <w:sz w:val="21"/>
+        </w:rPr>
+        <w:t xml:space="preserve">V$ARCHIVE_DEST</w:t>
+      </w:r>
+      <w:r>
+        <w:rPr>
+          <w:rFonts w:ascii="맑은 고딕" w:hAnsi="맑은 고딕" w:eastAsia="맑은 고딕"/>
+          <w:sz w:val="21"/>
+        </w:rPr>
+        <w:t xml:space="preserve">에 있다. </w:t>
+      </w:r>
+      <w:r>
+        <w:rPr>
+          <w:rFonts w:ascii="Consolas" w:hAnsi="Consolas" w:eastAsia="맑은 고딕"/>
+          <w:sz w:val="21"/>
+        </w:rPr>
+        <w:t xml:space="preserve">V$ARCHIVE_DEST_STATUS</w:t>
+      </w:r>
+      <w:r>
+        <w:rPr>
+          <w:rFonts w:ascii="맑은 고딕" w:hAnsi="맑은 고딕" w:eastAsia="맑은 고딕"/>
+          <w:sz w:val="21"/>
+        </w:rPr>
+        <w:t xml:space="preserve">에는 없다.</w:t>
       </w:r>
     </w:p>
     <w:tbl>
@@ -4199,7 +5360,35 @@
           <w:rFonts w:ascii="맑은 고딕" w:hAnsi="맑은 고딕" w:eastAsia="맑은 고딕"/>
           <w:sz w:val="21"/>
         </w:rPr>
-        <w:t>두 뷰의 역할이 다르다. 8장에서 `V$LOG`에 `TYPE`이 없어 만난 ORA-00904와 같은 종류의 혼동이다.</w:t>
+        <w:t xml:space="preserve">두 뷰의 역할이 다르다. 8장에서 </w:t>
+      </w:r>
+      <w:r>
+        <w:rPr>
+          <w:rFonts w:ascii="Consolas" w:hAnsi="Consolas" w:eastAsia="맑은 고딕"/>
+          <w:sz w:val="21"/>
+        </w:rPr>
+        <w:t xml:space="preserve">V$LOG</w:t>
+      </w:r>
+      <w:r>
+        <w:rPr>
+          <w:rFonts w:ascii="맑은 고딕" w:hAnsi="맑은 고딕" w:eastAsia="맑은 고딕"/>
+          <w:sz w:val="21"/>
+        </w:rPr>
+        <w:t xml:space="preserve">에 </w:t>
+      </w:r>
+      <w:r>
+        <w:rPr>
+          <w:rFonts w:ascii="Consolas" w:hAnsi="Consolas" w:eastAsia="맑은 고딕"/>
+          <w:sz w:val="21"/>
+        </w:rPr>
+        <w:t xml:space="preserve">TYPE</w:t>
+      </w:r>
+      <w:r>
+        <w:rPr>
+          <w:rFonts w:ascii="맑은 고딕" w:hAnsi="맑은 고딕" w:eastAsia="맑은 고딕"/>
+          <w:sz w:val="21"/>
+        </w:rPr>
+        <w:t xml:space="preserve">이 없어 만난 ORA-00904와 같은 종류의 혼동이다.</w:t>
       </w:r>
     </w:p>
     <w:tbl>
@@ -4271,10 +5460,10 @@
           <w:p>
             <w:r>
               <w:rPr>
-                <w:rFonts w:ascii="맑은 고딕" w:hAnsi="맑은 고딕" w:eastAsia="맑은 고딕"/>
-                <w:sz w:val="19"/>
-              </w:rPr>
-              <w:t>`V$ARCHIVE_DEST`</w:t>
+                <w:rFonts w:ascii="Consolas" w:hAnsi="Consolas" w:eastAsia="맑은 고딕"/>
+                <w:sz w:val="19"/>
+              </w:rPr>
+              <w:t xml:space="preserve">V$ARCHIVE_DEST</w:t>
             </w:r>
           </w:p>
         </w:tc>
@@ -4288,7 +5477,15 @@
                 <w:rFonts w:ascii="맑은 고딕" w:hAnsi="맑은 고딕" w:eastAsia="맑은 고딕"/>
                 <w:sz w:val="19"/>
               </w:rPr>
-              <w:t>목적지의 **설정**</w:t>
+              <w:t xml:space="preserve">목적지의 </w:t>
+            </w:r>
+            <w:r>
+              <w:rPr>
+                <w:rFonts w:ascii="맑은 고딕" w:hAnsi="맑은 고딕" w:eastAsia="맑은 고딕"/>
+                <w:b/>
+                <w:sz w:val="19"/>
+              </w:rPr>
+              <w:t xml:space="preserve">설정</w:t>
             </w:r>
           </w:p>
         </w:tc>
@@ -4315,10 +5512,10 @@
           <w:p>
             <w:r>
               <w:rPr>
-                <w:rFonts w:ascii="맑은 고딕" w:hAnsi="맑은 고딕" w:eastAsia="맑은 고딕"/>
-                <w:sz w:val="19"/>
-              </w:rPr>
-              <w:t>`V$ARCHIVE_DEST_STATUS`</w:t>
+                <w:rFonts w:ascii="Consolas" w:hAnsi="Consolas" w:eastAsia="맑은 고딕"/>
+                <w:sz w:val="19"/>
+              </w:rPr>
+              <w:t xml:space="preserve">V$ARCHIVE_DEST_STATUS</w:t>
             </w:r>
           </w:p>
         </w:tc>
@@ -4332,7 +5529,15 @@
                 <w:rFonts w:ascii="맑은 고딕" w:hAnsi="맑은 고딕" w:eastAsia="맑은 고딕"/>
                 <w:sz w:val="19"/>
               </w:rPr>
-              <w:t>목적지의 **상태**</w:t>
+              <w:t xml:space="preserve">목적지의 </w:t>
+            </w:r>
+            <w:r>
+              <w:rPr>
+                <w:rFonts w:ascii="맑은 고딕" w:hAnsi="맑은 고딕" w:eastAsia="맑은 고딕"/>
+                <w:b/>
+                <w:sz w:val="19"/>
+              </w:rPr>
+              <w:t xml:space="preserve">상태</w:t>
             </w:r>
           </w:p>
         </w:tc>
@@ -4356,10 +5561,74 @@
     <w:p>
       <w:r>
         <w:rPr>
+          <w:rFonts w:ascii="Consolas" w:hAnsi="Consolas" w:eastAsia="맑은 고딕"/>
+          <w:sz w:val="21"/>
+        </w:rPr>
+        <w:t xml:space="preserve">TRANSMIT_MODE</w:t>
+      </w:r>
+      <w:r>
+        <w:rPr>
           <w:rFonts w:ascii="맑은 고딕" w:hAnsi="맑은 고딕" w:eastAsia="맑은 고딕"/>
           <w:sz w:val="21"/>
         </w:rPr>
-        <w:t>`TRANSMIT_MODE`가 **`PARALLELSYNC`**이고 `AFFIRM`이 `YES`다. 동기 전송이 실제로 걸려 있다는 확인이다. 1번 목적지가 `SYNCHRONOUS`인 것은 로컬 아카이브라 성격이 다르다.</w:t>
+        <w:t xml:space="preserve">가 </w:t>
+      </w:r>
+      <w:r>
+        <w:rPr>
+          <w:rFonts w:ascii="Consolas" w:hAnsi="Consolas" w:eastAsia="맑은 고딕"/>
+          <w:b/>
+          <w:sz w:val="21"/>
+        </w:rPr>
+        <w:t xml:space="preserve">PARALLELSYNC</w:t>
+      </w:r>
+      <w:r>
+        <w:rPr>
+          <w:rFonts w:ascii="맑은 고딕" w:hAnsi="맑은 고딕" w:eastAsia="맑은 고딕"/>
+          <w:sz w:val="21"/>
+        </w:rPr>
+        <w:t xml:space="preserve">이고 </w:t>
+      </w:r>
+      <w:r>
+        <w:rPr>
+          <w:rFonts w:ascii="Consolas" w:hAnsi="Consolas" w:eastAsia="맑은 고딕"/>
+          <w:sz w:val="21"/>
+        </w:rPr>
+        <w:t xml:space="preserve">AFFIRM</w:t>
+      </w:r>
+      <w:r>
+        <w:rPr>
+          <w:rFonts w:ascii="맑은 고딕" w:hAnsi="맑은 고딕" w:eastAsia="맑은 고딕"/>
+          <w:sz w:val="21"/>
+        </w:rPr>
+        <w:t xml:space="preserve">이 </w:t>
+      </w:r>
+      <w:r>
+        <w:rPr>
+          <w:rFonts w:ascii="Consolas" w:hAnsi="Consolas" w:eastAsia="맑은 고딕"/>
+          <w:sz w:val="21"/>
+        </w:rPr>
+        <w:t xml:space="preserve">YES</w:t>
+      </w:r>
+      <w:r>
+        <w:rPr>
+          <w:rFonts w:ascii="맑은 고딕" w:hAnsi="맑은 고딕" w:eastAsia="맑은 고딕"/>
+          <w:sz w:val="21"/>
+        </w:rPr>
+        <w:t xml:space="preserve">다. 동기 전송이 실제로 걸려 있다는 확인이다. 1번 목적지가 </w:t>
+      </w:r>
+      <w:r>
+        <w:rPr>
+          <w:rFonts w:ascii="Consolas" w:hAnsi="Consolas" w:eastAsia="맑은 고딕"/>
+          <w:sz w:val="21"/>
+        </w:rPr>
+        <w:t xml:space="preserve">SYNCHRONOUS</w:t>
+      </w:r>
+      <w:r>
+        <w:rPr>
+          <w:rFonts w:ascii="맑은 고딕" w:hAnsi="맑은 고딕" w:eastAsia="맑은 고딕"/>
+          <w:sz w:val="21"/>
+        </w:rPr>
+        <w:t xml:space="preserve">인 것은 로컬 아카이브라 성격이 다르다.</w:t>
       </w:r>
     </w:p>
     <w:p>
@@ -4638,7 +5907,21 @@
           <w:rFonts w:ascii="맑은 고딕" w:hAnsi="맑은 고딕" w:eastAsia="맑은 고딕"/>
           <w:sz w:val="21"/>
         </w:rPr>
-        <w:t>RFS가 시퀀스 36을 받고 있고 SRL 5번이 `ACTIVE`다. 7장에서 Standby를 진단하던 방법이 그대로 통한다.</w:t>
+        <w:t xml:space="preserve">RFS가 시퀀스 36을 받고 있고 SRL 5번이 </w:t>
+      </w:r>
+      <w:r>
+        <w:rPr>
+          <w:rFonts w:ascii="Consolas" w:hAnsi="Consolas" w:eastAsia="맑은 고딕"/>
+          <w:sz w:val="21"/>
+        </w:rPr>
+        <w:t xml:space="preserve">ACTIVE</w:t>
+      </w:r>
+      <w:r>
+        <w:rPr>
+          <w:rFonts w:ascii="맑은 고딕" w:hAnsi="맑은 고딕" w:eastAsia="맑은 고딕"/>
+          <w:sz w:val="21"/>
+        </w:rPr>
+        <w:t xml:space="preserve">다. 7장에서 Standby를 진단하던 방법이 그대로 통한다.</w:t>
       </w:r>
     </w:p>
     <w:tbl>
@@ -4757,7 +6040,35 @@
           <w:rFonts w:ascii="맑은 고딕" w:hAnsi="맑은 고딕" w:eastAsia="맑은 고딕"/>
           <w:sz w:val="21"/>
         </w:rPr>
-        <w:t>Far Sync가 받은 리두를 로컬에 아카이브하고 있다. 파일 이름은 `LOG_ARCHIVE_FORMAT`을 따른다. `1242322892`는 5장에서 본 incarnation 식별자다.</w:t>
+        <w:t xml:space="preserve">Far Sync가 받은 리두를 로컬에 아카이브하고 있다. 파일 이름은 </w:t>
+      </w:r>
+      <w:r>
+        <w:rPr>
+          <w:rFonts w:ascii="Consolas" w:hAnsi="Consolas" w:eastAsia="맑은 고딕"/>
+          <w:sz w:val="21"/>
+        </w:rPr>
+        <w:t xml:space="preserve">LOG_ARCHIVE_FORMAT</w:t>
+      </w:r>
+      <w:r>
+        <w:rPr>
+          <w:rFonts w:ascii="맑은 고딕" w:hAnsi="맑은 고딕" w:eastAsia="맑은 고딕"/>
+          <w:sz w:val="21"/>
+        </w:rPr>
+        <w:t xml:space="preserve">을 따른다. </w:t>
+      </w:r>
+      <w:r>
+        <w:rPr>
+          <w:rFonts w:ascii="Consolas" w:hAnsi="Consolas" w:eastAsia="맑은 고딕"/>
+          <w:sz w:val="21"/>
+        </w:rPr>
+        <w:t xml:space="preserve">1242322892</w:t>
+      </w:r>
+      <w:r>
+        <w:rPr>
+          <w:rFonts w:ascii="맑은 고딕" w:hAnsi="맑은 고딕" w:eastAsia="맑은 고딕"/>
+          <w:sz w:val="21"/>
+        </w:rPr>
+        <w:t xml:space="preserve">는 5장에서 본 incarnation 식별자다.</w:t>
       </w:r>
     </w:p>
     <w:tbl>
@@ -4952,9 +6263,17 @@
       <w:r>
         <w:rPr>
           <w:rFonts w:ascii="맑은 고딕" w:hAnsi="맑은 고딕" w:eastAsia="맑은 고딕"/>
-          <w:sz w:val="21"/>
-        </w:rPr>
-        <w:t>**boston은 아무것도 달라진 것이 없다.** 지연 0, 적용 중이다. 리두가 Far Sync를 거쳐 오는지 직접 오는지 Standby는 구별하지 않는다.</w:t>
+          <w:b/>
+          <w:sz w:val="21"/>
+        </w:rPr>
+        <w:t xml:space="preserve">boston은 아무것도 달라진 것이 없다.</w:t>
+      </w:r>
+      <w:r>
+        <w:rPr>
+          <w:rFonts w:ascii="맑은 고딕" w:hAnsi="맑은 고딕" w:eastAsia="맑은 고딕"/>
+          <w:sz w:val="21"/>
+        </w:rPr>
+        <w:t xml:space="preserve"> 지연 0, 적용 중이다. 리두가 Far Sync를 거쳐 오는지 직접 오는지 Standby는 구별하지 않는다.</w:t>
       </w:r>
     </w:p>
     <w:p>
@@ -5283,7 +6602,49 @@
           <w:rFonts w:ascii="맑은 고딕" w:hAnsi="맑은 고딕" w:eastAsia="맑은 고딕"/>
           <w:sz w:val="21"/>
         </w:rPr>
-        <w:t>2장에서 본 그 값이다. `PROTECTION_MODE`는 목표이고 `PROTECTION_LEVEL`은 현재 달성 수준이다. `RESYNCHRONIZATION`은 "아직 동기화 확인을 못 했다"는 과도 상태다.</w:t>
+        <w:t xml:space="preserve">2장에서 본 그 값이다. </w:t>
+      </w:r>
+      <w:r>
+        <w:rPr>
+          <w:rFonts w:ascii="Consolas" w:hAnsi="Consolas" w:eastAsia="맑은 고딕"/>
+          <w:sz w:val="21"/>
+        </w:rPr>
+        <w:t xml:space="preserve">PROTECTION_MODE</w:t>
+      </w:r>
+      <w:r>
+        <w:rPr>
+          <w:rFonts w:ascii="맑은 고딕" w:hAnsi="맑은 고딕" w:eastAsia="맑은 고딕"/>
+          <w:sz w:val="21"/>
+        </w:rPr>
+        <w:t xml:space="preserve">는 목표이고 </w:t>
+      </w:r>
+      <w:r>
+        <w:rPr>
+          <w:rFonts w:ascii="Consolas" w:hAnsi="Consolas" w:eastAsia="맑은 고딕"/>
+          <w:sz w:val="21"/>
+        </w:rPr>
+        <w:t xml:space="preserve">PROTECTION_LEVEL</w:t>
+      </w:r>
+      <w:r>
+        <w:rPr>
+          <w:rFonts w:ascii="맑은 고딕" w:hAnsi="맑은 고딕" w:eastAsia="맑은 고딕"/>
+          <w:sz w:val="21"/>
+        </w:rPr>
+        <w:t xml:space="preserve">은 현재 달성 수준이다. </w:t>
+      </w:r>
+      <w:r>
+        <w:rPr>
+          <w:rFonts w:ascii="Consolas" w:hAnsi="Consolas" w:eastAsia="맑은 고딕"/>
+          <w:sz w:val="21"/>
+        </w:rPr>
+        <w:t xml:space="preserve">RESYNCHRONIZATION</w:t>
+      </w:r>
+      <w:r>
+        <w:rPr>
+          <w:rFonts w:ascii="맑은 고딕" w:hAnsi="맑은 고딕" w:eastAsia="맑은 고딕"/>
+          <w:sz w:val="21"/>
+        </w:rPr>
+        <w:t xml:space="preserve">은 "아직 동기화 확인을 못 했다"는 과도 상태다.</w:t>
       </w:r>
     </w:p>
     <w:p>
@@ -5486,9 +6847,10 @@
             <w:r>
               <w:rPr>
                 <w:rFonts w:ascii="맑은 고딕" w:hAnsi="맑은 고딕" w:eastAsia="맑은 고딕"/>
-                <w:sz w:val="19"/>
-              </w:rPr>
-              <w:t>**MAXIMUM AVAILABILITY**</w:t>
+                <w:b/>
+                <w:sz w:val="19"/>
+              </w:rPr>
+              <w:t xml:space="preserve">MAXIMUM AVAILABILITY</w:t>
             </w:r>
           </w:p>
         </w:tc>
@@ -5530,9 +6892,10 @@
             <w:r>
               <w:rPr>
                 <w:rFonts w:ascii="맑은 고딕" w:hAnsi="맑은 고딕" w:eastAsia="맑은 고딕"/>
-                <w:sz w:val="19"/>
-              </w:rPr>
-              <w:t>**MAXIMUM AVAILABILITY**</w:t>
+                <w:b/>
+                <w:sz w:val="19"/>
+              </w:rPr>
+              <w:t xml:space="preserve">MAXIMUM AVAILABILITY</w:t>
             </w:r>
           </w:p>
         </w:tc>
@@ -5574,9 +6937,10 @@
             <w:r>
               <w:rPr>
                 <w:rFonts w:ascii="맑은 고딕" w:hAnsi="맑은 고딕" w:eastAsia="맑은 고딕"/>
-                <w:sz w:val="19"/>
-              </w:rPr>
-              <w:t>**RESYNCHRONIZATION**</w:t>
+                <w:b/>
+                <w:sz w:val="19"/>
+              </w:rPr>
+              <w:t xml:space="preserve">RESYNCHRONIZATION</w:t>
             </w:r>
           </w:p>
         </w:tc>
@@ -5587,9 +6951,33 @@
       <w:r>
         <w:rPr>
           <w:rFonts w:ascii="맑은 고딕" w:hAnsi="맑은 고딕" w:eastAsia="맑은 고딕"/>
-          <w:sz w:val="21"/>
-        </w:rPr>
-        <w:t>**boston만 `RESYNCHRONIZATION`이다.** 오류가 아니다.</w:t>
+          <w:b/>
+          <w:sz w:val="21"/>
+        </w:rPr>
+        <w:t xml:space="preserve">boston만 </w:t>
+      </w:r>
+      <w:r>
+        <w:rPr>
+          <w:rFonts w:ascii="Consolas" w:hAnsi="Consolas" w:eastAsia="맑은 고딕"/>
+          <w:b/>
+          <w:sz w:val="21"/>
+        </w:rPr>
+        <w:t xml:space="preserve">RESYNCHRONIZATION</w:t>
+      </w:r>
+      <w:r>
+        <w:rPr>
+          <w:rFonts w:ascii="맑은 고딕" w:hAnsi="맑은 고딕" w:eastAsia="맑은 고딕"/>
+          <w:b/>
+          <w:sz w:val="21"/>
+        </w:rPr>
+        <w:t xml:space="preserve">이다.</w:t>
+      </w:r>
+      <w:r>
+        <w:rPr>
+          <w:rFonts w:ascii="맑은 고딕" w:hAnsi="맑은 고딕" w:eastAsia="맑은 고딕"/>
+          <w:sz w:val="21"/>
+        </w:rPr>
+        <w:t xml:space="preserve"> 오류가 아니다.</w:t>
       </w:r>
     </w:p>
     <w:p>
@@ -5598,7 +6986,50 @@
           <w:rFonts w:ascii="맑은 고딕" w:hAnsi="맑은 고딕" w:eastAsia="맑은 고딕"/>
           <w:sz w:val="21"/>
         </w:rPr>
-        <w:t>이유는 boston이 리두를 **비동기로** 받기 때문이다. 동기 보장이 성립하는 구간은 `chicago ↔ farsync`이고, boston은 그 뒤에 붙어 있다. boston의 관점에서는 "나는 동기 파트너가 아니다"가 정확한 표현이며 그것이 `RESYNCHRONIZATION`으로 나타난다.</w:t>
+        <w:t xml:space="preserve">이유는 boston이 리두를 </w:t>
+      </w:r>
+      <w:r>
+        <w:rPr>
+          <w:rFonts w:ascii="맑은 고딕" w:hAnsi="맑은 고딕" w:eastAsia="맑은 고딕"/>
+          <w:b/>
+          <w:sz w:val="21"/>
+        </w:rPr>
+        <w:t xml:space="preserve">비동기로</w:t>
+      </w:r>
+      <w:r>
+        <w:rPr>
+          <w:rFonts w:ascii="맑은 고딕" w:hAnsi="맑은 고딕" w:eastAsia="맑은 고딕"/>
+          <w:sz w:val="21"/>
+        </w:rPr>
+        <w:t xml:space="preserve"> 받기 때문이다. 동기 보장이 성립하는 구간은 </w:t>
+      </w:r>
+      <w:r>
+        <w:rPr>
+          <w:rFonts w:ascii="Consolas" w:hAnsi="Consolas" w:eastAsia="맑은 고딕"/>
+          <w:sz w:val="21"/>
+        </w:rPr>
+        <w:t xml:space="preserve">chicago ↔ farsync</w:t>
+      </w:r>
+      <w:r>
+        <w:rPr>
+          <w:rFonts w:ascii="맑은 고딕" w:hAnsi="맑은 고딕" w:eastAsia="맑은 고딕"/>
+          <w:sz w:val="21"/>
+        </w:rPr>
+        <w:t xml:space="preserve">이고, boston은 그 뒤에 붙어 있다. boston의 관점에서는 "나는 동기 파트너가 아니다"가 정확한 표현이며 그것이 </w:t>
+      </w:r>
+      <w:r>
+        <w:rPr>
+          <w:rFonts w:ascii="Consolas" w:hAnsi="Consolas" w:eastAsia="맑은 고딕"/>
+          <w:sz w:val="21"/>
+        </w:rPr>
+        <w:t xml:space="preserve">RESYNCHRONIZATION</w:t>
+      </w:r>
+      <w:r>
+        <w:rPr>
+          <w:rFonts w:ascii="맑은 고딕" w:hAnsi="맑은 고딕" w:eastAsia="맑은 고딕"/>
+          <w:sz w:val="21"/>
+        </w:rPr>
+        <w:t xml:space="preserve">으로 나타난다.</w:t>
       </w:r>
     </w:p>
     <w:p>
@@ -5607,7 +7038,22 @@
           <w:rFonts w:ascii="맑은 고딕" w:hAnsi="맑은 고딕" w:eastAsia="맑은 고딕"/>
           <w:sz w:val="21"/>
         </w:rPr>
-        <w:t>이것이 Far Sync 구성의 핵심을 보여 준다. **보호 수준은 Primary와 Far Sync 사이에서 달성되고, 그 뒤는 성능을 위해 비동기로 흘린다.** 데이터 손실 위험은 "Far Sync까지는 확실하다"는 선까지 줄어든다.</w:t>
+        <w:t xml:space="preserve">이것이 Far Sync 구성의 핵심을 보여 준다. </w:t>
+      </w:r>
+      <w:r>
+        <w:rPr>
+          <w:rFonts w:ascii="맑은 고딕" w:hAnsi="맑은 고딕" w:eastAsia="맑은 고딕"/>
+          <w:b/>
+          <w:sz w:val="21"/>
+        </w:rPr>
+        <w:t xml:space="preserve">보호 수준은 Primary와 Far Sync 사이에서 달성되고, 그 뒤는 성능을 위해 비동기로 흘린다.</w:t>
+      </w:r>
+      <w:r>
+        <w:rPr>
+          <w:rFonts w:ascii="맑은 고딕" w:hAnsi="맑은 고딕" w:eastAsia="맑은 고딕"/>
+          <w:sz w:val="21"/>
+        </w:rPr>
+        <w:t xml:space="preserve"> 데이터 손실 위험은 "Far Sync까지는 확실하다"는 선까지 줄어든다.</w:t>
       </w:r>
     </w:p>
     <w:tbl>
@@ -5654,9 +7100,17 @@
             <w:r>
               <w:rPr>
                 <w:rFonts w:ascii="맑은 고딕" w:hAnsi="맑은 고딕" w:eastAsia="맑은 고딕"/>
+                <w:b/>
                 <w:sz w:val="20"/>
               </w:rPr>
-              <w:t>**Far Sync가 살아 있으면** 커밋된 리두는 안전하다. Primary를 잃어도 Far Sync에 남은 리두를 Standby가 받아 적용할 수 있다.</w:t>
+              <w:t xml:space="preserve">Far Sync가 살아 있으면</w:t>
+            </w:r>
+            <w:r>
+              <w:rPr>
+                <w:rFonts w:ascii="맑은 고딕" w:hAnsi="맑은 고딕" w:eastAsia="맑은 고딕"/>
+                <w:sz w:val="20"/>
+              </w:rPr>
+              <w:t xml:space="preserve"> 커밋된 리두는 안전하다. Primary를 잃어도 Far Sync에 남은 리두를 Standby가 받아 적용할 수 있다.</w:t>
             </w:r>
           </w:p>
           <w:p>
@@ -5666,9 +7120,17 @@
             <w:r>
               <w:rPr>
                 <w:rFonts w:ascii="맑은 고딕" w:hAnsi="맑은 고딕" w:eastAsia="맑은 고딕"/>
+                <w:b/>
                 <w:sz w:val="20"/>
               </w:rPr>
-              <w:t>**주 센터가 통째로 사라지면** Far Sync도 함께 사라진다. 그때는 boston이 받아 둔 지점까지만 남는다. Far Sync는 재해의 규모를 가정한 절충이다.</w:t>
+              <w:t xml:space="preserve">주 센터가 통째로 사라지면</w:t>
+            </w:r>
+            <w:r>
+              <w:rPr>
+                <w:rFonts w:ascii="맑은 고딕" w:hAnsi="맑은 고딕" w:eastAsia="맑은 고딕"/>
+                <w:sz w:val="20"/>
+              </w:rPr>
+              <w:t xml:space="preserve"> Far Sync도 함께 사라진다. 그때는 boston이 받아 둔 지점까지만 남는다. Far Sync는 재해의 규모를 가정한 절충이다.</w:t>
             </w:r>
           </w:p>
           <w:p>
@@ -5680,7 +7142,22 @@
                 <w:rFonts w:ascii="맑은 고딕" w:hAnsi="맑은 고딕" w:eastAsia="맑은 고딕"/>
                 <w:sz w:val="20"/>
               </w:rPr>
-              <w:t>그래서 Far Sync의 위치 선정이 설계의 핵심이 된다. Primary와 같은 랙에 두면 동시 소실 위험이 크고, 너무 멀리 두면 동기 전송의 이점이 사라진다. **같은 도시의 다른 건물** 정도가 전형적인 답이다.</w:t>
+              <w:t xml:space="preserve">그래서 Far Sync의 위치 선정이 설계의 핵심이 된다. Primary와 같은 랙에 두면 동시 소실 위험이 크고, 너무 멀리 두면 동기 전송의 이점이 사라진다. </w:t>
+            </w:r>
+            <w:r>
+              <w:rPr>
+                <w:rFonts w:ascii="맑은 고딕" w:hAnsi="맑은 고딕" w:eastAsia="맑은 고딕"/>
+                <w:b/>
+                <w:sz w:val="20"/>
+              </w:rPr>
+              <w:t xml:space="preserve">같은 도시의 다른 건물</w:t>
+            </w:r>
+            <w:r>
+              <w:rPr>
+                <w:rFonts w:ascii="맑은 고딕" w:hAnsi="맑은 고딕" w:eastAsia="맑은 고딕"/>
+                <w:sz w:val="20"/>
+              </w:rPr>
+              <w:t xml:space="preserve"> 정도가 전형적인 답이다.</w:t>
             </w:r>
           </w:p>
         </w:tc>
@@ -5698,10 +7175,17 @@
     <w:p>
       <w:r>
         <w:rPr>
+          <w:rFonts w:ascii="Consolas" w:hAnsi="Consolas" w:eastAsia="맑은 고딕"/>
+          <w:sz w:val="21"/>
+        </w:rPr>
+        <w:t xml:space="preserve">SYNC AFFIRM</w:t>
+      </w:r>
+      <w:r>
+        <w:rPr>
           <w:rFonts w:ascii="맑은 고딕" w:hAnsi="맑은 고딕" w:eastAsia="맑은 고딕"/>
           <w:sz w:val="21"/>
         </w:rPr>
-        <w:t>`SYNC AFFIRM`이라는 두 낱말은 서로 다른 것을 말한다. 2장에서 짚었지만 Far Sync 구성에서 다시 보면 의미가 선명해진다.</w:t>
+        <w:t xml:space="preserve">이라는 두 낱말은 서로 다른 것을 말한다. 2장에서 짚었지만 Far Sync 구성에서 다시 보면 의미가 선명해진다.</w:t>
       </w:r>
     </w:p>
     <w:tbl>
@@ -5773,10 +7257,10 @@
           <w:p>
             <w:r>
               <w:rPr>
-                <w:rFonts w:ascii="맑은 고딕" w:hAnsi="맑은 고딕" w:eastAsia="맑은 고딕"/>
-                <w:sz w:val="19"/>
-              </w:rPr>
-              <w:t>`SYNC`</w:t>
+                <w:rFonts w:ascii="Consolas" w:hAnsi="Consolas" w:eastAsia="맑은 고딕"/>
+                <w:sz w:val="19"/>
+              </w:rPr>
+              <w:t xml:space="preserve">SYNC</w:t>
             </w:r>
           </w:p>
         </w:tc>
@@ -5790,7 +7274,15 @@
                 <w:rFonts w:ascii="맑은 고딕" w:hAnsi="맑은 고딕" w:eastAsia="맑은 고딕"/>
                 <w:sz w:val="19"/>
               </w:rPr>
-              <w:t>리두를 **보내고 응답을 기다린다**</w:t>
+              <w:t xml:space="preserve">리두를 </w:t>
+            </w:r>
+            <w:r>
+              <w:rPr>
+                <w:rFonts w:ascii="맑은 고딕" w:hAnsi="맑은 고딕" w:eastAsia="맑은 고딕"/>
+                <w:b/>
+                <w:sz w:val="19"/>
+              </w:rPr>
+              <w:t xml:space="preserve">보내고 응답을 기다린다</w:t>
             </w:r>
           </w:p>
         </w:tc>
@@ -5817,10 +7309,10 @@
           <w:p>
             <w:r>
               <w:rPr>
-                <w:rFonts w:ascii="맑은 고딕" w:hAnsi="맑은 고딕" w:eastAsia="맑은 고딕"/>
-                <w:sz w:val="19"/>
-              </w:rPr>
-              <w:t>`AFFIRM`</w:t>
+                <w:rFonts w:ascii="Consolas" w:hAnsi="Consolas" w:eastAsia="맑은 고딕"/>
+                <w:sz w:val="19"/>
+              </w:rPr>
+              <w:t xml:space="preserve">AFFIRM</w:t>
             </w:r>
           </w:p>
         </w:tc>
@@ -5834,7 +7326,22 @@
                 <w:rFonts w:ascii="맑은 고딕" w:hAnsi="맑은 고딕" w:eastAsia="맑은 고딕"/>
                 <w:sz w:val="19"/>
               </w:rPr>
-              <w:t>받는 쪽이 **디스크에 쓴 뒤** 응답한다</w:t>
+              <w:t xml:space="preserve">받는 쪽이 </w:t>
+            </w:r>
+            <w:r>
+              <w:rPr>
+                <w:rFonts w:ascii="맑은 고딕" w:hAnsi="맑은 고딕" w:eastAsia="맑은 고딕"/>
+                <w:b/>
+                <w:sz w:val="19"/>
+              </w:rPr>
+              <w:t xml:space="preserve">디스크에 쓴 뒤</w:t>
+            </w:r>
+            <w:r>
+              <w:rPr>
+                <w:rFonts w:ascii="맑은 고딕" w:hAnsi="맑은 고딕" w:eastAsia="맑은 고딕"/>
+                <w:sz w:val="19"/>
+              </w:rPr>
+              <w:t xml:space="preserve"> 응답한다</w:t>
             </w:r>
           </w:p>
         </w:tc>
@@ -5858,10 +7365,31 @@
     <w:p>
       <w:r>
         <w:rPr>
+          <w:rFonts w:ascii="Consolas" w:hAnsi="Consolas" w:eastAsia="맑은 고딕"/>
+          <w:sz w:val="21"/>
+        </w:rPr>
+        <w:t xml:space="preserve">SYNC NOAFFIRM</w:t>
+      </w:r>
+      <w:r>
+        <w:rPr>
           <w:rFonts w:ascii="맑은 고딕" w:hAnsi="맑은 고딕" w:eastAsia="맑은 고딕"/>
           <w:sz w:val="21"/>
         </w:rPr>
-        <w:t>`SYNC NOAFFIRM`이면 farsync가 메모리에 받자마자 응답한다. 빠르지만 farsync가 그 직후 죽으면 리두를 잃는다. 무손실을 목표로 한다면 `AFFIRM`이 함께 있어야 한다.</w:t>
+        <w:t xml:space="preserve">이면 farsync가 메모리에 받자마자 응답한다. 빠르지만 farsync가 그 직후 죽으면 리두를 잃는다. 무손실을 목표로 한다면 </w:t>
+      </w:r>
+      <w:r>
+        <w:rPr>
+          <w:rFonts w:ascii="Consolas" w:hAnsi="Consolas" w:eastAsia="맑은 고딕"/>
+          <w:sz w:val="21"/>
+        </w:rPr>
+        <w:t xml:space="preserve">AFFIRM</w:t>
+      </w:r>
+      <w:r>
+        <w:rPr>
+          <w:rFonts w:ascii="맑은 고딕" w:hAnsi="맑은 고딕" w:eastAsia="맑은 고딕"/>
+          <w:sz w:val="21"/>
+        </w:rPr>
+        <w:t xml:space="preserve">이 함께 있어야 한다.</w:t>
       </w:r>
     </w:p>
     <w:p>
@@ -5870,7 +7398,22 @@
           <w:rFonts w:ascii="맑은 고딕" w:hAnsi="맑은 고딕" w:eastAsia="맑은 고딕"/>
           <w:sz w:val="21"/>
         </w:rPr>
-        <w:t>그래서 Far Sync 노드의 디스크 성능이 Primary의 커밋 속도에 직접 영향을 준다. **거리는 줄였지만 I/O는 남는다.** SRL을 빠른 저장 장치에 두는 것이 Far Sync 설계의 실질적인 요령이다.</w:t>
+        <w:t xml:space="preserve">그래서 Far Sync 노드의 디스크 성능이 Primary의 커밋 속도에 직접 영향을 준다. </w:t>
+      </w:r>
+      <w:r>
+        <w:rPr>
+          <w:rFonts w:ascii="맑은 고딕" w:hAnsi="맑은 고딕" w:eastAsia="맑은 고딕"/>
+          <w:b/>
+          <w:sz w:val="21"/>
+        </w:rPr>
+        <w:t xml:space="preserve">거리는 줄였지만 I/O는 남는다.</w:t>
+      </w:r>
+      <w:r>
+        <w:rPr>
+          <w:rFonts w:ascii="맑은 고딕" w:hAnsi="맑은 고딕" w:eastAsia="맑은 고딕"/>
+          <w:sz w:val="21"/>
+        </w:rPr>
+        <w:t xml:space="preserve"> SRL을 빠른 저장 장치에 두는 것이 Far Sync 설계의 실질적인 요령이다.</w:t>
       </w:r>
     </w:p>
     <w:p>
@@ -5879,7 +7422,35 @@
           <w:rFonts w:ascii="맑은 고딕" w:hAnsi="맑은 고딕" w:eastAsia="맑은 고딕"/>
           <w:sz w:val="21"/>
         </w:rPr>
-        <w:t>실측에서 `TRANSMIT_MODE`가 `PARALLELSYNC`로 나온 것도 이와 관련이 있다. 여러 목적지가 있을 때 순차로 기다리지 않고 병렬로 보내며 기다린다는 뜻이다. 목적지가 하나뿐이라면 체감 차이는 없다.</w:t>
+        <w:t xml:space="preserve">실측에서 </w:t>
+      </w:r>
+      <w:r>
+        <w:rPr>
+          <w:rFonts w:ascii="Consolas" w:hAnsi="Consolas" w:eastAsia="맑은 고딕"/>
+          <w:sz w:val="21"/>
+        </w:rPr>
+        <w:t xml:space="preserve">TRANSMIT_MODE</w:t>
+      </w:r>
+      <w:r>
+        <w:rPr>
+          <w:rFonts w:ascii="맑은 고딕" w:hAnsi="맑은 고딕" w:eastAsia="맑은 고딕"/>
+          <w:sz w:val="21"/>
+        </w:rPr>
+        <w:t xml:space="preserve">가 </w:t>
+      </w:r>
+      <w:r>
+        <w:rPr>
+          <w:rFonts w:ascii="Consolas" w:hAnsi="Consolas" w:eastAsia="맑은 고딕"/>
+          <w:sz w:val="21"/>
+        </w:rPr>
+        <w:t xml:space="preserve">PARALLELSYNC</w:t>
+      </w:r>
+      <w:r>
+        <w:rPr>
+          <w:rFonts w:ascii="맑은 고딕" w:hAnsi="맑은 고딕" w:eastAsia="맑은 고딕"/>
+          <w:sz w:val="21"/>
+        </w:rPr>
+        <w:t xml:space="preserve">로 나온 것도 이와 관련이 있다. 여러 목적지가 있을 때 순차로 기다리지 않고 병렬로 보내며 기다린다는 뜻이다. 목적지가 하나뿐이라면 체감 차이는 없다.</w:t>
       </w:r>
     </w:p>
     <w:tbl>
@@ -5913,10 +7484,46 @@
             </w:pPr>
             <w:r>
               <w:rPr>
+                <w:rFonts w:ascii="Consolas" w:hAnsi="Consolas" w:eastAsia="맑은 고딕"/>
+                <w:sz w:val="20"/>
+              </w:rPr>
+              <w:t xml:space="preserve">MAXIMUM AVAILABILITY</w:t>
+            </w:r>
+            <w:r>
+              <w:rPr>
                 <w:rFonts w:ascii="맑은 고딕" w:hAnsi="맑은 고딕" w:eastAsia="맑은 고딕"/>
                 <w:sz w:val="20"/>
               </w:rPr>
-              <w:t>`MAXIMUM AVAILABILITY`의 성격을 여기서 다시 생각해야 한다. 2장에서 다룬 대로 이 모드는 **동기 대상이 사라지면 성능 모드로 내려가서라도 Primary를 계속 돌린다.** `MAXIMUM PROTECTION`이라면 Primary가 멈춘다.</w:t>
+              <w:t xml:space="preserve">의 성격을 여기서 다시 생각해야 한다. 2장에서 다룬 대로 이 모드는 </w:t>
+            </w:r>
+            <w:r>
+              <w:rPr>
+                <w:rFonts w:ascii="맑은 고딕" w:hAnsi="맑은 고딕" w:eastAsia="맑은 고딕"/>
+                <w:b/>
+                <w:sz w:val="20"/>
+              </w:rPr>
+              <w:t xml:space="preserve">동기 대상이 사라지면 성능 모드로 내려가서라도 Primary를 계속 돌린다.</w:t>
+            </w:r>
+            <w:r>
+              <w:rPr>
+                <w:rFonts w:ascii="맑은 고딕" w:hAnsi="맑은 고딕" w:eastAsia="맑은 고딕"/>
+                <w:sz w:val="20"/>
+              </w:rPr>
+              <w:t xml:space="preserve"> </w:t>
+            </w:r>
+            <w:r>
+              <w:rPr>
+                <w:rFonts w:ascii="Consolas" w:hAnsi="Consolas" w:eastAsia="맑은 고딕"/>
+                <w:sz w:val="20"/>
+              </w:rPr>
+              <w:t xml:space="preserve">MAXIMUM PROTECTION</w:t>
+            </w:r>
+            <w:r>
+              <w:rPr>
+                <w:rFonts w:ascii="맑은 고딕" w:hAnsi="맑은 고딕" w:eastAsia="맑은 고딕"/>
+                <w:sz w:val="20"/>
+              </w:rPr>
+              <w:t xml:space="preserve">이라면 Primary가 멈춘다.</w:t>
             </w:r>
           </w:p>
           <w:p>
@@ -5928,7 +7535,57 @@
                 <w:rFonts w:ascii="맑은 고딕" w:hAnsi="맑은 고딕" w:eastAsia="맑은 고딕"/>
                 <w:sz w:val="20"/>
               </w:rPr>
-              <w:t>따라서 Far Sync 노드가 죽으면 다음이 일어난다. Primary는 잠시 응답을 기다리다 시간 초과 후 그 목적지를 `ERROR`로 표시하고, `PROTECTION_LEVEL`이 `RESYNCHRONIZATION`으로 떨어진다. 그동안 boston은 리두를 받지 못한다. **중계소가 끊기면 뒤쪽 전체가 끊긴다.**</w:t>
+              <w:t xml:space="preserve">따라서 Far Sync 노드가 죽으면 다음이 일어난다. Primary는 잠시 응답을 기다리다 시간 초과 후 그 목적지를 </w:t>
+            </w:r>
+            <w:r>
+              <w:rPr>
+                <w:rFonts w:ascii="Consolas" w:hAnsi="Consolas" w:eastAsia="맑은 고딕"/>
+                <w:sz w:val="20"/>
+              </w:rPr>
+              <w:t xml:space="preserve">ERROR</w:t>
+            </w:r>
+            <w:r>
+              <w:rPr>
+                <w:rFonts w:ascii="맑은 고딕" w:hAnsi="맑은 고딕" w:eastAsia="맑은 고딕"/>
+                <w:sz w:val="20"/>
+              </w:rPr>
+              <w:t xml:space="preserve">로 표시하고, </w:t>
+            </w:r>
+            <w:r>
+              <w:rPr>
+                <w:rFonts w:ascii="Consolas" w:hAnsi="Consolas" w:eastAsia="맑은 고딕"/>
+                <w:sz w:val="20"/>
+              </w:rPr>
+              <w:t xml:space="preserve">PROTECTION_LEVEL</w:t>
+            </w:r>
+            <w:r>
+              <w:rPr>
+                <w:rFonts w:ascii="맑은 고딕" w:hAnsi="맑은 고딕" w:eastAsia="맑은 고딕"/>
+                <w:sz w:val="20"/>
+              </w:rPr>
+              <w:t xml:space="preserve">이 </w:t>
+            </w:r>
+            <w:r>
+              <w:rPr>
+                <w:rFonts w:ascii="Consolas" w:hAnsi="Consolas" w:eastAsia="맑은 고딕"/>
+                <w:sz w:val="20"/>
+              </w:rPr>
+              <w:t xml:space="preserve">RESYNCHRONIZATION</w:t>
+            </w:r>
+            <w:r>
+              <w:rPr>
+                <w:rFonts w:ascii="맑은 고딕" w:hAnsi="맑은 고딕" w:eastAsia="맑은 고딕"/>
+                <w:sz w:val="20"/>
+              </w:rPr>
+              <w:t xml:space="preserve">으로 떨어진다. 그동안 boston은 리두를 받지 못한다. </w:t>
+            </w:r>
+            <w:r>
+              <w:rPr>
+                <w:rFonts w:ascii="맑은 고딕" w:hAnsi="맑은 고딕" w:eastAsia="맑은 고딕"/>
+                <w:b/>
+                <w:sz w:val="20"/>
+              </w:rPr>
+              <w:t xml:space="preserve">중계소가 끊기면 뒤쪽 전체가 끊긴다.</w:t>
             </w:r>
           </w:p>
           <w:p>
@@ -5940,7 +7597,22 @@
                 <w:rFonts w:ascii="맑은 고딕" w:hAnsi="맑은 고딕" w:eastAsia="맑은 고딕"/>
                 <w:sz w:val="20"/>
               </w:rPr>
-              <w:t>운영에서는 이를 대비해 Primary에 **대체 목적지**를 둔다. Far Sync가 살아 있으면 그쪽으로, 죽으면 boston으로 직접 보내도록 구성한다. 그때 직결 경로는 비동기가 되므로 보호 수준은 낮아지지만 리두 흐름 자체는 끊기지 않는다.</w:t>
+              <w:t xml:space="preserve">운영에서는 이를 대비해 Primary에 </w:t>
+            </w:r>
+            <w:r>
+              <w:rPr>
+                <w:rFonts w:ascii="맑은 고딕" w:hAnsi="맑은 고딕" w:eastAsia="맑은 고딕"/>
+                <w:b/>
+                <w:sz w:val="20"/>
+              </w:rPr>
+              <w:t xml:space="preserve">대체 목적지</w:t>
+            </w:r>
+            <w:r>
+              <w:rPr>
+                <w:rFonts w:ascii="맑은 고딕" w:hAnsi="맑은 고딕" w:eastAsia="맑은 고딕"/>
+                <w:sz w:val="20"/>
+              </w:rPr>
+              <w:t xml:space="preserve">를 둔다. Far Sync가 살아 있으면 그쪽으로, 죽으면 boston으로 직접 보내도록 구성한다. 그때 직결 경로는 비동기가 되므로 보호 수준은 낮아지지만 리두 흐름 자체는 끊기지 않는다.</w:t>
             </w:r>
           </w:p>
           <w:p>
@@ -5952,7 +7624,22 @@
                 <w:rFonts w:ascii="맑은 고딕" w:hAnsi="맑은 고딕" w:eastAsia="맑은 고딕"/>
                 <w:sz w:val="20"/>
               </w:rPr>
-              <w:t>또는 Far Sync를 두 대 두고 하나가 죽으면 다른 하나가 받게 한다. 어느 쪽이든 **중계소가 단일 장애점이 되지 않게 하는 것**이 설계의 요점이다. 실습 환경에서는 노드가 셋뿐이라 여기까지 구성하지 않았다.</w:t>
+              <w:t xml:space="preserve">또는 Far Sync를 두 대 두고 하나가 죽으면 다른 하나가 받게 한다. 어느 쪽이든 </w:t>
+            </w:r>
+            <w:r>
+              <w:rPr>
+                <w:rFonts w:ascii="맑은 고딕" w:hAnsi="맑은 고딕" w:eastAsia="맑은 고딕"/>
+                <w:b/>
+                <w:sz w:val="20"/>
+              </w:rPr>
+              <w:t xml:space="preserve">중계소가 단일 장애점이 되지 않게 하는 것</w:t>
+            </w:r>
+            <w:r>
+              <w:rPr>
+                <w:rFonts w:ascii="맑은 고딕" w:hAnsi="맑은 고딕" w:eastAsia="맑은 고딕"/>
+                <w:sz w:val="20"/>
+              </w:rPr>
+              <w:t xml:space="preserve">이 설계의 요점이다. 실습 환경에서는 노드가 셋뿐이라 여기까지 구성하지 않았다.</w:t>
             </w:r>
           </w:p>
         </w:tc>
@@ -6298,9 +7985,17 @@
       <w:r>
         <w:rPr>
           <w:rFonts w:ascii="맑은 고딕" w:hAnsi="맑은 고딕" w:eastAsia="맑은 고딕"/>
-          <w:sz w:val="21"/>
-        </w:rPr>
-        <w:t>**데이터 파일이 0개다.** 이것이 Far Sync의 정의다.</w:t>
+          <w:b/>
+          <w:sz w:val="21"/>
+        </w:rPr>
+        <w:t xml:space="preserve">데이터 파일이 0개다.</w:t>
+      </w:r>
+      <w:r>
+        <w:rPr>
+          <w:rFonts w:ascii="맑은 고딕" w:hAnsi="맑은 고딕" w:eastAsia="맑은 고딕"/>
+          <w:sz w:val="21"/>
+        </w:rPr>
+        <w:t xml:space="preserve"> 이것이 Far Sync의 정의다.</w:t>
       </w:r>
     </w:p>
     <w:p>
@@ -6309,7 +8004,72 @@
           <w:rFonts w:ascii="맑은 고딕" w:hAnsi="맑은 고딕" w:eastAsia="맑은 고딕"/>
           <w:sz w:val="21"/>
         </w:rPr>
-        <w:t>임시 파일이 3개로 나오는 것은 **정의만 상속된 것**이다. 실제 파일은 없다. `V$LOG`가 0행인 것도 눈여겨본다. 앞서 `V$LOGFILE`에는 온라인 로그 3개가 있었는데 `V$LOG`에는 그룹이 없다. **Far Sync는 자기 온라인 리두를 쓰지 않으므로 그룹으로서 존재하지 않는다.**</w:t>
+        <w:t xml:space="preserve">임시 파일이 3개로 나오는 것은 </w:t>
+      </w:r>
+      <w:r>
+        <w:rPr>
+          <w:rFonts w:ascii="맑은 고딕" w:hAnsi="맑은 고딕" w:eastAsia="맑은 고딕"/>
+          <w:b/>
+          <w:sz w:val="21"/>
+        </w:rPr>
+        <w:t xml:space="preserve">정의만 상속된 것</w:t>
+      </w:r>
+      <w:r>
+        <w:rPr>
+          <w:rFonts w:ascii="맑은 고딕" w:hAnsi="맑은 고딕" w:eastAsia="맑은 고딕"/>
+          <w:sz w:val="21"/>
+        </w:rPr>
+        <w:t xml:space="preserve">이다. 실제 파일은 없다. </w:t>
+      </w:r>
+      <w:r>
+        <w:rPr>
+          <w:rFonts w:ascii="Consolas" w:hAnsi="Consolas" w:eastAsia="맑은 고딕"/>
+          <w:sz w:val="21"/>
+        </w:rPr>
+        <w:t xml:space="preserve">V$LOG</w:t>
+      </w:r>
+      <w:r>
+        <w:rPr>
+          <w:rFonts w:ascii="맑은 고딕" w:hAnsi="맑은 고딕" w:eastAsia="맑은 고딕"/>
+          <w:sz w:val="21"/>
+        </w:rPr>
+        <w:t xml:space="preserve">가 0행인 것도 눈여겨본다. 앞서 </w:t>
+      </w:r>
+      <w:r>
+        <w:rPr>
+          <w:rFonts w:ascii="Consolas" w:hAnsi="Consolas" w:eastAsia="맑은 고딕"/>
+          <w:sz w:val="21"/>
+        </w:rPr>
+        <w:t xml:space="preserve">V$LOGFILE</w:t>
+      </w:r>
+      <w:r>
+        <w:rPr>
+          <w:rFonts w:ascii="맑은 고딕" w:hAnsi="맑은 고딕" w:eastAsia="맑은 고딕"/>
+          <w:sz w:val="21"/>
+        </w:rPr>
+        <w:t xml:space="preserve">에는 온라인 로그 3개가 있었는데 </w:t>
+      </w:r>
+      <w:r>
+        <w:rPr>
+          <w:rFonts w:ascii="Consolas" w:hAnsi="Consolas" w:eastAsia="맑은 고딕"/>
+          <w:sz w:val="21"/>
+        </w:rPr>
+        <w:t xml:space="preserve">V$LOG</w:t>
+      </w:r>
+      <w:r>
+        <w:rPr>
+          <w:rFonts w:ascii="맑은 고딕" w:hAnsi="맑은 고딕" w:eastAsia="맑은 고딕"/>
+          <w:sz w:val="21"/>
+        </w:rPr>
+        <w:t xml:space="preserve">에는 그룹이 없다. </w:t>
+      </w:r>
+      <w:r>
+        <w:rPr>
+          <w:rFonts w:ascii="맑은 고딕" w:hAnsi="맑은 고딕" w:eastAsia="맑은 고딕"/>
+          <w:b/>
+          <w:sz w:val="21"/>
+        </w:rPr>
+        <w:t xml:space="preserve">Far Sync는 자기 온라인 리두를 쓰지 않으므로 그룹으로서 존재하지 않는다.</w:t>
       </w:r>
     </w:p>
     <w:p>
@@ -6510,10 +8270,46 @@
     <w:p>
       <w:r>
         <w:rPr>
+          <w:rFonts w:ascii="Consolas" w:hAnsi="Consolas" w:eastAsia="맑은 고딕"/>
+          <w:sz w:val="21"/>
+        </w:rPr>
+        <w:t xml:space="preserve">READ ONLY</w:t>
+      </w:r>
+      <w:r>
+        <w:rPr>
           <w:rFonts w:ascii="맑은 고딕" w:hAnsi="맑은 고딕" w:eastAsia="맑은 고딕"/>
           <w:sz w:val="21"/>
         </w:rPr>
-        <w:t>`READ ONLY`를 빼고 그냥 `OPEN`해도 같은 오류다. **ORA-16476**은 메시지 그대로다. 9장의 ADG가 가능했던 것은 Standby에 데이터가 있었기 때문이며, Far Sync는 그 조건을 갖추지 못한다. 조회용 사본이 필요하면 Standby를 써야 한다.</w:t>
+        <w:t xml:space="preserve">를 빼고 그냥 </w:t>
+      </w:r>
+      <w:r>
+        <w:rPr>
+          <w:rFonts w:ascii="Consolas" w:hAnsi="Consolas" w:eastAsia="맑은 고딕"/>
+          <w:sz w:val="21"/>
+        </w:rPr>
+        <w:t xml:space="preserve">OPEN</w:t>
+      </w:r>
+      <w:r>
+        <w:rPr>
+          <w:rFonts w:ascii="맑은 고딕" w:hAnsi="맑은 고딕" w:eastAsia="맑은 고딕"/>
+          <w:sz w:val="21"/>
+        </w:rPr>
+        <w:t xml:space="preserve">해도 같은 오류다. </w:t>
+      </w:r>
+      <w:r>
+        <w:rPr>
+          <w:rFonts w:ascii="맑은 고딕" w:hAnsi="맑은 고딕" w:eastAsia="맑은 고딕"/>
+          <w:b/>
+          <w:sz w:val="21"/>
+        </w:rPr>
+        <w:t xml:space="preserve">ORA-16476</w:t>
+      </w:r>
+      <w:r>
+        <w:rPr>
+          <w:rFonts w:ascii="맑은 고딕" w:hAnsi="맑은 고딕" w:eastAsia="맑은 고딕"/>
+          <w:sz w:val="21"/>
+        </w:rPr>
+        <w:t xml:space="preserve">은 메시지 그대로다. 9장의 ADG가 가능했던 것은 Standby에 데이터가 있었기 때문이며, Far Sync는 그 조건을 갖추지 못한다. 조회용 사본이 필요하면 Standby를 써야 한다.</w:t>
       </w:r>
     </w:p>
     <w:p>
@@ -6626,9 +8422,17 @@
       <w:r>
         <w:rPr>
           <w:rFonts w:ascii="맑은 고딕" w:hAnsi="맑은 고딕" w:eastAsia="맑은 고딕"/>
-          <w:sz w:val="21"/>
-        </w:rPr>
-        <w:t>**ORA-01665.** Far Sync는 리두를 적용할 수 없다. 1장에서 Primary에 MRP를 띄우려다 만난 것과 같은 오류이며, 이유도 같다. 컨트롤 파일이 Standby용이 아니다.</w:t>
+          <w:b/>
+          <w:sz w:val="21"/>
+        </w:rPr>
+        <w:t xml:space="preserve">ORA-01665.</w:t>
+      </w:r>
+      <w:r>
+        <w:rPr>
+          <w:rFonts w:ascii="맑은 고딕" w:hAnsi="맑은 고딕" w:eastAsia="맑은 고딕"/>
+          <w:sz w:val="21"/>
+        </w:rPr>
+        <w:t xml:space="preserve"> Far Sync는 리두를 적용할 수 없다. 1장에서 Primary에 MRP를 띄우려다 만난 것과 같은 오류이며, 이유도 같다. 컨트롤 파일이 Standby용이 아니다.</w:t>
       </w:r>
     </w:p>
     <w:p>
@@ -6637,7 +8441,22 @@
           <w:rFonts w:ascii="맑은 고딕" w:hAnsi="맑은 고딕" w:eastAsia="맑은 고딕"/>
           <w:sz w:val="21"/>
         </w:rPr>
-        <w:t>정리하면 Far Sync는 **받아서 넘기는 중계소**다. 저장은 하되 적용은 하지 않는다.</w:t>
+        <w:t xml:space="preserve">정리하면 Far Sync는 </w:t>
+      </w:r>
+      <w:r>
+        <w:rPr>
+          <w:rFonts w:ascii="맑은 고딕" w:hAnsi="맑은 고딕" w:eastAsia="맑은 고딕"/>
+          <w:b/>
+          <w:sz w:val="21"/>
+        </w:rPr>
+        <w:t xml:space="preserve">받아서 넘기는 중계소</w:t>
+      </w:r>
+      <w:r>
+        <w:rPr>
+          <w:rFonts w:ascii="맑은 고딕" w:hAnsi="맑은 고딕" w:eastAsia="맑은 고딕"/>
+          <w:sz w:val="21"/>
+        </w:rPr>
+        <w:t xml:space="preserve">다. 저장은 하되 적용은 하지 않는다.</w:t>
       </w:r>
     </w:p>
     <w:tbl>
@@ -6827,9 +8646,10 @@
             <w:r>
               <w:rPr>
                 <w:rFonts w:ascii="맑은 고딕" w:hAnsi="맑은 고딕" w:eastAsia="맑은 고딕"/>
-                <w:sz w:val="19"/>
-              </w:rPr>
-              <w:t>**한다**</w:t>
+                <w:b/>
+                <w:sz w:val="19"/>
+              </w:rPr>
+              <w:t xml:space="preserve">한다</w:t>
             </w:r>
           </w:p>
         </w:tc>
@@ -6885,9 +8705,10 @@
             <w:r>
               <w:rPr>
                 <w:rFonts w:ascii="맑은 고딕" w:hAnsi="맑은 고딕" w:eastAsia="맑은 고딕"/>
-                <w:sz w:val="19"/>
-              </w:rPr>
-              <w:t>**한다**</w:t>
+                <w:b/>
+                <w:sz w:val="19"/>
+              </w:rPr>
+              <w:t xml:space="preserve">한다</w:t>
             </w:r>
           </w:p>
         </w:tc>
@@ -6943,9 +8764,10 @@
             <w:r>
               <w:rPr>
                 <w:rFonts w:ascii="맑은 고딕" w:hAnsi="맑은 고딕" w:eastAsia="맑은 고딕"/>
-                <w:sz w:val="19"/>
-              </w:rPr>
-              <w:t>**한다**</w:t>
+                <w:b/>
+                <w:sz w:val="19"/>
+              </w:rPr>
+              <w:t xml:space="preserve">한다</w:t>
             </w:r>
           </w:p>
         </w:tc>
@@ -7001,9 +8823,10 @@
             <w:r>
               <w:rPr>
                 <w:rFonts w:ascii="맑은 고딕" w:hAnsi="맑은 고딕" w:eastAsia="맑은 고딕"/>
-                <w:sz w:val="19"/>
-              </w:rPr>
-              <w:t>**한다(주 역할)**</w:t>
+                <w:b/>
+                <w:sz w:val="19"/>
+              </w:rPr>
+              <w:t xml:space="preserve">한다(주 역할)</w:t>
             </w:r>
           </w:p>
         </w:tc>
@@ -7059,9 +8882,10 @@
             <w:r>
               <w:rPr>
                 <w:rFonts w:ascii="맑은 고딕" w:hAnsi="맑은 고딕" w:eastAsia="맑은 고딕"/>
-                <w:sz w:val="19"/>
-              </w:rPr>
-              <w:t>**못 한다 (ORA-01665)**</w:t>
+                <w:b/>
+                <w:sz w:val="19"/>
+              </w:rPr>
+              <w:t xml:space="preserve">못 한다 (ORA-01665)</w:t>
             </w:r>
           </w:p>
         </w:tc>
@@ -7117,9 +8941,10 @@
             <w:r>
               <w:rPr>
                 <w:rFonts w:ascii="맑은 고딕" w:hAnsi="맑은 고딕" w:eastAsia="맑은 고딕"/>
-                <w:sz w:val="19"/>
-              </w:rPr>
-              <w:t>**없다**</w:t>
+                <w:b/>
+                <w:sz w:val="19"/>
+              </w:rPr>
+              <w:t xml:space="preserve">없다</w:t>
             </w:r>
           </w:p>
         </w:tc>
@@ -7175,9 +9000,10 @@
             <w:r>
               <w:rPr>
                 <w:rFonts w:ascii="맑은 고딕" w:hAnsi="맑은 고딕" w:eastAsia="맑은 고딕"/>
-                <w:sz w:val="19"/>
-              </w:rPr>
-              <w:t>**못 한다**</w:t>
+                <w:b/>
+                <w:sz w:val="19"/>
+              </w:rPr>
+              <w:t xml:space="preserve">못 한다</w:t>
             </w:r>
           </w:p>
         </w:tc>
@@ -7198,7 +9024,22 @@
           <w:rFonts w:ascii="맑은 고딕" w:hAnsi="맑은 고딕" w:eastAsia="맑은 고딕"/>
           <w:sz w:val="21"/>
         </w:rPr>
-        <w:t>Far Sync와 닮은 구성이 하나 더 있다. **Cascading**은 Standby가 받은 리두를 또 다른 Standby로 전달하는 것이다.</w:t>
+        <w:t xml:space="preserve">Far Sync와 닮은 구성이 하나 더 있다. </w:t>
+      </w:r>
+      <w:r>
+        <w:rPr>
+          <w:rFonts w:ascii="맑은 고딕" w:hAnsi="맑은 고딕" w:eastAsia="맑은 고딕"/>
+          <w:b/>
+          <w:sz w:val="21"/>
+        </w:rPr>
+        <w:t xml:space="preserve">Cascading</w:t>
+      </w:r>
+      <w:r>
+        <w:rPr>
+          <w:rFonts w:ascii="맑은 고딕" w:hAnsi="맑은 고딕" w:eastAsia="맑은 고딕"/>
+          <w:sz w:val="21"/>
+        </w:rPr>
+        <w:t xml:space="preserve">은 Standby가 받은 리두를 또 다른 Standby로 전달하는 것이다.</w:t>
       </w:r>
     </w:p>
     <w:p>
@@ -7207,7 +9048,22 @@
           <w:rFonts w:ascii="맑은 고딕" w:hAnsi="맑은 고딕" w:eastAsia="맑은 고딕"/>
           <w:sz w:val="21"/>
         </w:rPr>
-        <w:t>차이는 전달하는 주체다. Far Sync는 데이터가 없는 전용 인스턴스이고, Cascading은 **데이터를 가진 진짜 Standby**가 전달까지 겸한다.</w:t>
+        <w:t xml:space="preserve">차이는 전달하는 주체다. Far Sync는 데이터가 없는 전용 인스턴스이고, Cascading은 </w:t>
+      </w:r>
+      <w:r>
+        <w:rPr>
+          <w:rFonts w:ascii="맑은 고딕" w:hAnsi="맑은 고딕" w:eastAsia="맑은 고딕"/>
+          <w:b/>
+          <w:sz w:val="21"/>
+        </w:rPr>
+        <w:t xml:space="preserve">데이터를 가진 진짜 Standby</w:t>
+      </w:r>
+      <w:r>
+        <w:rPr>
+          <w:rFonts w:ascii="맑은 고딕" w:hAnsi="맑은 고딕" w:eastAsia="맑은 고딕"/>
+          <w:sz w:val="21"/>
+        </w:rPr>
+        <w:t xml:space="preserve">가 전달까지 겸한다.</w:t>
       </w:r>
     </w:p>
     <w:tbl>
@@ -7484,9 +9340,10 @@
             <w:r>
               <w:rPr>
                 <w:rFonts w:ascii="맑은 고딕" w:hAnsi="맑은 고딕" w:eastAsia="맑은 고딕"/>
-                <w:sz w:val="19"/>
-              </w:rPr>
-              <w:t>**ASYNC**</w:t>
+                <w:b/>
+                <w:sz w:val="19"/>
+              </w:rPr>
+              <w:t xml:space="preserve">ASYNC</w:t>
             </w:r>
           </w:p>
         </w:tc>
@@ -7543,7 +9400,35 @@
           <w:rFonts w:ascii="맑은 고딕" w:hAnsi="맑은 고딕" w:eastAsia="맑은 고딕"/>
           <w:sz w:val="21"/>
         </w:rPr>
-        <w:t>설정은 Far Sync의 전달 목적지와 같은 형태다. Standby에 목적지를 하나 더 만들고 `VALID_FOR`를 `(STANDBY_LOGFILES, STANDBY_ROLE)`로 준다.</w:t>
+        <w:t xml:space="preserve">설정은 Far Sync의 전달 목적지와 같은 형태다. Standby에 목적지를 하나 더 만들고 </w:t>
+      </w:r>
+      <w:r>
+        <w:rPr>
+          <w:rFonts w:ascii="Consolas" w:hAnsi="Consolas" w:eastAsia="맑은 고딕"/>
+          <w:sz w:val="21"/>
+        </w:rPr>
+        <w:t xml:space="preserve">VALID_FOR</w:t>
+      </w:r>
+      <w:r>
+        <w:rPr>
+          <w:rFonts w:ascii="맑은 고딕" w:hAnsi="맑은 고딕" w:eastAsia="맑은 고딕"/>
+          <w:sz w:val="21"/>
+        </w:rPr>
+        <w:t xml:space="preserve">를 </w:t>
+      </w:r>
+      <w:r>
+        <w:rPr>
+          <w:rFonts w:ascii="Consolas" w:hAnsi="Consolas" w:eastAsia="맑은 고딕"/>
+          <w:sz w:val="21"/>
+        </w:rPr>
+        <w:t xml:space="preserve">(STANDBY_LOGFILES, STANDBY_ROLE)</w:t>
+      </w:r>
+      <w:r>
+        <w:rPr>
+          <w:rFonts w:ascii="맑은 고딕" w:hAnsi="맑은 고딕" w:eastAsia="맑은 고딕"/>
+          <w:sz w:val="21"/>
+        </w:rPr>
+        <w:t xml:space="preserve">로 준다.</w:t>
       </w:r>
     </w:p>
     <w:tbl>
@@ -7727,7 +9612,86 @@
           <w:rFonts w:ascii="맑은 고딕" w:hAnsi="맑은 고딕" w:eastAsia="맑은 고딕"/>
           <w:sz w:val="21"/>
         </w:rPr>
-        <w:t>여기서 실측이 예상과 달랐다. **`SYNC AFFIRM`을 지정했는데 오류 없이 받아들여졌다.** `TRANSMIT_MODE`가 `PARALLELSYNC`로 표시되고 `STATUS`도 `VALID`다.</w:t>
+        <w:t xml:space="preserve">여기서 실측이 예상과 달랐다. </w:t>
+      </w:r>
+      <w:r>
+        <w:rPr>
+          <w:rFonts w:ascii="Consolas" w:hAnsi="Consolas" w:eastAsia="맑은 고딕"/>
+          <w:b/>
+          <w:sz w:val="21"/>
+        </w:rPr>
+        <w:t xml:space="preserve">SYNC AFFIRM</w:t>
+      </w:r>
+      <w:r>
+        <w:rPr>
+          <w:rFonts w:ascii="맑은 고딕" w:hAnsi="맑은 고딕" w:eastAsia="맑은 고딕"/>
+          <w:b/>
+          <w:sz w:val="21"/>
+        </w:rPr>
+        <w:t xml:space="preserve">을 지정했는데 오류 없이 받아들여졌다.</w:t>
+      </w:r>
+      <w:r>
+        <w:rPr>
+          <w:rFonts w:ascii="맑은 고딕" w:hAnsi="맑은 고딕" w:eastAsia="맑은 고딕"/>
+          <w:sz w:val="21"/>
+        </w:rPr>
+        <w:t xml:space="preserve"> </w:t>
+      </w:r>
+      <w:r>
+        <w:rPr>
+          <w:rFonts w:ascii="Consolas" w:hAnsi="Consolas" w:eastAsia="맑은 고딕"/>
+          <w:sz w:val="21"/>
+        </w:rPr>
+        <w:t xml:space="preserve">TRANSMIT_MODE</w:t>
+      </w:r>
+      <w:r>
+        <w:rPr>
+          <w:rFonts w:ascii="맑은 고딕" w:hAnsi="맑은 고딕" w:eastAsia="맑은 고딕"/>
+          <w:sz w:val="21"/>
+        </w:rPr>
+        <w:t xml:space="preserve">가 </w:t>
+      </w:r>
+      <w:r>
+        <w:rPr>
+          <w:rFonts w:ascii="Consolas" w:hAnsi="Consolas" w:eastAsia="맑은 고딕"/>
+          <w:sz w:val="21"/>
+        </w:rPr>
+        <w:t xml:space="preserve">PARALLELSYNC</w:t>
+      </w:r>
+      <w:r>
+        <w:rPr>
+          <w:rFonts w:ascii="맑은 고딕" w:hAnsi="맑은 고딕" w:eastAsia="맑은 고딕"/>
+          <w:sz w:val="21"/>
+        </w:rPr>
+        <w:t xml:space="preserve">로 표시되고 </w:t>
+      </w:r>
+      <w:r>
+        <w:rPr>
+          <w:rFonts w:ascii="Consolas" w:hAnsi="Consolas" w:eastAsia="맑은 고딕"/>
+          <w:sz w:val="21"/>
+        </w:rPr>
+        <w:t xml:space="preserve">STATUS</w:t>
+      </w:r>
+      <w:r>
+        <w:rPr>
+          <w:rFonts w:ascii="맑은 고딕" w:hAnsi="맑은 고딕" w:eastAsia="맑은 고딕"/>
+          <w:sz w:val="21"/>
+        </w:rPr>
+        <w:t xml:space="preserve">도 </w:t>
+      </w:r>
+      <w:r>
+        <w:rPr>
+          <w:rFonts w:ascii="Consolas" w:hAnsi="Consolas" w:eastAsia="맑은 고딕"/>
+          <w:sz w:val="21"/>
+        </w:rPr>
+        <w:t xml:space="preserve">VALID</w:t>
+      </w:r>
+      <w:r>
+        <w:rPr>
+          <w:rFonts w:ascii="맑은 고딕" w:hAnsi="맑은 고딕" w:eastAsia="맑은 고딕"/>
+          <w:sz w:val="21"/>
+        </w:rPr>
+        <w:t xml:space="preserve">다.</w:t>
       </w:r>
     </w:p>
     <w:p>
@@ -7736,16 +9700,38 @@
           <w:rFonts w:ascii="맑은 고딕" w:hAnsi="맑은 고딕" w:eastAsia="맑은 고딕"/>
           <w:sz w:val="21"/>
         </w:rPr>
-        <w:t>문서는 계단식 전달이 비동기로 이뤄진다고 설명한다. 그러나 **파라미터 수준에서 거부되지는 않는다**는 것이 실측 결과다. 설정이 받아들여졌다고 해서 그대로 동작한다고 단정하면 안 되는 사례다.</w:t>
+        <w:t xml:space="preserve">문서는 계단식 전달이 비동기로 이뤄진다고 설명한다. 그러나 </w:t>
+      </w:r>
+      <w:r>
+        <w:rPr>
+          <w:rFonts w:ascii="맑은 고딕" w:hAnsi="맑은 고딕" w:eastAsia="맑은 고딕"/>
+          <w:b/>
+          <w:sz w:val="21"/>
+        </w:rPr>
+        <w:t xml:space="preserve">파라미터 수준에서 거부되지는 않는다</w:t>
+      </w:r>
+      <w:r>
+        <w:rPr>
+          <w:rFonts w:ascii="맑은 고딕" w:hAnsi="맑은 고딕" w:eastAsia="맑은 고딕"/>
+          <w:sz w:val="21"/>
+        </w:rPr>
+        <w:t xml:space="preserve">는 것이 실측 결과다. 설정이 받아들여졌다고 해서 그대로 동작한다고 단정하면 안 되는 사례다.</w:t>
       </w:r>
     </w:p>
     <w:p>
       <w:r>
         <w:rPr>
+          <w:rFonts w:ascii="Consolas" w:hAnsi="Consolas" w:eastAsia="맑은 고딕"/>
+          <w:sz w:val="21"/>
+        </w:rPr>
+        <w:t xml:space="preserve">ASYNC</w:t>
+      </w:r>
+      <w:r>
+        <w:rPr>
           <w:rFonts w:ascii="맑은 고딕" w:hAnsi="맑은 고딕" w:eastAsia="맑은 고딕"/>
           <w:sz w:val="21"/>
         </w:rPr>
-        <w:t>`ASYNC`로 바꾸면 표시가 달라진다.</w:t>
+        <w:t xml:space="preserve">로 바꾸면 표시가 달라진다.</w:t>
       </w:r>
     </w:p>
     <w:tbl>
@@ -7810,9 +9796,33 @@
       <w:r>
         <w:rPr>
           <w:rFonts w:ascii="맑은 고딕" w:hAnsi="맑은 고딕" w:eastAsia="맑은 고딕"/>
-          <w:sz w:val="21"/>
-        </w:rPr>
-        <w:t>**계단식 구성에서는 `ASYNC`를 명시하는 것이 옳다.** 의도가 분명해지고, 문서가 보장하는 동작과 설정이 일치한다.</w:t>
+          <w:b/>
+          <w:sz w:val="21"/>
+        </w:rPr>
+        <w:t xml:space="preserve">계단식 구성에서는 </w:t>
+      </w:r>
+      <w:r>
+        <w:rPr>
+          <w:rFonts w:ascii="Consolas" w:hAnsi="Consolas" w:eastAsia="맑은 고딕"/>
+          <w:b/>
+          <w:sz w:val="21"/>
+        </w:rPr>
+        <w:t xml:space="preserve">ASYNC</w:t>
+      </w:r>
+      <w:r>
+        <w:rPr>
+          <w:rFonts w:ascii="맑은 고딕" w:hAnsi="맑은 고딕" w:eastAsia="맑은 고딕"/>
+          <w:b/>
+          <w:sz w:val="21"/>
+        </w:rPr>
+        <w:t xml:space="preserve">를 명시하는 것이 옳다.</w:t>
+      </w:r>
+      <w:r>
+        <w:rPr>
+          <w:rFonts w:ascii="맑은 고딕" w:hAnsi="맑은 고딕" w:eastAsia="맑은 고딕"/>
+          <w:sz w:val="21"/>
+        </w:rPr>
+        <w:t xml:space="preserve"> 의도가 분명해지고, 문서가 보장하는 동작과 설정이 일치한다.</w:t>
       </w:r>
     </w:p>
     <w:p>
@@ -7826,10 +9836,17 @@
     <w:p>
       <w:r>
         <w:rPr>
+          <w:rFonts w:ascii="Consolas" w:hAnsi="Consolas" w:eastAsia="맑은 고딕"/>
+          <w:sz w:val="21"/>
+        </w:rPr>
+        <w:t xml:space="preserve">VALID_FOR</w:t>
+      </w:r>
+      <w:r>
+        <w:rPr>
           <w:rFonts w:ascii="맑은 고딕" w:hAnsi="맑은 고딕" w:eastAsia="맑은 고딕"/>
           <w:sz w:val="21"/>
         </w:rPr>
-        <w:t>`VALID_FOR`의 역할을 확인하기 위해 일부러 틀리게 줘 본다.</w:t>
+        <w:t xml:space="preserve">의 역할을 확인하기 위해 일부러 틀리게 줘 본다.</w:t>
       </w:r>
     </w:p>
     <w:tbl>
@@ -8010,10 +10027,34 @@
     <w:p>
       <w:r>
         <w:rPr>
+          <w:rFonts w:ascii="Consolas" w:hAnsi="Consolas" w:eastAsia="맑은 고딕"/>
+          <w:b/>
+          <w:sz w:val="21"/>
+        </w:rPr>
+        <w:t xml:space="preserve">VALID_NOW</w:t>
+      </w:r>
+      <w:r>
+        <w:rPr>
           <w:rFonts w:ascii="맑은 고딕" w:hAnsi="맑은 고딕" w:eastAsia="맑은 고딕"/>
-          <w:sz w:val="21"/>
-        </w:rPr>
-        <w:t>**`VALID_NOW`가 `WRONG VALID_TYPE`**이다. 7장에서 boston의 2번 목적지를 볼 때 만난 그 값이며, 뜻도 같다. "설정은 유효하지만 지금 역할에는 해당하지 않는다."</w:t>
+          <w:b/>
+          <w:sz w:val="21"/>
+        </w:rPr>
+        <w:t xml:space="preserve">가 </w:t>
+      </w:r>
+      <w:r>
+        <w:rPr>
+          <w:rFonts w:ascii="Consolas" w:hAnsi="Consolas" w:eastAsia="맑은 고딕"/>
+          <w:b/>
+          <w:sz w:val="21"/>
+        </w:rPr>
+        <w:t xml:space="preserve">WRONG VALID_TYPE</w:t>
+      </w:r>
+      <w:r>
+        <w:rPr>
+          <w:rFonts w:ascii="맑은 고딕" w:hAnsi="맑은 고딕" w:eastAsia="맑은 고딕"/>
+          <w:sz w:val="21"/>
+        </w:rPr>
+        <w:t xml:space="preserve">이다. 7장에서 boston의 2번 목적지를 볼 때 만난 그 값이며, 뜻도 같다. "설정은 유효하지만 지금 역할에는 해당하지 않는다."</w:t>
       </w:r>
     </w:p>
     <w:p>
@@ -8022,16 +10063,104 @@
           <w:rFonts w:ascii="맑은 고딕" w:hAnsi="맑은 고딕" w:eastAsia="맑은 고딕"/>
           <w:sz w:val="21"/>
         </w:rPr>
-        <w:t>여기서는 두 가지가 함께 어긋났다. `PRIMARY_ROLE`인데 boston은 Standby이고, `ONLINE_LOGFILE`인데 Standby가 전달할 리두는 SRL에서 나온다.</w:t>
+        <w:t xml:space="preserve">여기서는 두 가지가 함께 어긋났다. </w:t>
+      </w:r>
+      <w:r>
+        <w:rPr>
+          <w:rFonts w:ascii="Consolas" w:hAnsi="Consolas" w:eastAsia="맑은 고딕"/>
+          <w:sz w:val="21"/>
+        </w:rPr>
+        <w:t xml:space="preserve">PRIMARY_ROLE</w:t>
+      </w:r>
+      <w:r>
+        <w:rPr>
+          <w:rFonts w:ascii="맑은 고딕" w:hAnsi="맑은 고딕" w:eastAsia="맑은 고딕"/>
+          <w:sz w:val="21"/>
+        </w:rPr>
+        <w:t xml:space="preserve">인데 boston은 Standby이고, </w:t>
+      </w:r>
+      <w:r>
+        <w:rPr>
+          <w:rFonts w:ascii="Consolas" w:hAnsi="Consolas" w:eastAsia="맑은 고딕"/>
+          <w:sz w:val="21"/>
+        </w:rPr>
+        <w:t xml:space="preserve">ONLINE_LOGFILE</w:t>
+      </w:r>
+      <w:r>
+        <w:rPr>
+          <w:rFonts w:ascii="맑은 고딕" w:hAnsi="맑은 고딕" w:eastAsia="맑은 고딕"/>
+          <w:sz w:val="21"/>
+        </w:rPr>
+        <w:t xml:space="preserve">인데 Standby가 전달할 리두는 SRL에서 나온다.</w:t>
       </w:r>
     </w:p>
     <w:p>
       <w:r>
         <w:rPr>
+          <w:rFonts w:ascii="Consolas" w:hAnsi="Consolas" w:eastAsia="맑은 고딕"/>
+          <w:b/>
+          <w:sz w:val="21"/>
+        </w:rPr>
+        <w:t xml:space="preserve">STATUS</w:t>
+      </w:r>
+      <w:r>
+        <w:rPr>
           <w:rFonts w:ascii="맑은 고딕" w:hAnsi="맑은 고딕" w:eastAsia="맑은 고딕"/>
-          <w:sz w:val="21"/>
-        </w:rPr>
-        <w:t>**`STATUS`는 `VALID`인 채로 조용히 아무 일도 하지 않는다는 점**이 중요하다. 7장에서 배운 대로 `STATUS`와 `VALID_NOW`는 다른 질문에 답한다.</w:t>
+          <w:b/>
+          <w:sz w:val="21"/>
+        </w:rPr>
+        <w:t xml:space="preserve">는 </w:t>
+      </w:r>
+      <w:r>
+        <w:rPr>
+          <w:rFonts w:ascii="Consolas" w:hAnsi="Consolas" w:eastAsia="맑은 고딕"/>
+          <w:b/>
+          <w:sz w:val="21"/>
+        </w:rPr>
+        <w:t xml:space="preserve">VALID</w:t>
+      </w:r>
+      <w:r>
+        <w:rPr>
+          <w:rFonts w:ascii="맑은 고딕" w:hAnsi="맑은 고딕" w:eastAsia="맑은 고딕"/>
+          <w:b/>
+          <w:sz w:val="21"/>
+        </w:rPr>
+        <w:t xml:space="preserve">인 채로 조용히 아무 일도 하지 않는다는 점</w:t>
+      </w:r>
+      <w:r>
+        <w:rPr>
+          <w:rFonts w:ascii="맑은 고딕" w:hAnsi="맑은 고딕" w:eastAsia="맑은 고딕"/>
+          <w:sz w:val="21"/>
+        </w:rPr>
+        <w:t xml:space="preserve">이 중요하다. 7장에서 배운 대로 </w:t>
+      </w:r>
+      <w:r>
+        <w:rPr>
+          <w:rFonts w:ascii="Consolas" w:hAnsi="Consolas" w:eastAsia="맑은 고딕"/>
+          <w:sz w:val="21"/>
+        </w:rPr>
+        <w:t xml:space="preserve">STATUS</w:t>
+      </w:r>
+      <w:r>
+        <w:rPr>
+          <w:rFonts w:ascii="맑은 고딕" w:hAnsi="맑은 고딕" w:eastAsia="맑은 고딕"/>
+          <w:sz w:val="21"/>
+        </w:rPr>
+        <w:t xml:space="preserve">와 </w:t>
+      </w:r>
+      <w:r>
+        <w:rPr>
+          <w:rFonts w:ascii="Consolas" w:hAnsi="Consolas" w:eastAsia="맑은 고딕"/>
+          <w:sz w:val="21"/>
+        </w:rPr>
+        <w:t xml:space="preserve">VALID_NOW</w:t>
+      </w:r>
+      <w:r>
+        <w:rPr>
+          <w:rFonts w:ascii="맑은 고딕" w:hAnsi="맑은 고딕" w:eastAsia="맑은 고딕"/>
+          <w:sz w:val="21"/>
+        </w:rPr>
+        <w:t xml:space="preserve">는 다른 질문에 답한다.</w:t>
       </w:r>
     </w:p>
     <w:tbl>
@@ -8103,10 +10232,10 @@
           <w:p>
             <w:r>
               <w:rPr>
-                <w:rFonts w:ascii="맑은 고딕" w:hAnsi="맑은 고딕" w:eastAsia="맑은 고딕"/>
-                <w:sz w:val="19"/>
-              </w:rPr>
-              <w:t>`STATUS`</w:t>
+                <w:rFonts w:ascii="Consolas" w:hAnsi="Consolas" w:eastAsia="맑은 고딕"/>
+                <w:sz w:val="19"/>
+              </w:rPr>
+              <w:t xml:space="preserve">STATUS</w:t>
             </w:r>
           </w:p>
         </w:tc>
@@ -8147,10 +10276,10 @@
           <w:p>
             <w:r>
               <w:rPr>
-                <w:rFonts w:ascii="맑은 고딕" w:hAnsi="맑은 고딕" w:eastAsia="맑은 고딕"/>
-                <w:sz w:val="19"/>
-              </w:rPr>
-              <w:t>`VALID_NOW`</w:t>
+                <w:rFonts w:ascii="Consolas" w:hAnsi="Consolas" w:eastAsia="맑은 고딕"/>
+                <w:sz w:val="19"/>
+              </w:rPr>
+              <w:t xml:space="preserve">VALID_NOW</w:t>
             </w:r>
           </w:p>
         </w:tc>
@@ -8191,7 +10320,35 @@
           <w:rFonts w:ascii="맑은 고딕" w:hAnsi="맑은 고딕" w:eastAsia="맑은 고딕"/>
           <w:sz w:val="21"/>
         </w:rPr>
-        <w:t>계단식 구성이 동작하지 않을 때 가장 흔한 원인이 이 `VALID_FOR` 오설정이다. `STATUS`만 보면 정상으로 보이므로 놓치기 쉽다.</w:t>
+        <w:t xml:space="preserve">계단식 구성이 동작하지 않을 때 가장 흔한 원인이 이 </w:t>
+      </w:r>
+      <w:r>
+        <w:rPr>
+          <w:rFonts w:ascii="Consolas" w:hAnsi="Consolas" w:eastAsia="맑은 고딕"/>
+          <w:sz w:val="21"/>
+        </w:rPr>
+        <w:t xml:space="preserve">VALID_FOR</w:t>
+      </w:r>
+      <w:r>
+        <w:rPr>
+          <w:rFonts w:ascii="맑은 고딕" w:hAnsi="맑은 고딕" w:eastAsia="맑은 고딕"/>
+          <w:sz w:val="21"/>
+        </w:rPr>
+        <w:t xml:space="preserve"> 오설정이다. </w:t>
+      </w:r>
+      <w:r>
+        <w:rPr>
+          <w:rFonts w:ascii="Consolas" w:hAnsi="Consolas" w:eastAsia="맑은 고딕"/>
+          <w:sz w:val="21"/>
+        </w:rPr>
+        <w:t xml:space="preserve">STATUS</w:t>
+      </w:r>
+      <w:r>
+        <w:rPr>
+          <w:rFonts w:ascii="맑은 고딕" w:hAnsi="맑은 고딕" w:eastAsia="맑은 고딕"/>
+          <w:sz w:val="21"/>
+        </w:rPr>
+        <w:t xml:space="preserve">만 보면 정상으로 보이므로 놓치기 쉽다.</w:t>
       </w:r>
     </w:p>
     <w:p>
@@ -8208,7 +10365,21 @@
           <w:rFonts w:ascii="맑은 고딕" w:hAnsi="맑은 고딕" w:eastAsia="맑은 고딕"/>
           <w:sz w:val="21"/>
         </w:rPr>
-        <w:t>실습을 마쳤으므로 구성을 되돌린다. 11장 이후는 `chicago → boston` 직결을 전제로 한다.</w:t>
+        <w:t xml:space="preserve">실습을 마쳤으므로 구성을 되돌린다. 11장 이후는 </w:t>
+      </w:r>
+      <w:r>
+        <w:rPr>
+          <w:rFonts w:ascii="Consolas" w:hAnsi="Consolas" w:eastAsia="맑은 고딕"/>
+          <w:sz w:val="21"/>
+        </w:rPr>
+        <w:t xml:space="preserve">chicago → boston</w:t>
+      </w:r>
+      <w:r>
+        <w:rPr>
+          <w:rFonts w:ascii="맑은 고딕" w:hAnsi="맑은 고딕" w:eastAsia="맑은 고딕"/>
+          <w:sz w:val="21"/>
+        </w:rPr>
+        <w:t xml:space="preserve"> 직결을 전제로 한다.</w:t>
       </w:r>
     </w:p>
     <w:tbl>
@@ -8560,10 +10731,17 @@
     <w:p>
       <w:r>
         <w:rPr>
+          <w:rFonts w:ascii="Consolas" w:hAnsi="Consolas" w:eastAsia="맑은 고딕"/>
+          <w:sz w:val="21"/>
+        </w:rPr>
+        <w:t xml:space="preserve">LOG_ARCHIVE_CONFIG</w:t>
+      </w:r>
+      <w:r>
+        <w:rPr>
           <w:rFonts w:ascii="맑은 고딕" w:hAnsi="맑은 고딕" w:eastAsia="맑은 고딕"/>
           <w:sz w:val="21"/>
         </w:rPr>
-        <w:t>`LOG_ARCHIVE_CONFIG`는 세 이름을 그대로 둔다. Far Sync 인스턴스를 다시 쓸 때 바로 연결할 수 있고, 목록에 이름이 남아 있는 것 자체는 부담이 없다.</w:t>
+        <w:t xml:space="preserve">는 세 이름을 그대로 둔다. Far Sync 인스턴스를 다시 쓸 때 바로 연결할 수 있고, 목록에 이름이 남아 있는 것 자체는 부담이 없다.</w:t>
       </w:r>
     </w:p>
     <w:p>
@@ -8572,7 +10750,36 @@
           <w:rFonts w:ascii="맑은 고딕" w:hAnsi="맑은 고딕" w:eastAsia="맑은 고딕"/>
           <w:sz w:val="21"/>
         </w:rPr>
-        <w:t>보호 모드를 내릴 때는 순서가 있다. **동기 목적지를 없애기 전에 보호 모드를 먼저 내린다.** 반대로 하면 `MAXIMUM AVAILABILITY`인데 동기 대상이 없는 상태가 되어 Primary가 곤란해진다. 2장에서 다룬 규칙이다.</w:t>
+        <w:t xml:space="preserve">보호 모드를 내릴 때는 순서가 있다. </w:t>
+      </w:r>
+      <w:r>
+        <w:rPr>
+          <w:rFonts w:ascii="맑은 고딕" w:hAnsi="맑은 고딕" w:eastAsia="맑은 고딕"/>
+          <w:b/>
+          <w:sz w:val="21"/>
+        </w:rPr>
+        <w:t xml:space="preserve">동기 목적지를 없애기 전에 보호 모드를 먼저 내린다.</w:t>
+      </w:r>
+      <w:r>
+        <w:rPr>
+          <w:rFonts w:ascii="맑은 고딕" w:hAnsi="맑은 고딕" w:eastAsia="맑은 고딕"/>
+          <w:sz w:val="21"/>
+        </w:rPr>
+        <w:t xml:space="preserve"> 반대로 하면 </w:t>
+      </w:r>
+      <w:r>
+        <w:rPr>
+          <w:rFonts w:ascii="Consolas" w:hAnsi="Consolas" w:eastAsia="맑은 고딕"/>
+          <w:sz w:val="21"/>
+        </w:rPr>
+        <w:t xml:space="preserve">MAXIMUM AVAILABILITY</w:t>
+      </w:r>
+      <w:r>
+        <w:rPr>
+          <w:rFonts w:ascii="맑은 고딕" w:hAnsi="맑은 고딕" w:eastAsia="맑은 고딕"/>
+          <w:sz w:val="21"/>
+        </w:rPr>
+        <w:t xml:space="preserve">인데 동기 대상이 없는 상태가 되어 Primary가 곤란해진다. 2장에서 다룬 규칙이다.</w:t>
       </w:r>
     </w:p>
     <w:tbl>
@@ -8619,9 +10826,17 @@
             <w:r>
               <w:rPr>
                 <w:rFonts w:ascii="맑은 고딕" w:hAnsi="맑은 고딕" w:eastAsia="맑은 고딕"/>
+                <w:b/>
                 <w:sz w:val="20"/>
               </w:rPr>
-              <w:t>**① 무손실이 요건이다.** 커밋된 거래를 하나도 잃을 수 없다는 요구가 있다. 그렇지 않다면 비동기 직결이 단순하고 싸다.</w:t>
+              <w:t xml:space="preserve">① 무손실이 요건이다.</w:t>
+            </w:r>
+            <w:r>
+              <w:rPr>
+                <w:rFonts w:ascii="맑은 고딕" w:hAnsi="맑은 고딕" w:eastAsia="맑은 고딕"/>
+                <w:sz w:val="20"/>
+              </w:rPr>
+              <w:t xml:space="preserve"> 커밋된 거래를 하나도 잃을 수 없다는 요구가 있다. 그렇지 않다면 비동기 직결이 단순하고 싸다.</w:t>
             </w:r>
           </w:p>
           <w:p>
@@ -8631,9 +10846,17 @@
             <w:r>
               <w:rPr>
                 <w:rFonts w:ascii="맑은 고딕" w:hAnsi="맑은 고딕" w:eastAsia="맑은 고딕"/>
+                <w:b/>
                 <w:sz w:val="20"/>
               </w:rPr>
-              <w:t>**② 재해 복구 센터가 멀다.** 가까우면 Far Sync 없이 직접 동기 전송하면 된다. 거리 때문에 커밋 지연이 문제가 될 때 Far Sync가 답이 된다.</w:t>
+              <w:t xml:space="preserve">② 재해 복구 센터가 멀다.</w:t>
+            </w:r>
+            <w:r>
+              <w:rPr>
+                <w:rFonts w:ascii="맑은 고딕" w:hAnsi="맑은 고딕" w:eastAsia="맑은 고딕"/>
+                <w:sz w:val="20"/>
+              </w:rPr>
+              <w:t xml:space="preserve"> 가까우면 Far Sync 없이 직접 동기 전송하면 된다. 거리 때문에 커밋 지연이 문제가 될 때 Far Sync가 답이 된다.</w:t>
             </w:r>
           </w:p>
           <w:p>
@@ -8643,9 +10866,17 @@
             <w:r>
               <w:rPr>
                 <w:rFonts w:ascii="맑은 고딕" w:hAnsi="맑은 고딕" w:eastAsia="맑은 고딕"/>
+                <w:b/>
                 <w:sz w:val="20"/>
               </w:rPr>
-              <w:t>**③ 추가 노드를 감당할 수 있다.** 서버 하나가 늘고 관리 대상이 늘어난다. 실습에서 본 것처럼 자원은 적게 들지만 구성은 복잡해진다. 목적지 하나가 늘고, 장애 지점이 늘고, 점검 항목이 늘어난다.</w:t>
+              <w:t xml:space="preserve">③ 추가 노드를 감당할 수 있다.</w:t>
+            </w:r>
+            <w:r>
+              <w:rPr>
+                <w:rFonts w:ascii="맑은 고딕" w:hAnsi="맑은 고딕" w:eastAsia="맑은 고딕"/>
+                <w:sz w:val="20"/>
+              </w:rPr>
+              <w:t xml:space="preserve"> 서버 하나가 늘고 관리 대상이 늘어난다. 실습에서 본 것처럼 자원은 적게 들지만 구성은 복잡해진다. 목적지 하나가 늘고, 장애 지점이 늘고, 점검 항목이 늘어난다.</w:t>
             </w:r>
           </w:p>
           <w:p>
@@ -8657,7 +10888,29 @@
                 <w:rFonts w:ascii="맑은 고딕" w:hAnsi="맑은 고딕" w:eastAsia="맑은 고딕"/>
                 <w:sz w:val="20"/>
               </w:rPr>
-              <w:t>이 장에서 겪은 것만 해도 그렇다. `LOG_ARCHIVE_CONFIG`를 세 곳에서 맞춰야 했고, SRL 파일을 따로 만들어야 했고, 정적 등록이 필요했고, ORA-16057을 만났다. **얻는 것이 분명할 때만 치를 만한 비용이다.**</w:t>
+              <w:t xml:space="preserve">이 장에서 겪은 것만 해도 그렇다. </w:t>
+            </w:r>
+            <w:r>
+              <w:rPr>
+                <w:rFonts w:ascii="Consolas" w:hAnsi="Consolas" w:eastAsia="맑은 고딕"/>
+                <w:sz w:val="20"/>
+              </w:rPr>
+              <w:t xml:space="preserve">LOG_ARCHIVE_CONFIG</w:t>
+            </w:r>
+            <w:r>
+              <w:rPr>
+                <w:rFonts w:ascii="맑은 고딕" w:hAnsi="맑은 고딕" w:eastAsia="맑은 고딕"/>
+                <w:sz w:val="20"/>
+              </w:rPr>
+              <w:t xml:space="preserve">를 세 곳에서 맞춰야 했고, SRL 파일을 따로 만들어야 했고, 정적 등록이 필요했고, ORA-16057을 만났다. </w:t>
+            </w:r>
+            <w:r>
+              <w:rPr>
+                <w:rFonts w:ascii="맑은 고딕" w:hAnsi="맑은 고딕" w:eastAsia="맑은 고딕"/>
+                <w:b/>
+                <w:sz w:val="20"/>
+              </w:rPr>
+              <w:t xml:space="preserve">얻는 것이 분명할 때만 치를 만한 비용이다.</w:t>
             </w:r>
           </w:p>
           <w:p>
@@ -8669,7 +10922,22 @@
                 <w:rFonts w:ascii="맑은 고딕" w:hAnsi="맑은 고딕" w:eastAsia="맑은 고딕"/>
                 <w:sz w:val="20"/>
               </w:rPr>
-              <w:t>반대로 Cascading은 무손실보다 **배포**가 목적이다. 지역마다 읽기 전용 사본을 두고 싶은데 Primary가 모든 곳에 직접 보내면 부담이 크다. 그때 계층을 만든다.</w:t>
+              <w:t xml:space="preserve">반대로 Cascading은 무손실보다 </w:t>
+            </w:r>
+            <w:r>
+              <w:rPr>
+                <w:rFonts w:ascii="맑은 고딕" w:hAnsi="맑은 고딕" w:eastAsia="맑은 고딕"/>
+                <w:b/>
+                <w:sz w:val="20"/>
+              </w:rPr>
+              <w:t xml:space="preserve">배포</w:t>
+            </w:r>
+            <w:r>
+              <w:rPr>
+                <w:rFonts w:ascii="맑은 고딕" w:hAnsi="맑은 고딕" w:eastAsia="맑은 고딕"/>
+                <w:sz w:val="20"/>
+              </w:rPr>
+              <w:t xml:space="preserve">가 목적이다. 지역마다 읽기 전용 사본을 두고 싶은데 Primary가 모든 곳에 직접 보내면 부담이 크다. 그때 계층을 만든다.</w:t>
             </w:r>
           </w:p>
         </w:tc>
@@ -8720,9 +10988,31 @@
             <w:r>
               <w:rPr>
                 <w:rFonts w:ascii="맑은 고딕" w:hAnsi="맑은 고딕" w:eastAsia="맑은 고딕"/>
+                <w:b/>
                 <w:sz w:val="20"/>
               </w:rPr>
-              <w:t>**①** Far Sync에서 `V$DATAFILE`을 조회하니 0행이다.</w:t>
+              <w:t xml:space="preserve">①</w:t>
+            </w:r>
+            <w:r>
+              <w:rPr>
+                <w:rFonts w:ascii="맑은 고딕" w:hAnsi="맑은 고딕" w:eastAsia="맑은 고딕"/>
+                <w:sz w:val="20"/>
+              </w:rPr>
+              <w:t xml:space="preserve"> Far Sync에서 </w:t>
+            </w:r>
+            <w:r>
+              <w:rPr>
+                <w:rFonts w:ascii="Consolas" w:hAnsi="Consolas" w:eastAsia="맑은 고딕"/>
+                <w:sz w:val="20"/>
+              </w:rPr>
+              <w:t xml:space="preserve">V$DATAFILE</w:t>
+            </w:r>
+            <w:r>
+              <w:rPr>
+                <w:rFonts w:ascii="맑은 고딕" w:hAnsi="맑은 고딕" w:eastAsia="맑은 고딕"/>
+                <w:sz w:val="20"/>
+              </w:rPr>
+              <w:t xml:space="preserve">을 조회하니 0행이다.</w:t>
             </w:r>
           </w:p>
           <w:p>
@@ -8732,9 +11022,59 @@
             <w:r>
               <w:rPr>
                 <w:rFonts w:ascii="맑은 고딕" w:hAnsi="맑은 고딕" w:eastAsia="맑은 고딕"/>
+                <w:b/>
                 <w:sz w:val="20"/>
               </w:rPr>
-              <w:t>**②** 보호 모드를 `MAXIMUM AVAILABILITY`로 올린 직후 `PROTECTION_LEVEL`이 `RESYNCHRONIZATION`이다.</w:t>
+              <w:t xml:space="preserve">②</w:t>
+            </w:r>
+            <w:r>
+              <w:rPr>
+                <w:rFonts w:ascii="맑은 고딕" w:hAnsi="맑은 고딕" w:eastAsia="맑은 고딕"/>
+                <w:sz w:val="20"/>
+              </w:rPr>
+              <w:t xml:space="preserve"> 보호 모드를 </w:t>
+            </w:r>
+            <w:r>
+              <w:rPr>
+                <w:rFonts w:ascii="Consolas" w:hAnsi="Consolas" w:eastAsia="맑은 고딕"/>
+                <w:sz w:val="20"/>
+              </w:rPr>
+              <w:t xml:space="preserve">MAXIMUM AVAILABILITY</w:t>
+            </w:r>
+            <w:r>
+              <w:rPr>
+                <w:rFonts w:ascii="맑은 고딕" w:hAnsi="맑은 고딕" w:eastAsia="맑은 고딕"/>
+                <w:sz w:val="20"/>
+              </w:rPr>
+              <w:t xml:space="preserve">로 올린 직후 </w:t>
+            </w:r>
+            <w:r>
+              <w:rPr>
+                <w:rFonts w:ascii="Consolas" w:hAnsi="Consolas" w:eastAsia="맑은 고딕"/>
+                <w:sz w:val="20"/>
+              </w:rPr>
+              <w:t xml:space="preserve">PROTECTION_LEVEL</w:t>
+            </w:r>
+            <w:r>
+              <w:rPr>
+                <w:rFonts w:ascii="맑은 고딕" w:hAnsi="맑은 고딕" w:eastAsia="맑은 고딕"/>
+                <w:sz w:val="20"/>
+              </w:rPr>
+              <w:t xml:space="preserve">이 </w:t>
+            </w:r>
+            <w:r>
+              <w:rPr>
+                <w:rFonts w:ascii="Consolas" w:hAnsi="Consolas" w:eastAsia="맑은 고딕"/>
+                <w:sz w:val="20"/>
+              </w:rPr>
+              <w:t xml:space="preserve">RESYNCHRONIZATION</w:t>
+            </w:r>
+            <w:r>
+              <w:rPr>
+                <w:rFonts w:ascii="맑은 고딕" w:hAnsi="맑은 고딕" w:eastAsia="맑은 고딕"/>
+                <w:sz w:val="20"/>
+              </w:rPr>
+              <w:t xml:space="preserve">이다.</w:t>
             </w:r>
           </w:p>
           <w:p>
@@ -8744,9 +11084,59 @@
             <w:r>
               <w:rPr>
                 <w:rFonts w:ascii="맑은 고딕" w:hAnsi="맑은 고딕" w:eastAsia="맑은 고딕"/>
+                <w:b/>
                 <w:sz w:val="20"/>
               </w:rPr>
-              <w:t>**③** 세 노드 중 boston만 `PROTECTION_LEVEL`이 `RESYNCHRONIZATION`이고 나머지 둘은 `MAXIMUM AVAILABILITY`다.</w:t>
+              <w:t xml:space="preserve">③</w:t>
+            </w:r>
+            <w:r>
+              <w:rPr>
+                <w:rFonts w:ascii="맑은 고딕" w:hAnsi="맑은 고딕" w:eastAsia="맑은 고딕"/>
+                <w:sz w:val="20"/>
+              </w:rPr>
+              <w:t xml:space="preserve"> 세 노드 중 boston만 </w:t>
+            </w:r>
+            <w:r>
+              <w:rPr>
+                <w:rFonts w:ascii="Consolas" w:hAnsi="Consolas" w:eastAsia="맑은 고딕"/>
+                <w:sz w:val="20"/>
+              </w:rPr>
+              <w:t xml:space="preserve">PROTECTION_LEVEL</w:t>
+            </w:r>
+            <w:r>
+              <w:rPr>
+                <w:rFonts w:ascii="맑은 고딕" w:hAnsi="맑은 고딕" w:eastAsia="맑은 고딕"/>
+                <w:sz w:val="20"/>
+              </w:rPr>
+              <w:t xml:space="preserve">이 </w:t>
+            </w:r>
+            <w:r>
+              <w:rPr>
+                <w:rFonts w:ascii="Consolas" w:hAnsi="Consolas" w:eastAsia="맑은 고딕"/>
+                <w:sz w:val="20"/>
+              </w:rPr>
+              <w:t xml:space="preserve">RESYNCHRONIZATION</w:t>
+            </w:r>
+            <w:r>
+              <w:rPr>
+                <w:rFonts w:ascii="맑은 고딕" w:hAnsi="맑은 고딕" w:eastAsia="맑은 고딕"/>
+                <w:sz w:val="20"/>
+              </w:rPr>
+              <w:t xml:space="preserve">이고 나머지 둘은 </w:t>
+            </w:r>
+            <w:r>
+              <w:rPr>
+                <w:rFonts w:ascii="Consolas" w:hAnsi="Consolas" w:eastAsia="맑은 고딕"/>
+                <w:sz w:val="20"/>
+              </w:rPr>
+              <w:t xml:space="preserve">MAXIMUM AVAILABILITY</w:t>
+            </w:r>
+            <w:r>
+              <w:rPr>
+                <w:rFonts w:ascii="맑은 고딕" w:hAnsi="맑은 고딕" w:eastAsia="맑은 고딕"/>
+                <w:sz w:val="20"/>
+              </w:rPr>
+              <w:t xml:space="preserve">다.</w:t>
             </w:r>
           </w:p>
           <w:p>
@@ -8756,9 +11146,73 @@
             <w:r>
               <w:rPr>
                 <w:rFonts w:ascii="맑은 고딕" w:hAnsi="맑은 고딕" w:eastAsia="맑은 고딕"/>
+                <w:b/>
                 <w:sz w:val="20"/>
               </w:rPr>
-              <w:t>**④** 계단식 목적지의 `STATUS`가 `VALID`인데 `VALID_NOW`가 `WRONG VALID_TYPE`이다.</w:t>
+              <w:t xml:space="preserve">④</w:t>
+            </w:r>
+            <w:r>
+              <w:rPr>
+                <w:rFonts w:ascii="맑은 고딕" w:hAnsi="맑은 고딕" w:eastAsia="맑은 고딕"/>
+                <w:sz w:val="20"/>
+              </w:rPr>
+              <w:t xml:space="preserve"> 계단식 목적지의 </w:t>
+            </w:r>
+            <w:r>
+              <w:rPr>
+                <w:rFonts w:ascii="Consolas" w:hAnsi="Consolas" w:eastAsia="맑은 고딕"/>
+                <w:sz w:val="20"/>
+              </w:rPr>
+              <w:t xml:space="preserve">STATUS</w:t>
+            </w:r>
+            <w:r>
+              <w:rPr>
+                <w:rFonts w:ascii="맑은 고딕" w:hAnsi="맑은 고딕" w:eastAsia="맑은 고딕"/>
+                <w:sz w:val="20"/>
+              </w:rPr>
+              <w:t xml:space="preserve">가 </w:t>
+            </w:r>
+            <w:r>
+              <w:rPr>
+                <w:rFonts w:ascii="Consolas" w:hAnsi="Consolas" w:eastAsia="맑은 고딕"/>
+                <w:sz w:val="20"/>
+              </w:rPr>
+              <w:t xml:space="preserve">VALID</w:t>
+            </w:r>
+            <w:r>
+              <w:rPr>
+                <w:rFonts w:ascii="맑은 고딕" w:hAnsi="맑은 고딕" w:eastAsia="맑은 고딕"/>
+                <w:sz w:val="20"/>
+              </w:rPr>
+              <w:t xml:space="preserve">인데 </w:t>
+            </w:r>
+            <w:r>
+              <w:rPr>
+                <w:rFonts w:ascii="Consolas" w:hAnsi="Consolas" w:eastAsia="맑은 고딕"/>
+                <w:sz w:val="20"/>
+              </w:rPr>
+              <w:t xml:space="preserve">VALID_NOW</w:t>
+            </w:r>
+            <w:r>
+              <w:rPr>
+                <w:rFonts w:ascii="맑은 고딕" w:hAnsi="맑은 고딕" w:eastAsia="맑은 고딕"/>
+                <w:sz w:val="20"/>
+              </w:rPr>
+              <w:t xml:space="preserve">가 </w:t>
+            </w:r>
+            <w:r>
+              <w:rPr>
+                <w:rFonts w:ascii="Consolas" w:hAnsi="Consolas" w:eastAsia="맑은 고딕"/>
+                <w:sz w:val="20"/>
+              </w:rPr>
+              <w:t xml:space="preserve">WRONG VALID_TYPE</w:t>
+            </w:r>
+            <w:r>
+              <w:rPr>
+                <w:rFonts w:ascii="맑은 고딕" w:hAnsi="맑은 고딕" w:eastAsia="맑은 고딕"/>
+                <w:sz w:val="20"/>
+              </w:rPr>
+              <w:t xml:space="preserve">이다.</w:t>
             </w:r>
           </w:p>
           <w:p>
@@ -8768,9 +11222,45 @@
             <w:r>
               <w:rPr>
                 <w:rFonts w:ascii="맑은 고딕" w:hAnsi="맑은 고딕" w:eastAsia="맑은 고딕"/>
+                <w:b/>
                 <w:sz w:val="20"/>
               </w:rPr>
-              <w:t>**⑤** Far Sync 리스너에 같은 인스턴스가 `UNKNOWN`과 `READY` 두 줄로 보인다.</w:t>
+              <w:t xml:space="preserve">⑤</w:t>
+            </w:r>
+            <w:r>
+              <w:rPr>
+                <w:rFonts w:ascii="맑은 고딕" w:hAnsi="맑은 고딕" w:eastAsia="맑은 고딕"/>
+                <w:sz w:val="20"/>
+              </w:rPr>
+              <w:t xml:space="preserve"> Far Sync 리스너에 같은 인스턴스가 </w:t>
+            </w:r>
+            <w:r>
+              <w:rPr>
+                <w:rFonts w:ascii="Consolas" w:hAnsi="Consolas" w:eastAsia="맑은 고딕"/>
+                <w:sz w:val="20"/>
+              </w:rPr>
+              <w:t xml:space="preserve">UNKNOWN</w:t>
+            </w:r>
+            <w:r>
+              <w:rPr>
+                <w:rFonts w:ascii="맑은 고딕" w:hAnsi="맑은 고딕" w:eastAsia="맑은 고딕"/>
+                <w:sz w:val="20"/>
+              </w:rPr>
+              <w:t xml:space="preserve">과 </w:t>
+            </w:r>
+            <w:r>
+              <w:rPr>
+                <w:rFonts w:ascii="Consolas" w:hAnsi="Consolas" w:eastAsia="맑은 고딕"/>
+                <w:sz w:val="20"/>
+              </w:rPr>
+              <w:t xml:space="preserve">READY</w:t>
+            </w:r>
+            <w:r>
+              <w:rPr>
+                <w:rFonts w:ascii="맑은 고딕" w:hAnsi="맑은 고딕" w:eastAsia="맑은 고딕"/>
+                <w:sz w:val="20"/>
+              </w:rPr>
+              <w:t xml:space="preserve"> 두 줄로 보인다.</w:t>
             </w:r>
           </w:p>
           <w:p>
@@ -8780,9 +11270,17 @@
             <w:r>
               <w:rPr>
                 <w:rFonts w:ascii="맑은 고딕" w:hAnsi="맑은 고딕" w:eastAsia="맑은 고딕"/>
+                <w:b/>
                 <w:sz w:val="20"/>
               </w:rPr>
-              <w:t>**⑥** 목적지를 바꾼 직후 boston의 transport lag이 50초다.</w:t>
+              <w:t xml:space="preserve">⑥</w:t>
+            </w:r>
+            <w:r>
+              <w:rPr>
+                <w:rFonts w:ascii="맑은 고딕" w:hAnsi="맑은 고딕" w:eastAsia="맑은 고딕"/>
+                <w:sz w:val="20"/>
+              </w:rPr>
+              <w:t xml:space="preserve"> 목적지를 바꾼 직후 boston의 transport lag이 50초다.</w:t>
             </w:r>
           </w:p>
           <w:p>
@@ -8794,7 +11292,36 @@
                 <w:rFonts w:ascii="맑은 고딕" w:hAnsi="맑은 고딕" w:eastAsia="맑은 고딕"/>
                 <w:sz w:val="20"/>
               </w:rPr>
-              <w:t>판정 — ①정상(데이터 파일이 없는 것이 Far Sync의 정의다) ②일시적 상태(리두가 오가면 도달한다) ③정상(boston은 ASYNC로 받으므로 동기 파트너가 아니다) ④**설정 오류**(`VALID_FOR`가 역할과 맞지 않는다. 조용히 동작하지 않는다) ⑤정상(정적 등록과 동적 등록이 함께 존재한다) ⑥일시적 상태(경로가 자리를 잡는 중이다).</w:t>
+              <w:t xml:space="preserve">판정 — ①정상(데이터 파일이 없는 것이 Far Sync의 정의다) ②일시적 상태(리두가 오가면 도달한다) ③정상(boston은 ASYNC로 받으므로 동기 파트너가 아니다) ④</w:t>
+            </w:r>
+            <w:r>
+              <w:rPr>
+                <w:rFonts w:ascii="맑은 고딕" w:hAnsi="맑은 고딕" w:eastAsia="맑은 고딕"/>
+                <w:b/>
+                <w:sz w:val="20"/>
+              </w:rPr>
+              <w:t xml:space="preserve">설정 오류</w:t>
+            </w:r>
+            <w:r>
+              <w:rPr>
+                <w:rFonts w:ascii="맑은 고딕" w:hAnsi="맑은 고딕" w:eastAsia="맑은 고딕"/>
+                <w:sz w:val="20"/>
+              </w:rPr>
+              <w:t xml:space="preserve">(</w:t>
+            </w:r>
+            <w:r>
+              <w:rPr>
+                <w:rFonts w:ascii="Consolas" w:hAnsi="Consolas" w:eastAsia="맑은 고딕"/>
+                <w:sz w:val="20"/>
+              </w:rPr>
+              <w:t xml:space="preserve">VALID_FOR</w:t>
+            </w:r>
+            <w:r>
+              <w:rPr>
+                <w:rFonts w:ascii="맑은 고딕" w:hAnsi="맑은 고딕" w:eastAsia="맑은 고딕"/>
+                <w:sz w:val="20"/>
+              </w:rPr>
+              <w:t xml:space="preserve">가 역할과 맞지 않는다. 조용히 동작하지 않는다) ⑤정상(정적 등록과 동적 등록이 함께 존재한다) ⑥일시적 상태(경로가 자리를 잡는 중이다).</w:t>
             </w:r>
           </w:p>
           <w:p>
@@ -8806,7 +11333,22 @@
                 <w:rFonts w:ascii="맑은 고딕" w:hAnsi="맑은 고딕" w:eastAsia="맑은 고딕"/>
                 <w:sz w:val="20"/>
               </w:rPr>
-              <w:t>여섯 중 조치가 필요한 것은 **④ 하나**다. 나머지를 문제로 오인해 손대면 멀쩡한 구성을 망가뜨린다. 이 장의 오류 대부분이 "정상인데 이상해 보이는" 값이었다는 점을 기억한다.</w:t>
+              <w:t xml:space="preserve">여섯 중 조치가 필요한 것은 </w:t>
+            </w:r>
+            <w:r>
+              <w:rPr>
+                <w:rFonts w:ascii="맑은 고딕" w:hAnsi="맑은 고딕" w:eastAsia="맑은 고딕"/>
+                <w:b/>
+                <w:sz w:val="20"/>
+              </w:rPr>
+              <w:t xml:space="preserve">④ 하나</w:t>
+            </w:r>
+            <w:r>
+              <w:rPr>
+                <w:rFonts w:ascii="맑은 고딕" w:hAnsi="맑은 고딕" w:eastAsia="맑은 고딕"/>
+                <w:sz w:val="20"/>
+              </w:rPr>
+              <w:t xml:space="preserve">다. 나머지를 문제로 오인해 손대면 멀쩡한 구성을 망가뜨린다. 이 장의 오류 대부분이 "정상인데 이상해 보이는" 값이었다는 점을 기억한다.</w:t>
             </w:r>
           </w:p>
         </w:tc>
@@ -8830,7 +11372,22 @@
           <w:rFonts w:ascii="맑은 고딕" w:hAnsi="맑은 고딕" w:eastAsia="맑은 고딕"/>
           <w:sz w:val="21"/>
         </w:rPr>
-        <w:t>Far Sync는 **거리와 동기 전송의 모순**을 푼다. Primary는 가까운 Far Sync와만 동기로 대화한다.</w:t>
+        <w:t xml:space="preserve">Far Sync는 </w:t>
+      </w:r>
+      <w:r>
+        <w:rPr>
+          <w:rFonts w:ascii="맑은 고딕" w:hAnsi="맑은 고딕" w:eastAsia="맑은 고딕"/>
+          <w:b/>
+          <w:sz w:val="21"/>
+        </w:rPr>
+        <w:t xml:space="preserve">거리와 동기 전송의 모순</w:t>
+      </w:r>
+      <w:r>
+        <w:rPr>
+          <w:rFonts w:ascii="맑은 고딕" w:hAnsi="맑은 고딕" w:eastAsia="맑은 고딕"/>
+          <w:sz w:val="21"/>
+        </w:rPr>
+        <w:t xml:space="preserve">을 푼다. Primary는 가까운 Far Sync와만 동기로 대화한다.</w:t>
       </w:r>
     </w:p>
     <w:p>
@@ -8842,7 +11399,50 @@
           <w:rFonts w:ascii="맑은 고딕" w:hAnsi="맑은 고딕" w:eastAsia="맑은 고딕"/>
           <w:sz w:val="21"/>
         </w:rPr>
-        <w:t>Far Sync 인스턴스에는 **데이터 파일이 없다.** 실측 `V$DATAFILE` 0행, `V$LOG` 0행, SRL 4그룹.</w:t>
+        <w:t xml:space="preserve">Far Sync 인스턴스에는 </w:t>
+      </w:r>
+      <w:r>
+        <w:rPr>
+          <w:rFonts w:ascii="맑은 고딕" w:hAnsi="맑은 고딕" w:eastAsia="맑은 고딕"/>
+          <w:b/>
+          <w:sz w:val="21"/>
+        </w:rPr>
+        <w:t xml:space="preserve">데이터 파일이 없다.</w:t>
+      </w:r>
+      <w:r>
+        <w:rPr>
+          <w:rFonts w:ascii="맑은 고딕" w:hAnsi="맑은 고딕" w:eastAsia="맑은 고딕"/>
+          <w:sz w:val="21"/>
+        </w:rPr>
+        <w:t xml:space="preserve"> 실측 </w:t>
+      </w:r>
+      <w:r>
+        <w:rPr>
+          <w:rFonts w:ascii="Consolas" w:hAnsi="Consolas" w:eastAsia="맑은 고딕"/>
+          <w:sz w:val="21"/>
+        </w:rPr>
+        <w:t xml:space="preserve">V$DATAFILE</w:t>
+      </w:r>
+      <w:r>
+        <w:rPr>
+          <w:rFonts w:ascii="맑은 고딕" w:hAnsi="맑은 고딕" w:eastAsia="맑은 고딕"/>
+          <w:sz w:val="21"/>
+        </w:rPr>
+        <w:t xml:space="preserve"> 0행, </w:t>
+      </w:r>
+      <w:r>
+        <w:rPr>
+          <w:rFonts w:ascii="Consolas" w:hAnsi="Consolas" w:eastAsia="맑은 고딕"/>
+          <w:sz w:val="21"/>
+        </w:rPr>
+        <w:t xml:space="preserve">V$LOG</w:t>
+      </w:r>
+      <w:r>
+        <w:rPr>
+          <w:rFonts w:ascii="맑은 고딕" w:hAnsi="맑은 고딕" w:eastAsia="맑은 고딕"/>
+          <w:sz w:val="21"/>
+        </w:rPr>
+        <w:t xml:space="preserve"> 0행, SRL 4그룹.</w:t>
       </w:r>
     </w:p>
     <w:p>
@@ -8854,7 +11454,21 @@
           <w:rFonts w:ascii="맑은 고딕" w:hAnsi="맑은 고딕" w:eastAsia="맑은 고딕"/>
           <w:sz w:val="21"/>
         </w:rPr>
-        <w:t>컨트롤 파일은 Primary가 만든다 — `ALTER DATABASE CREATE FAR SYNC INSTANCE CONTROLFILE AS ...` (실측 18,989,056바이트).</w:t>
+        <w:t xml:space="preserve">컨트롤 파일은 Primary가 만든다 — </w:t>
+      </w:r>
+      <w:r>
+        <w:rPr>
+          <w:rFonts w:ascii="Consolas" w:hAnsi="Consolas" w:eastAsia="맑은 고딕"/>
+          <w:sz w:val="21"/>
+        </w:rPr>
+        <w:t xml:space="preserve">ALTER DATABASE CREATE FAR SYNC INSTANCE CONTROLFILE AS ...</w:t>
+      </w:r>
+      <w:r>
+        <w:rPr>
+          <w:rFonts w:ascii="맑은 고딕" w:hAnsi="맑은 고딕" w:eastAsia="맑은 고딕"/>
+          <w:sz w:val="21"/>
+        </w:rPr>
+        <w:t xml:space="preserve"> (실측 18,989,056바이트).</w:t>
       </w:r>
     </w:p>
     <w:p>
@@ -8863,10 +11477,75 @@
       </w:pPr>
       <w:r>
         <w:rPr>
+          <w:rFonts w:ascii="Consolas" w:hAnsi="Consolas" w:eastAsia="맑은 고딕"/>
+          <w:sz w:val="21"/>
+        </w:rPr>
+        <w:t xml:space="preserve">STARTUP MOUNT</w:t>
+      </w:r>
+      <w:r>
+        <w:rPr>
           <w:rFonts w:ascii="맑은 고딕" w:hAnsi="맑은 고딕" w:eastAsia="맑은 고딕"/>
           <w:sz w:val="21"/>
         </w:rPr>
-        <w:t>`STARTUP MOUNT` 한 번으로 뜬다. `DATABASE_ROLE`은 **FAR SYNC**, `CONTROLFILE_TYPE`은 **FARSYNC**.</w:t>
+        <w:t xml:space="preserve"> 한 번으로 뜬다. </w:t>
+      </w:r>
+      <w:r>
+        <w:rPr>
+          <w:rFonts w:ascii="Consolas" w:hAnsi="Consolas" w:eastAsia="맑은 고딕"/>
+          <w:sz w:val="21"/>
+        </w:rPr>
+        <w:t xml:space="preserve">DATABASE_ROLE</w:t>
+      </w:r>
+      <w:r>
+        <w:rPr>
+          <w:rFonts w:ascii="맑은 고딕" w:hAnsi="맑은 고딕" w:eastAsia="맑은 고딕"/>
+          <w:sz w:val="21"/>
+        </w:rPr>
+        <w:t xml:space="preserve">은 </w:t>
+      </w:r>
+      <w:r>
+        <w:rPr>
+          <w:rFonts w:ascii="맑은 고딕" w:hAnsi="맑은 고딕" w:eastAsia="맑은 고딕"/>
+          <w:b/>
+          <w:sz w:val="21"/>
+        </w:rPr>
+        <w:t xml:space="preserve">FAR SYNC</w:t>
+      </w:r>
+      <w:r>
+        <w:rPr>
+          <w:rFonts w:ascii="맑은 고딕" w:hAnsi="맑은 고딕" w:eastAsia="맑은 고딕"/>
+          <w:sz w:val="21"/>
+        </w:rPr>
+        <w:t xml:space="preserve">, </w:t>
+      </w:r>
+      <w:r>
+        <w:rPr>
+          <w:rFonts w:ascii="Consolas" w:hAnsi="Consolas" w:eastAsia="맑은 고딕"/>
+          <w:sz w:val="21"/>
+        </w:rPr>
+        <w:t xml:space="preserve">CONTROLFILE_TYPE</w:t>
+      </w:r>
+      <w:r>
+        <w:rPr>
+          <w:rFonts w:ascii="맑은 고딕" w:hAnsi="맑은 고딕" w:eastAsia="맑은 고딕"/>
+          <w:sz w:val="21"/>
+        </w:rPr>
+        <w:t xml:space="preserve">은 </w:t>
+      </w:r>
+      <w:r>
+        <w:rPr>
+          <w:rFonts w:ascii="맑은 고딕" w:hAnsi="맑은 고딕" w:eastAsia="맑은 고딕"/>
+          <w:b/>
+          <w:sz w:val="21"/>
+        </w:rPr>
+        <w:t xml:space="preserve">FARSYNC</w:t>
+      </w:r>
+      <w:r>
+        <w:rPr>
+          <w:rFonts w:ascii="맑은 고딕" w:hAnsi="맑은 고딕" w:eastAsia="맑은 고딕"/>
+          <w:sz w:val="21"/>
+        </w:rPr>
+        <w:t xml:space="preserve">.</w:t>
       </w:r>
     </w:p>
     <w:p>
@@ -8878,7 +11557,51 @@
           <w:rFonts w:ascii="맑은 고딕" w:hAnsi="맑은 고딕" w:eastAsia="맑은 고딕"/>
           <w:sz w:val="21"/>
         </w:rPr>
-        <w:t>SRL **정의는 컨트롤 파일과 함께 상속**된다. `ADD`하면 **ORA-01184**가 난다.</w:t>
+        <w:t xml:space="preserve">SRL </w:t>
+      </w:r>
+      <w:r>
+        <w:rPr>
+          <w:rFonts w:ascii="맑은 고딕" w:hAnsi="맑은 고딕" w:eastAsia="맑은 고딕"/>
+          <w:b/>
+          <w:sz w:val="21"/>
+        </w:rPr>
+        <w:t xml:space="preserve">정의는 컨트롤 파일과 함께 상속</w:t>
+      </w:r>
+      <w:r>
+        <w:rPr>
+          <w:rFonts w:ascii="맑은 고딕" w:hAnsi="맑은 고딕" w:eastAsia="맑은 고딕"/>
+          <w:sz w:val="21"/>
+        </w:rPr>
+        <w:t xml:space="preserve">된다. </w:t>
+      </w:r>
+      <w:r>
+        <w:rPr>
+          <w:rFonts w:ascii="Consolas" w:hAnsi="Consolas" w:eastAsia="맑은 고딕"/>
+          <w:sz w:val="21"/>
+        </w:rPr>
+        <w:t xml:space="preserve">ADD</w:t>
+      </w:r>
+      <w:r>
+        <w:rPr>
+          <w:rFonts w:ascii="맑은 고딕" w:hAnsi="맑은 고딕" w:eastAsia="맑은 고딕"/>
+          <w:sz w:val="21"/>
+        </w:rPr>
+        <w:t xml:space="preserve">하면 </w:t>
+      </w:r>
+      <w:r>
+        <w:rPr>
+          <w:rFonts w:ascii="맑은 고딕" w:hAnsi="맑은 고딕" w:eastAsia="맑은 고딕"/>
+          <w:b/>
+          <w:sz w:val="21"/>
+        </w:rPr>
+        <w:t xml:space="preserve">ORA-01184</w:t>
+      </w:r>
+      <w:r>
+        <w:rPr>
+          <w:rFonts w:ascii="맑은 고딕" w:hAnsi="맑은 고딕" w:eastAsia="맑은 고딕"/>
+          <w:sz w:val="21"/>
+        </w:rPr>
+        <w:t xml:space="preserve">가 난다.</w:t>
       </w:r>
     </w:p>
     <w:p>
@@ -8890,7 +11613,22 @@
           <w:rFonts w:ascii="맑은 고딕" w:hAnsi="맑은 고딕" w:eastAsia="맑은 고딕"/>
           <w:sz w:val="21"/>
         </w:rPr>
-        <w:t>정의는 있고 파일은 없다. **`ALTER DATABASE CLEAR LOGFILE GROUP n`**으로 실체를 만든다(각 200MB).</w:t>
+        <w:t xml:space="preserve">정의는 있고 파일은 없다. </w:t>
+      </w:r>
+      <w:r>
+        <w:rPr>
+          <w:rFonts w:ascii="Consolas" w:hAnsi="Consolas" w:eastAsia="맑은 고딕"/>
+          <w:b/>
+          <w:sz w:val="21"/>
+        </w:rPr>
+        <w:t xml:space="preserve">ALTER DATABASE CLEAR LOGFILE GROUP n</w:t>
+      </w:r>
+      <w:r>
+        <w:rPr>
+          <w:rFonts w:ascii="맑은 고딕" w:hAnsi="맑은 고딕" w:eastAsia="맑은 고딕"/>
+          <w:sz w:val="21"/>
+        </w:rPr>
+        <w:t xml:space="preserve">으로 실체를 만든다(각 200MB).</w:t>
       </w:r>
     </w:p>
     <w:p>
@@ -8902,7 +11640,21 @@
           <w:rFonts w:ascii="맑은 고딕" w:hAnsi="맑은 고딕" w:eastAsia="맑은 고딕"/>
           <w:sz w:val="21"/>
         </w:rPr>
-        <w:t>경로는 `LOG_FILE_NAME_CONVERT`가 Far Sync 쪽으로 바꿔 준다.</w:t>
+        <w:t xml:space="preserve">경로는 </w:t>
+      </w:r>
+      <w:r>
+        <w:rPr>
+          <w:rFonts w:ascii="Consolas" w:hAnsi="Consolas" w:eastAsia="맑은 고딕"/>
+          <w:sz w:val="21"/>
+        </w:rPr>
+        <w:t xml:space="preserve">LOG_FILE_NAME_CONVERT</w:t>
+      </w:r>
+      <w:r>
+        <w:rPr>
+          <w:rFonts w:ascii="맑은 고딕" w:hAnsi="맑은 고딕" w:eastAsia="맑은 고딕"/>
+          <w:sz w:val="21"/>
+        </w:rPr>
+        <w:t xml:space="preserve">가 Far Sync 쪽으로 바꿔 준다.</w:t>
       </w:r>
     </w:p>
     <w:p>
@@ -8914,7 +11666,36 @@
           <w:rFonts w:ascii="맑은 고딕" w:hAnsi="맑은 고딕" w:eastAsia="맑은 고딕"/>
           <w:sz w:val="21"/>
         </w:rPr>
-        <w:t>Far Sync도 **동적 등록이 된다**(실측 `status READY`). 정적 등록은 재기동·원격 기동 때문에 함께 둔다.</w:t>
+        <w:t xml:space="preserve">Far Sync도 </w:t>
+      </w:r>
+      <w:r>
+        <w:rPr>
+          <w:rFonts w:ascii="맑은 고딕" w:hAnsi="맑은 고딕" w:eastAsia="맑은 고딕"/>
+          <w:b/>
+          <w:sz w:val="21"/>
+        </w:rPr>
+        <w:t xml:space="preserve">동적 등록이 된다</w:t>
+      </w:r>
+      <w:r>
+        <w:rPr>
+          <w:rFonts w:ascii="맑은 고딕" w:hAnsi="맑은 고딕" w:eastAsia="맑은 고딕"/>
+          <w:sz w:val="21"/>
+        </w:rPr>
+        <w:t xml:space="preserve">(실측 </w:t>
+      </w:r>
+      <w:r>
+        <w:rPr>
+          <w:rFonts w:ascii="Consolas" w:hAnsi="Consolas" w:eastAsia="맑은 고딕"/>
+          <w:sz w:val="21"/>
+        </w:rPr>
+        <w:t xml:space="preserve">status READY</w:t>
+      </w:r>
+      <w:r>
+        <w:rPr>
+          <w:rFonts w:ascii="맑은 고딕" w:hAnsi="맑은 고딕" w:eastAsia="맑은 고딕"/>
+          <w:sz w:val="21"/>
+        </w:rPr>
+        <w:t xml:space="preserve">). 정적 등록은 재기동·원격 기동 때문에 함께 둔다.</w:t>
       </w:r>
     </w:p>
     <w:p>
@@ -8926,7 +11707,50 @@
           <w:rFonts w:ascii="맑은 고딕" w:hAnsi="맑은 고딕" w:eastAsia="맑은 고딕"/>
           <w:sz w:val="21"/>
         </w:rPr>
-        <w:t>Far Sync는 열 수 없다 — `OPEN`도 `OPEN READ ONLY`도 **ORA-16476**.</w:t>
+        <w:t xml:space="preserve">Far Sync는 열 수 없다 — </w:t>
+      </w:r>
+      <w:r>
+        <w:rPr>
+          <w:rFonts w:ascii="Consolas" w:hAnsi="Consolas" w:eastAsia="맑은 고딕"/>
+          <w:sz w:val="21"/>
+        </w:rPr>
+        <w:t xml:space="preserve">OPEN</w:t>
+      </w:r>
+      <w:r>
+        <w:rPr>
+          <w:rFonts w:ascii="맑은 고딕" w:hAnsi="맑은 고딕" w:eastAsia="맑은 고딕"/>
+          <w:sz w:val="21"/>
+        </w:rPr>
+        <w:t xml:space="preserve">도 </w:t>
+      </w:r>
+      <w:r>
+        <w:rPr>
+          <w:rFonts w:ascii="Consolas" w:hAnsi="Consolas" w:eastAsia="맑은 고딕"/>
+          <w:sz w:val="21"/>
+        </w:rPr>
+        <w:t xml:space="preserve">OPEN READ ONLY</w:t>
+      </w:r>
+      <w:r>
+        <w:rPr>
+          <w:rFonts w:ascii="맑은 고딕" w:hAnsi="맑은 고딕" w:eastAsia="맑은 고딕"/>
+          <w:sz w:val="21"/>
+        </w:rPr>
+        <w:t xml:space="preserve">도 </w:t>
+      </w:r>
+      <w:r>
+        <w:rPr>
+          <w:rFonts w:ascii="맑은 고딕" w:hAnsi="맑은 고딕" w:eastAsia="맑은 고딕"/>
+          <w:b/>
+          <w:sz w:val="21"/>
+        </w:rPr>
+        <w:t xml:space="preserve">ORA-16476</w:t>
+      </w:r>
+      <w:r>
+        <w:rPr>
+          <w:rFonts w:ascii="맑은 고딕" w:hAnsi="맑은 고딕" w:eastAsia="맑은 고딕"/>
+          <w:sz w:val="21"/>
+        </w:rPr>
+        <w:t xml:space="preserve">.</w:t>
       </w:r>
     </w:p>
     <w:p>
@@ -8938,7 +11762,21 @@
           <w:rFonts w:ascii="맑은 고딕" w:hAnsi="맑은 고딕" w:eastAsia="맑은 고딕"/>
           <w:sz w:val="21"/>
         </w:rPr>
-        <w:t>Far Sync의 전달 목적지는 `VALID_FOR=(STANDBY_LOGFILES, STANDBY_ROLE)`이다. 받은 리두의 출처가 SRL이기 때문이다.</w:t>
+        <w:t xml:space="preserve">Far Sync의 전달 목적지는 </w:t>
+      </w:r>
+      <w:r>
+        <w:rPr>
+          <w:rFonts w:ascii="Consolas" w:hAnsi="Consolas" w:eastAsia="맑은 고딕"/>
+          <w:sz w:val="21"/>
+        </w:rPr>
+        <w:t xml:space="preserve">VALID_FOR=(STANDBY_LOGFILES, STANDBY_ROLE)</w:t>
+      </w:r>
+      <w:r>
+        <w:rPr>
+          <w:rFonts w:ascii="맑은 고딕" w:hAnsi="맑은 고딕" w:eastAsia="맑은 고딕"/>
+          <w:sz w:val="21"/>
+        </w:rPr>
+        <w:t xml:space="preserve">이다. 받은 리두의 출처가 SRL이기 때문이다.</w:t>
       </w:r>
     </w:p>
     <w:p>
@@ -8950,7 +11788,49 @@
           <w:rFonts w:ascii="맑은 고딕" w:hAnsi="맑은 고딕" w:eastAsia="맑은 고딕"/>
           <w:sz w:val="21"/>
         </w:rPr>
-        <w:t>Primary의 목적지는 `SYNC AFFIRM`으로 바꾼다. 실측 `TRANSMIT_MODE=PARALLELSYNC`, `AFFIRM=YES`.</w:t>
+        <w:t xml:space="preserve">Primary의 목적지는 </w:t>
+      </w:r>
+      <w:r>
+        <w:rPr>
+          <w:rFonts w:ascii="Consolas" w:hAnsi="Consolas" w:eastAsia="맑은 고딕"/>
+          <w:sz w:val="21"/>
+        </w:rPr>
+        <w:t xml:space="preserve">SYNC AFFIRM</w:t>
+      </w:r>
+      <w:r>
+        <w:rPr>
+          <w:rFonts w:ascii="맑은 고딕" w:hAnsi="맑은 고딕" w:eastAsia="맑은 고딕"/>
+          <w:sz w:val="21"/>
+        </w:rPr>
+        <w:t xml:space="preserve">으로 바꾼다. 실측 </w:t>
+      </w:r>
+      <w:r>
+        <w:rPr>
+          <w:rFonts w:ascii="Consolas" w:hAnsi="Consolas" w:eastAsia="맑은 고딕"/>
+          <w:sz w:val="21"/>
+        </w:rPr>
+        <w:t xml:space="preserve">TRANSMIT_MODE=PARALLELSYNC</w:t>
+      </w:r>
+      <w:r>
+        <w:rPr>
+          <w:rFonts w:ascii="맑은 고딕" w:hAnsi="맑은 고딕" w:eastAsia="맑은 고딕"/>
+          <w:sz w:val="21"/>
+        </w:rPr>
+        <w:t xml:space="preserve">, </w:t>
+      </w:r>
+      <w:r>
+        <w:rPr>
+          <w:rFonts w:ascii="Consolas" w:hAnsi="Consolas" w:eastAsia="맑은 고딕"/>
+          <w:sz w:val="21"/>
+        </w:rPr>
+        <w:t xml:space="preserve">AFFIRM=YES</w:t>
+      </w:r>
+      <w:r>
+        <w:rPr>
+          <w:rFonts w:ascii="맑은 고딕" w:hAnsi="맑은 고딕" w:eastAsia="맑은 고딕"/>
+          <w:sz w:val="21"/>
+        </w:rPr>
+        <w:t xml:space="preserve">.</w:t>
       </w:r>
     </w:p>
     <w:p>
@@ -8959,10 +11839,32 @@
       </w:pPr>
       <w:r>
         <w:rPr>
+          <w:rFonts w:ascii="Consolas" w:hAnsi="Consolas" w:eastAsia="맑은 고딕"/>
+          <w:sz w:val="21"/>
+        </w:rPr>
+        <w:t xml:space="preserve">LOG_ARCHIVE_CONFIG</w:t>
+      </w:r>
+      <w:r>
+        <w:rPr>
           <w:rFonts w:ascii="맑은 고딕" w:hAnsi="맑은 고딕" w:eastAsia="맑은 고딕"/>
           <w:sz w:val="21"/>
         </w:rPr>
-        <w:t>`LOG_ARCHIVE_CONFIG`에 세 이름을 모두 넣는다. 빠지면 **ORA-16057**이 난다.</w:t>
+        <w:t xml:space="preserve">에 세 이름을 모두 넣는다. 빠지면 </w:t>
+      </w:r>
+      <w:r>
+        <w:rPr>
+          <w:rFonts w:ascii="맑은 고딕" w:hAnsi="맑은 고딕" w:eastAsia="맑은 고딕"/>
+          <w:b/>
+          <w:sz w:val="21"/>
+        </w:rPr>
+        <w:t xml:space="preserve">ORA-16057</w:t>
+      </w:r>
+      <w:r>
+        <w:rPr>
+          <w:rFonts w:ascii="맑은 고딕" w:hAnsi="맑은 고딕" w:eastAsia="맑은 고딕"/>
+          <w:sz w:val="21"/>
+        </w:rPr>
+        <w:t xml:space="preserve">이 난다.</w:t>
       </w:r>
     </w:p>
     <w:p>
@@ -8974,7 +11876,22 @@
           <w:rFonts w:ascii="맑은 고딕" w:hAnsi="맑은 고딕" w:eastAsia="맑은 고딕"/>
           <w:sz w:val="21"/>
         </w:rPr>
-        <w:t>구성 변경은 **받는 쪽을 먼저, 보내는 쪽을 나중에** 한다. 반대로 하면 일시적으로 ORA-16057을 본다.</w:t>
+        <w:t xml:space="preserve">구성 변경은 </w:t>
+      </w:r>
+      <w:r>
+        <w:rPr>
+          <w:rFonts w:ascii="맑은 고딕" w:hAnsi="맑은 고딕" w:eastAsia="맑은 고딕"/>
+          <w:b/>
+          <w:sz w:val="21"/>
+        </w:rPr>
+        <w:t xml:space="preserve">받는 쪽을 먼저, 보내는 쪽을 나중에</w:t>
+      </w:r>
+      <w:r>
+        <w:rPr>
+          <w:rFonts w:ascii="맑은 고딕" w:hAnsi="맑은 고딕" w:eastAsia="맑은 고딕"/>
+          <w:sz w:val="21"/>
+        </w:rPr>
+        <w:t xml:space="preserve"> 한다. 반대로 하면 일시적으로 ORA-16057을 본다.</w:t>
       </w:r>
     </w:p>
     <w:p>
@@ -8983,10 +11900,74 @@
       </w:pPr>
       <w:r>
         <w:rPr>
+          <w:rFonts w:ascii="Consolas" w:hAnsi="Consolas" w:eastAsia="맑은 고딕"/>
+          <w:sz w:val="21"/>
+        </w:rPr>
+        <w:t xml:space="preserve">TRANSMIT_MODE</w:t>
+      </w:r>
+      <w:r>
+        <w:rPr>
           <w:rFonts w:ascii="맑은 고딕" w:hAnsi="맑은 고딕" w:eastAsia="맑은 고딕"/>
           <w:sz w:val="21"/>
         </w:rPr>
-        <w:t>`TRANSMIT_MODE`·`AFFIRM`은 `V$ARCHIVE_DEST`에 있다. `V$ARCHIVE_DEST_STATUS`에서 찾으면 **ORA-00904**.</w:t>
+        <w:t xml:space="preserve">·</w:t>
+      </w:r>
+      <w:r>
+        <w:rPr>
+          <w:rFonts w:ascii="Consolas" w:hAnsi="Consolas" w:eastAsia="맑은 고딕"/>
+          <w:sz w:val="21"/>
+        </w:rPr>
+        <w:t xml:space="preserve">AFFIRM</w:t>
+      </w:r>
+      <w:r>
+        <w:rPr>
+          <w:rFonts w:ascii="맑은 고딕" w:hAnsi="맑은 고딕" w:eastAsia="맑은 고딕"/>
+          <w:sz w:val="21"/>
+        </w:rPr>
+        <w:t xml:space="preserve">은 </w:t>
+      </w:r>
+      <w:r>
+        <w:rPr>
+          <w:rFonts w:ascii="Consolas" w:hAnsi="Consolas" w:eastAsia="맑은 고딕"/>
+          <w:sz w:val="21"/>
+        </w:rPr>
+        <w:t xml:space="preserve">V$ARCHIVE_DEST</w:t>
+      </w:r>
+      <w:r>
+        <w:rPr>
+          <w:rFonts w:ascii="맑은 고딕" w:hAnsi="맑은 고딕" w:eastAsia="맑은 고딕"/>
+          <w:sz w:val="21"/>
+        </w:rPr>
+        <w:t xml:space="preserve">에 있다. </w:t>
+      </w:r>
+      <w:r>
+        <w:rPr>
+          <w:rFonts w:ascii="Consolas" w:hAnsi="Consolas" w:eastAsia="맑은 고딕"/>
+          <w:sz w:val="21"/>
+        </w:rPr>
+        <w:t xml:space="preserve">V$ARCHIVE_DEST_STATUS</w:t>
+      </w:r>
+      <w:r>
+        <w:rPr>
+          <w:rFonts w:ascii="맑은 고딕" w:hAnsi="맑은 고딕" w:eastAsia="맑은 고딕"/>
+          <w:sz w:val="21"/>
+        </w:rPr>
+        <w:t xml:space="preserve">에서 찾으면 </w:t>
+      </w:r>
+      <w:r>
+        <w:rPr>
+          <w:rFonts w:ascii="맑은 고딕" w:hAnsi="맑은 고딕" w:eastAsia="맑은 고딕"/>
+          <w:b/>
+          <w:sz w:val="21"/>
+        </w:rPr>
+        <w:t xml:space="preserve">ORA-00904</w:t>
+      </w:r>
+      <w:r>
+        <w:rPr>
+          <w:rFonts w:ascii="맑은 고딕" w:hAnsi="맑은 고딕" w:eastAsia="맑은 고딕"/>
+          <w:sz w:val="21"/>
+        </w:rPr>
+        <w:t xml:space="preserve">.</w:t>
       </w:r>
     </w:p>
     <w:p>
@@ -8998,7 +11979,35 @@
           <w:rFonts w:ascii="맑은 고딕" w:hAnsi="맑은 고딕" w:eastAsia="맑은 고딕"/>
           <w:sz w:val="21"/>
         </w:rPr>
-        <w:t>보호 모드를 올리면 처음에는 `RESYNCHRONIZATION`이고 리두가 오간 뒤 `MAXIMUM AVAILABILITY`에 도달한다.</w:t>
+        <w:t xml:space="preserve">보호 모드를 올리면 처음에는 </w:t>
+      </w:r>
+      <w:r>
+        <w:rPr>
+          <w:rFonts w:ascii="Consolas" w:hAnsi="Consolas" w:eastAsia="맑은 고딕"/>
+          <w:sz w:val="21"/>
+        </w:rPr>
+        <w:t xml:space="preserve">RESYNCHRONIZATION</w:t>
+      </w:r>
+      <w:r>
+        <w:rPr>
+          <w:rFonts w:ascii="맑은 고딕" w:hAnsi="맑은 고딕" w:eastAsia="맑은 고딕"/>
+          <w:sz w:val="21"/>
+        </w:rPr>
+        <w:t xml:space="preserve">이고 리두가 오간 뒤 </w:t>
+      </w:r>
+      <w:r>
+        <w:rPr>
+          <w:rFonts w:ascii="Consolas" w:hAnsi="Consolas" w:eastAsia="맑은 고딕"/>
+          <w:sz w:val="21"/>
+        </w:rPr>
+        <w:t xml:space="preserve">MAXIMUM AVAILABILITY</w:t>
+      </w:r>
+      <w:r>
+        <w:rPr>
+          <w:rFonts w:ascii="맑은 고딕" w:hAnsi="맑은 고딕" w:eastAsia="맑은 고딕"/>
+          <w:sz w:val="21"/>
+        </w:rPr>
+        <w:t xml:space="preserve">에 도달한다.</w:t>
       </w:r>
     </w:p>
     <w:p>
@@ -9010,7 +12019,36 @@
           <w:rFonts w:ascii="맑은 고딕" w:hAnsi="맑은 고딕" w:eastAsia="맑은 고딕"/>
           <w:sz w:val="21"/>
         </w:rPr>
-        <w:t>세 노드의 `PROTECTION_LEVEL`이 다르다. chicago·farsync는 MAXIMUM AVAILABILITY, **boston은 RESYNCHRONIZATION**.</w:t>
+        <w:t xml:space="preserve">세 노드의 </w:t>
+      </w:r>
+      <w:r>
+        <w:rPr>
+          <w:rFonts w:ascii="Consolas" w:hAnsi="Consolas" w:eastAsia="맑은 고딕"/>
+          <w:sz w:val="21"/>
+        </w:rPr>
+        <w:t xml:space="preserve">PROTECTION_LEVEL</w:t>
+      </w:r>
+      <w:r>
+        <w:rPr>
+          <w:rFonts w:ascii="맑은 고딕" w:hAnsi="맑은 고딕" w:eastAsia="맑은 고딕"/>
+          <w:sz w:val="21"/>
+        </w:rPr>
+        <w:t xml:space="preserve">이 다르다. chicago·farsync는 MAXIMUM AVAILABILITY, </w:t>
+      </w:r>
+      <w:r>
+        <w:rPr>
+          <w:rFonts w:ascii="맑은 고딕" w:hAnsi="맑은 고딕" w:eastAsia="맑은 고딕"/>
+          <w:b/>
+          <w:sz w:val="21"/>
+        </w:rPr>
+        <w:t xml:space="preserve">boston은 RESYNCHRONIZATION</w:t>
+      </w:r>
+      <w:r>
+        <w:rPr>
+          <w:rFonts w:ascii="맑은 고딕" w:hAnsi="맑은 고딕" w:eastAsia="맑은 고딕"/>
+          <w:sz w:val="21"/>
+        </w:rPr>
+        <w:t xml:space="preserve">.</w:t>
       </w:r>
     </w:p>
     <w:p>
@@ -9022,7 +12060,22 @@
           <w:rFonts w:ascii="맑은 고딕" w:hAnsi="맑은 고딕" w:eastAsia="맑은 고딕"/>
           <w:sz w:val="21"/>
         </w:rPr>
-        <w:t>boston이 다른 것은 오류가 아니다. **동기 보장 구간이 chicago ↔ farsync이기 때문**이다.</w:t>
+        <w:t xml:space="preserve">boston이 다른 것은 오류가 아니다. </w:t>
+      </w:r>
+      <w:r>
+        <w:rPr>
+          <w:rFonts w:ascii="맑은 고딕" w:hAnsi="맑은 고딕" w:eastAsia="맑은 고딕"/>
+          <w:b/>
+          <w:sz w:val="21"/>
+        </w:rPr>
+        <w:t xml:space="preserve">동기 보장 구간이 chicago ↔ farsync이기 때문</w:t>
+      </w:r>
+      <w:r>
+        <w:rPr>
+          <w:rFonts w:ascii="맑은 고딕" w:hAnsi="맑은 고딕" w:eastAsia="맑은 고딕"/>
+          <w:sz w:val="21"/>
+        </w:rPr>
+        <w:t xml:space="preserve">이다.</w:t>
       </w:r>
     </w:p>
     <w:p>
@@ -9034,7 +12087,22 @@
           <w:rFonts w:ascii="맑은 고딕" w:hAnsi="맑은 고딕" w:eastAsia="맑은 고딕"/>
           <w:sz w:val="21"/>
         </w:rPr>
-        <w:t>Far Sync에서 MRP를 띄우면 **ORA-01665**. 적용은 못 하고 받아서 넘기기만 한다.</w:t>
+        <w:t xml:space="preserve">Far Sync에서 MRP를 띄우면 </w:t>
+      </w:r>
+      <w:r>
+        <w:rPr>
+          <w:rFonts w:ascii="맑은 고딕" w:hAnsi="맑은 고딕" w:eastAsia="맑은 고딕"/>
+          <w:b/>
+          <w:sz w:val="21"/>
+        </w:rPr>
+        <w:t xml:space="preserve">ORA-01665</w:t>
+      </w:r>
+      <w:r>
+        <w:rPr>
+          <w:rFonts w:ascii="맑은 고딕" w:hAnsi="맑은 고딕" w:eastAsia="맑은 고딕"/>
+          <w:sz w:val="21"/>
+        </w:rPr>
+        <w:t xml:space="preserve">. 적용은 못 하고 받아서 넘기기만 한다.</w:t>
       </w:r>
     </w:p>
     <w:p>
@@ -9046,7 +12114,22 @@
           <w:rFonts w:ascii="맑은 고딕" w:hAnsi="맑은 고딕" w:eastAsia="맑은 고딕"/>
           <w:sz w:val="21"/>
         </w:rPr>
-        <w:t>Cascading은 **데이터를 가진 Standby**가 전달까지 겸하는 구성이다. 목적은 무손실이 아니라 배포다.</w:t>
+        <w:t xml:space="preserve">Cascading은 </w:t>
+      </w:r>
+      <w:r>
+        <w:rPr>
+          <w:rFonts w:ascii="맑은 고딕" w:hAnsi="맑은 고딕" w:eastAsia="맑은 고딕"/>
+          <w:b/>
+          <w:sz w:val="21"/>
+        </w:rPr>
+        <w:t xml:space="preserve">데이터를 가진 Standby</w:t>
+      </w:r>
+      <w:r>
+        <w:rPr>
+          <w:rFonts w:ascii="맑은 고딕" w:hAnsi="맑은 고딕" w:eastAsia="맑은 고딕"/>
+          <w:sz w:val="21"/>
+        </w:rPr>
+        <w:t xml:space="preserve">가 전달까지 겸하는 구성이다. 목적은 무손실이 아니라 배포다.</w:t>
       </w:r>
     </w:p>
     <w:p>
@@ -9058,7 +12141,37 @@
           <w:rFonts w:ascii="맑은 고딕" w:hAnsi="맑은 고딕" w:eastAsia="맑은 고딕"/>
           <w:sz w:val="21"/>
         </w:rPr>
-        <w:t>계단식 목적지에 `SYNC`를 줘도 파라미터 수준에서는 거부되지 않았다. **`ASYNC`를 명시하는 것이 옳다.**</w:t>
+        <w:t xml:space="preserve">계단식 목적지에 </w:t>
+      </w:r>
+      <w:r>
+        <w:rPr>
+          <w:rFonts w:ascii="Consolas" w:hAnsi="Consolas" w:eastAsia="맑은 고딕"/>
+          <w:sz w:val="21"/>
+        </w:rPr>
+        <w:t xml:space="preserve">SYNC</w:t>
+      </w:r>
+      <w:r>
+        <w:rPr>
+          <w:rFonts w:ascii="맑은 고딕" w:hAnsi="맑은 고딕" w:eastAsia="맑은 고딕"/>
+          <w:sz w:val="21"/>
+        </w:rPr>
+        <w:t xml:space="preserve">를 줘도 파라미터 수준에서는 거부되지 않았다. </w:t>
+      </w:r>
+      <w:r>
+        <w:rPr>
+          <w:rFonts w:ascii="Consolas" w:hAnsi="Consolas" w:eastAsia="맑은 고딕"/>
+          <w:b/>
+          <w:sz w:val="21"/>
+        </w:rPr>
+        <w:t xml:space="preserve">ASYNC</w:t>
+      </w:r>
+      <w:r>
+        <w:rPr>
+          <w:rFonts w:ascii="맑은 고딕" w:hAnsi="맑은 고딕" w:eastAsia="맑은 고딕"/>
+          <w:b/>
+          <w:sz w:val="21"/>
+        </w:rPr>
+        <w:t xml:space="preserve">를 명시하는 것이 옳다.</w:t>
       </w:r>
     </w:p>
     <w:p>
@@ -9067,10 +12180,74 @@
       </w:pPr>
       <w:r>
         <w:rPr>
+          <w:rFonts w:ascii="Consolas" w:hAnsi="Consolas" w:eastAsia="맑은 고딕"/>
+          <w:sz w:val="21"/>
+        </w:rPr>
+        <w:t xml:space="preserve">VALID_FOR</w:t>
+      </w:r>
+      <w:r>
+        <w:rPr>
           <w:rFonts w:ascii="맑은 고딕" w:hAnsi="맑은 고딕" w:eastAsia="맑은 고딕"/>
           <w:sz w:val="21"/>
         </w:rPr>
-        <w:t>`VALID_FOR`를 잘못 주면 `STATUS`는 `VALID`인데 `VALID_NOW`가 **WRONG VALID_TYPE**이 된다. 조용히 동작하지 않는다.</w:t>
+        <w:t xml:space="preserve">를 잘못 주면 </w:t>
+      </w:r>
+      <w:r>
+        <w:rPr>
+          <w:rFonts w:ascii="Consolas" w:hAnsi="Consolas" w:eastAsia="맑은 고딕"/>
+          <w:sz w:val="21"/>
+        </w:rPr>
+        <w:t xml:space="preserve">STATUS</w:t>
+      </w:r>
+      <w:r>
+        <w:rPr>
+          <w:rFonts w:ascii="맑은 고딕" w:hAnsi="맑은 고딕" w:eastAsia="맑은 고딕"/>
+          <w:sz w:val="21"/>
+        </w:rPr>
+        <w:t xml:space="preserve">는 </w:t>
+      </w:r>
+      <w:r>
+        <w:rPr>
+          <w:rFonts w:ascii="Consolas" w:hAnsi="Consolas" w:eastAsia="맑은 고딕"/>
+          <w:sz w:val="21"/>
+        </w:rPr>
+        <w:t xml:space="preserve">VALID</w:t>
+      </w:r>
+      <w:r>
+        <w:rPr>
+          <w:rFonts w:ascii="맑은 고딕" w:hAnsi="맑은 고딕" w:eastAsia="맑은 고딕"/>
+          <w:sz w:val="21"/>
+        </w:rPr>
+        <w:t xml:space="preserve">인데 </w:t>
+      </w:r>
+      <w:r>
+        <w:rPr>
+          <w:rFonts w:ascii="Consolas" w:hAnsi="Consolas" w:eastAsia="맑은 고딕"/>
+          <w:sz w:val="21"/>
+        </w:rPr>
+        <w:t xml:space="preserve">VALID_NOW</w:t>
+      </w:r>
+      <w:r>
+        <w:rPr>
+          <w:rFonts w:ascii="맑은 고딕" w:hAnsi="맑은 고딕" w:eastAsia="맑은 고딕"/>
+          <w:sz w:val="21"/>
+        </w:rPr>
+        <w:t xml:space="preserve">가 </w:t>
+      </w:r>
+      <w:r>
+        <w:rPr>
+          <w:rFonts w:ascii="맑은 고딕" w:hAnsi="맑은 고딕" w:eastAsia="맑은 고딕"/>
+          <w:b/>
+          <w:sz w:val="21"/>
+        </w:rPr>
+        <w:t xml:space="preserve">WRONG VALID_TYPE</w:t>
+      </w:r>
+      <w:r>
+        <w:rPr>
+          <w:rFonts w:ascii="맑은 고딕" w:hAnsi="맑은 고딕" w:eastAsia="맑은 고딕"/>
+          <w:sz w:val="21"/>
+        </w:rPr>
+        <w:t xml:space="preserve">이 된다. 조용히 동작하지 않는다.</w:t>
       </w:r>
     </w:p>
     <w:p>
@@ -9082,7 +12259,15 @@
           <w:rFonts w:ascii="맑은 고딕" w:hAnsi="맑은 고딕" w:eastAsia="맑은 고딕"/>
           <w:sz w:val="21"/>
         </w:rPr>
-        <w:t>보호 모드를 내릴 때는 **동기 목적지를 없애기 전에 모드를 먼저 내린다.**</w:t>
+        <w:t xml:space="preserve">보호 모드를 내릴 때는 </w:t>
+      </w:r>
+      <w:r>
+        <w:rPr>
+          <w:rFonts w:ascii="맑은 고딕" w:hAnsi="맑은 고딕" w:eastAsia="맑은 고딕"/>
+          <w:b/>
+          <w:sz w:val="21"/>
+        </w:rPr>
+        <w:t xml:space="preserve">동기 목적지를 없애기 전에 모드를 먼저 내린다.</w:t>
       </w:r>
     </w:p>
     <w:p>
@@ -9126,7 +12311,21 @@
           <w:rFonts w:ascii="맑은 고딕" w:hAnsi="맑은 고딕" w:eastAsia="맑은 고딕"/>
           <w:sz w:val="21"/>
         </w:rPr>
-        <w:t>SRL을 `ADD`하려 했을 때 ORA-01184가 난 이유와 올바른 해결 방법은?</w:t>
+        <w:t xml:space="preserve">SRL을 </w:t>
+      </w:r>
+      <w:r>
+        <w:rPr>
+          <w:rFonts w:ascii="Consolas" w:hAnsi="Consolas" w:eastAsia="맑은 고딕"/>
+          <w:sz w:val="21"/>
+        </w:rPr>
+        <w:t xml:space="preserve">ADD</w:t>
+      </w:r>
+      <w:r>
+        <w:rPr>
+          <w:rFonts w:ascii="맑은 고딕" w:hAnsi="맑은 고딕" w:eastAsia="맑은 고딕"/>
+          <w:sz w:val="21"/>
+        </w:rPr>
+        <w:t xml:space="preserve">하려 했을 때 ORA-01184가 난 이유와 올바른 해결 방법은?</w:t>
       </w:r>
     </w:p>
     <w:p>
@@ -9138,7 +12337,21 @@
           <w:rFonts w:ascii="맑은 고딕" w:hAnsi="맑은 고딕" w:eastAsia="맑은 고딕"/>
           <w:sz w:val="21"/>
         </w:rPr>
-        <w:t>Far Sync의 전달 목적지에 `VALID_FOR=(STANDBY_LOGFILES, STANDBY_ROLE)`을 주는 이유는?</w:t>
+        <w:t xml:space="preserve">Far Sync의 전달 목적지에 </w:t>
+      </w:r>
+      <w:r>
+        <w:rPr>
+          <w:rFonts w:ascii="Consolas" w:hAnsi="Consolas" w:eastAsia="맑은 고딕"/>
+          <w:sz w:val="21"/>
+        </w:rPr>
+        <w:t xml:space="preserve">VALID_FOR=(STANDBY_LOGFILES, STANDBY_ROLE)</w:t>
+      </w:r>
+      <w:r>
+        <w:rPr>
+          <w:rFonts w:ascii="맑은 고딕" w:hAnsi="맑은 고딕" w:eastAsia="맑은 고딕"/>
+          <w:sz w:val="21"/>
+        </w:rPr>
+        <w:t xml:space="preserve">을 주는 이유는?</w:t>
       </w:r>
     </w:p>
     <w:p>
@@ -9150,7 +12363,21 @@
           <w:rFonts w:ascii="맑은 고딕" w:hAnsi="맑은 고딕" w:eastAsia="맑은 고딕"/>
           <w:sz w:val="21"/>
         </w:rPr>
-        <w:t>세 노드의 `PROTECTION_LEVEL`이 서로 다른 이유를 설명하라.</w:t>
+        <w:t xml:space="preserve">세 노드의 </w:t>
+      </w:r>
+      <w:r>
+        <w:rPr>
+          <w:rFonts w:ascii="Consolas" w:hAnsi="Consolas" w:eastAsia="맑은 고딕"/>
+          <w:sz w:val="21"/>
+        </w:rPr>
+        <w:t xml:space="preserve">PROTECTION_LEVEL</w:t>
+      </w:r>
+      <w:r>
+        <w:rPr>
+          <w:rFonts w:ascii="맑은 고딕" w:hAnsi="맑은 고딕" w:eastAsia="맑은 고딕"/>
+          <w:sz w:val="21"/>
+        </w:rPr>
+        <w:t xml:space="preserve">이 서로 다른 이유를 설명하라.</w:t>
       </w:r>
     </w:p>
     <w:p>
@@ -9162,7 +12389,21 @@
           <w:rFonts w:ascii="맑은 고딕" w:hAnsi="맑은 고딕" w:eastAsia="맑은 고딕"/>
           <w:sz w:val="21"/>
         </w:rPr>
-        <w:t>계단식 목적지에서 `VALID_FOR`를 잘못 줬을 때 왜 발견하기 어려운가?</w:t>
+        <w:t xml:space="preserve">계단식 목적지에서 </w:t>
+      </w:r>
+      <w:r>
+        <w:rPr>
+          <w:rFonts w:ascii="Consolas" w:hAnsi="Consolas" w:eastAsia="맑은 고딕"/>
+          <w:sz w:val="21"/>
+        </w:rPr>
+        <w:t xml:space="preserve">VALID_FOR</w:t>
+      </w:r>
+      <w:r>
+        <w:rPr>
+          <w:rFonts w:ascii="맑은 고딕" w:hAnsi="맑은 고딕" w:eastAsia="맑은 고딕"/>
+          <w:sz w:val="21"/>
+        </w:rPr>
+        <w:t xml:space="preserve">를 잘못 줬을 때 왜 발견하기 어려운가?</w:t>
       </w:r>
     </w:p>
     <w:p>
@@ -9194,7 +12435,21 @@
           <w:rFonts w:ascii="맑은 고딕" w:hAnsi="맑은 고딕" w:eastAsia="맑은 고딕"/>
           <w:sz w:val="21"/>
         </w:rPr>
-        <w:t>실습 02 — 인스턴스 기동: pfile을 작성하고 `MOUNT`한 뒤 역할과 컨트롤 파일 유형을 확인한다.</w:t>
+        <w:t xml:space="preserve">실습 02 — 인스턴스 기동: pfile을 작성하고 </w:t>
+      </w:r>
+      <w:r>
+        <w:rPr>
+          <w:rFonts w:ascii="Consolas" w:hAnsi="Consolas" w:eastAsia="맑은 고딕"/>
+          <w:sz w:val="21"/>
+        </w:rPr>
+        <w:t xml:space="preserve">MOUNT</w:t>
+      </w:r>
+      <w:r>
+        <w:rPr>
+          <w:rFonts w:ascii="맑은 고딕" w:hAnsi="맑은 고딕" w:eastAsia="맑은 고딕"/>
+          <w:sz w:val="21"/>
+        </w:rPr>
+        <w:t xml:space="preserve">한 뒤 역할과 컨트롤 파일 유형을 확인한다.</w:t>
       </w:r>
     </w:p>
     <w:p>
@@ -9206,7 +12461,21 @@
           <w:rFonts w:ascii="맑은 고딕" w:hAnsi="맑은 고딕" w:eastAsia="맑은 고딕"/>
           <w:sz w:val="21"/>
         </w:rPr>
-        <w:t>실습 03 — SRL 실체화: ORA-01184를 재현하고 `CLEAR LOGFILE`로 해결한다.</w:t>
+        <w:t xml:space="preserve">실습 03 — SRL 실체화: ORA-01184를 재현하고 </w:t>
+      </w:r>
+      <w:r>
+        <w:rPr>
+          <w:rFonts w:ascii="Consolas" w:hAnsi="Consolas" w:eastAsia="맑은 고딕"/>
+          <w:sz w:val="21"/>
+        </w:rPr>
+        <w:t xml:space="preserve">CLEAR LOGFILE</w:t>
+      </w:r>
+      <w:r>
+        <w:rPr>
+          <w:rFonts w:ascii="맑은 고딕" w:hAnsi="맑은 고딕" w:eastAsia="맑은 고딕"/>
+          <w:sz w:val="21"/>
+        </w:rPr>
+        <w:t xml:space="preserve">로 해결한다.</w:t>
       </w:r>
     </w:p>
     <w:p>
@@ -9242,7 +12511,21 @@
           <w:rFonts w:ascii="맑은 고딕" w:hAnsi="맑은 고딕" w:eastAsia="맑은 고딕"/>
           <w:sz w:val="21"/>
         </w:rPr>
-        <w:t>실습 06 — 보호 모드 상향: `MAXIMUM AVAILABILITY`로 올리고 세 노드의 값을 비교한다.</w:t>
+        <w:t xml:space="preserve">실습 06 — 보호 모드 상향: </w:t>
+      </w:r>
+      <w:r>
+        <w:rPr>
+          <w:rFonts w:ascii="Consolas" w:hAnsi="Consolas" w:eastAsia="맑은 고딕"/>
+          <w:sz w:val="21"/>
+        </w:rPr>
+        <w:t xml:space="preserve">MAXIMUM AVAILABILITY</w:t>
+      </w:r>
+      <w:r>
+        <w:rPr>
+          <w:rFonts w:ascii="맑은 고딕" w:hAnsi="맑은 고딕" w:eastAsia="맑은 고딕"/>
+          <w:sz w:val="21"/>
+        </w:rPr>
+        <w:t xml:space="preserve">로 올리고 세 노드의 값을 비교한다.</w:t>
       </w:r>
     </w:p>
     <w:p>
@@ -9267,6 +12550,8 @@
       </w:r>
     </w:p>
     <w:sectPr>
+      <w:headerReference w:type="default" r:id="rId9"/>
+      <w:footerReference w:type="default" r:id="rId10"/>
       <w:pgSz w:w="12240" w:h="15840"/>
       <w:pgMar w:top="1440" w:right="1800" w:bottom="1440" w:left="1800" w:header="720" w:footer="720" w:gutter="0"/>
       <w:cols w:space="720"/>
@@ -9274,6 +12559,26 @@
     </w:sectPr>
   </w:body>
 </w:document>
+</file>
+
+<file path=word/footer1.xml><?xml version="1.0" encoding="utf-8"?>
+<w:ftr xmlns:m="http://schemas.openxmlformats.org/officeDocument/2006/math" xmlns:mc="http://schemas.openxmlformats.org/markup-compatibility/2006" xmlns:mo="http://schemas.microsoft.com/office/mac/office/2008/main" xmlns:mv="urn:schemas-microsoft-com:mac:vml" xmlns:o="urn:schemas-microsoft-com:office:office" xmlns:r="http://schemas.openxmlformats.org/officeDocument/2006/relationships" xmlns:v="urn:schemas-microsoft-com:vml" xmlns:w10="urn:schemas-microsoft-com:office:word" xmlns:w14="http://schemas.microsoft.com/office/word/2010/wordml" xmlns:w="http://schemas.openxmlformats.org/wordprocessingml/2006/main" xmlns:wne="http://schemas.microsoft.com/office/word/2006/wordml" xmlns:wp14="http://schemas.microsoft.com/office/word/2010/wordprocessingDrawing" xmlns:wp="http://schemas.openxmlformats.org/drawingml/2006/wordprocessingDrawing" xmlns:wpc="http://schemas.microsoft.com/office/word/2010/wordprocessingCanvas" xmlns:wpg="http://schemas.microsoft.com/office/word/2010/wordprocessingGroup" xmlns:wpi="http://schemas.microsoft.com/office/word/2010/wordprocessingInk" xmlns:wps="http://schemas.microsoft.com/office/word/2010/wordprocessingShape" mc:Ignorable="w14 wp14">
+  <w:p>
+    <w:pPr>
+      <w:pStyle w:val="Footer"/>
+    </w:pPr>
+  </w:p>
+</w:ftr>
+</file>
+
+<file path=word/header1.xml><?xml version="1.0" encoding="utf-8"?>
+<w:hdr xmlns:m="http://schemas.openxmlformats.org/officeDocument/2006/math" xmlns:mc="http://schemas.openxmlformats.org/markup-compatibility/2006" xmlns:mo="http://schemas.microsoft.com/office/mac/office/2008/main" xmlns:mv="urn:schemas-microsoft-com:mac:vml" xmlns:o="urn:schemas-microsoft-com:office:office" xmlns:r="http://schemas.openxmlformats.org/officeDocument/2006/relationships" xmlns:v="urn:schemas-microsoft-com:vml" xmlns:w10="urn:schemas-microsoft-com:office:word" xmlns:w14="http://schemas.microsoft.com/office/word/2010/wordml" xmlns:w="http://schemas.openxmlformats.org/wordprocessingml/2006/main" xmlns:wne="http://schemas.microsoft.com/office/word/2006/wordml" xmlns:wp14="http://schemas.microsoft.com/office/word/2010/wordprocessingDrawing" xmlns:wp="http://schemas.openxmlformats.org/drawingml/2006/wordprocessingDrawing" xmlns:wpc="http://schemas.microsoft.com/office/word/2010/wordprocessingCanvas" xmlns:wpg="http://schemas.microsoft.com/office/word/2010/wordprocessingGroup" xmlns:wpi="http://schemas.microsoft.com/office/word/2010/wordprocessingInk" xmlns:wps="http://schemas.microsoft.com/office/word/2010/wordprocessingShape" mc:Ignorable="w14 wp14">
+  <w:p>
+    <w:pPr>
+      <w:pStyle w:val="Header"/>
+    </w:pPr>
+  </w:p>
+</w:hdr>
 </file>
 
 <file path=word/numbering.xml><?xml version="1.0" encoding="utf-8"?>
